--- a/submissions/kaisennhu/02_算法方案/解题方案与验证报告.docx
+++ b/submissions/kaisennhu/02_算法方案/解题方案与验证报告.docx
@@ -2375,7 +2375,7 @@
     </w:p>
     <w:p>
       <w:r>
-        <w:t>阅读和解压可以使用 Windows。源码构建和测试使用 Linux 或 WSL，依赖 C++17 编译器、make、Python 3.10或更高版本；运行策略不需要 GPU、网络或第三方 Python 包。随包另提供 Linux x86_64 静态可执行程序及 SHA256，可跳过编译运行单条输入。</w:t>
+        <w:t>文档可在 GitHub 在线阅读，也可下载到 Windows 阅读。源码构建和测试使用 Linux 或 WSL，依赖 C++17 编译器、make、Python 3.10或更高版本；运行策略不需要 GPU、网络或第三方 Python 包。随包另提供 Linux x86_64 静态可执行程序及 SHA256，可跳过编译运行单条输入。</w:t>
       </w:r>
     </w:p>
     <w:p>
@@ -2945,7 +2945,7 @@
     </w:p>
     <w:p>
       <w:r>
-        <w:t>可执行程序对应随包唯一源码，放在03_程序/bin/linux-x86_64。ZIP 使用普通 DOS 文件属性，不依赖 Unix 解压权限；预编译入口校验哈希后，仅为包内程序恢复用户执行权限。Windows 原生不能直接运行 Linux ELF，请在 WSL 内运行。</w:t>
+        <w:t>可执行程序对应唯一策略源码，放在03_程序/bin/linux-x86_64。完整克隆仓库后即可运行；预编译入口校验哈希并恢复程序的用户执行权限。Windows 原生不能直接运行 Linux ELF，请在 WSL 内运行。</w:t>
       </w:r>
     </w:p>
     <w:p>

--- a/submissions/kaisennhu/02_算法方案/解题方案与验证报告.docx
+++ b/submissions/kaisennhu/02_算法方案/解题方案与验证报告.docx
@@ -20,7 +20,12 @@
     </w:p>
     <w:p>
       <w:r>
-        <w:t>同一份C++17策略，对应源码、可执行程序、验证证据和答辩材料。</w:t>
+        <w:t>请求到达时，联合决定分块、合并与传输路径；请求完成后，再根据复用证据和预算决定是否建立缓存。有限观察窗口用于比较可见批次之间的资源竞争。</w:t>
+      </w:r>
+    </w:p>
+    <w:p>
+      <w:r>
+        <w:t>阅读顺序：整体算法与完整例子 → 通用性和边界 → 验证证据 → 运行复现 → 官方依据。实现预算、复杂度和代码定位放在算法附录。</w:t>
       </w:r>
     </w:p>
     <w:p>
@@ -33,50 +38,7 @@
         <w:pStyle w:val="Heading1"/>
       </w:pPr>
       <w:r>
-        <w:t>材料来源与评测范围</w:t>
-      </w:r>
-    </w:p>
-    <w:p>
-      <w:r>
-        <w:t>赛题由参赛人提供，原文保存在本目录赛题.docx。公开实现和数据来自出题人仓库（https://github.com/mycastiel/hackathon/tree/6b1666eb908a4cb55a84dc20832d9e57ffc1e4c4/public），固定提交为6b1666eb908a4cb55a84dc20832d9e57ffc1e4c4，核验日期2026-10-29。</w:t>
-      </w:r>
-    </w:p>
-    <w:p>
-      <w:r>
-        <w:t>03目录的39条公开JSON直接取自该提交，保持原始字节。模拟器、解析器、生成器、校验器、评分器、冻结成本和参考成本均使用官方实现；只提交自己的player/solution.cpp。官方完整说明原文留在本目录；其中部分可选对照策略/脚本不纳入本提交包，构建、验证和评分所需组件均已包含。</w:t>
-      </w:r>
-    </w:p>
-    <w:p>
-      <w:r>
-        <w:t>官方数据哈希.json记录39条文件哈希；SDK来源与哈希.json记录包含的官方组件哈希。没有修改参考成本，也没有运行score.sh --freeze。</w:t>
-      </w:r>
-    </w:p>
-    <w:p>
-      <w:r>
-        <w:t>扩展399条由本地构建并与官方数据分开报告：官方生成器及显式后处理形成318条资源、覆盖、分布和回归输入；另有33条协议级分布/尺寸边界输入、24条缓存与到达过程专项，以及24条在本次策略冻结后生成的独立家族。只有最后24条在本次方案选择时未见；其他数据均属于可见验证或回归材料。输入参数和哈希见04目录各manifest。所有本地合成数据都不等同主办方隐藏集。</w:t>
-      </w:r>
-    </w:p>
-    <w:p>
-      <w:r>
-        <w:t>公开评分是本地执行官方评分脚本的结果：可行性20分、优化60分、时限/内存10分；文档10分由评委人工评价。仿真J不能当作真实Ascend/NPU、NVMe或主机端到端性能实测。</w:t>
-      </w:r>
-    </w:p>
-    <w:p>
-      <w:r>
-        <w:t>SDK的命中按整个iocb键(device_id,ssd_offset,length)匹配，自动H2D，不进入on_submit；TTL从提升完成起算，命中不续TTL。字段promote_hit_rate实际是插入成功数/提升次数，不能当作后续复用命中率。旧资源别名mooncake_capacity与kvcache_pool_capacity由官方解析器统一。</w:t>
-      </w:r>
-    </w:p>
-    <w:p>
-      <w:r>
-        <w:br w:type="page"/>
-      </w:r>
-    </w:p>
-    <w:p>
-      <w:pPr>
-        <w:pStyle w:val="Heading1"/>
-      </w:pPr>
-      <w:r>
-        <w:t>在线区间调度、观察窗口比较与缓存准入</w:t>
+        <w:t>算法设计：整体流程、分阶段决策与运行示例</w:t>
       </w:r>
     </w:p>
     <w:p>
@@ -84,17 +46,221 @@
         <w:pStyle w:val="Heading2"/>
       </w:pPr>
       <w:r>
-        <w:t>目标与信息边界</w:t>
+        <w:t>一、整体方案：先完成当前读取，再决定是否为后续复用建立缓存</w:t>
       </w:r>
     </w:p>
     <w:p>
       <w:r>
-        <w:t>最小化完整 Trace 的 J = time_cost_per_us × TraceTime + CPUCost + NPUCost。输入由主办方 SDK 的 on_submit 和 on_iocb_complete 回调提供。策略只使用当前未命中请求、运行状态及历史；不访问文件名、instance_id、随机种子、完整 Trace 或未来请求。</w:t>
+        <w:t>这道题的输入是一段按时间到达的读取请求记录，称为Trace。每个请求指定SSD上的数据范围和目标计算卡上的HBM位置。我们的目标是在容量、对齐、并发和时间限制内，把所有请求正确完成，并尽量降低整条Trace的时间与调用成本。</w:t>
       </w:r>
     </w:p>
     <w:p>
       <w:r>
-        <w:t>本实现是单一 C++17 策略。主办方模拟器负责真实的共享带宽、传输阶段、资源分配、TTL/LRU 和完成事件。算法不自行宣称完成时间。</w:t>
+        <w:t>优化目标是 J = time_cost_per_us × TraceTime + CPUCost + NPUCost。当前公开时间系数为1；调用成本按官方单价和次数累计，不是本机执行时间。TraceTime包含尾部已提交PROMOTE的完成时间，因此后台工作也会影响总成本。</w:t>
+      </w:r>
+    </w:p>
+    <w:p>
+      <w:r>
+        <w:t>方案由两个相互衔接的决策阶段组成。请求到达时，安排当前数据怎么搬；请求完成时，判断是否值得额外搬一份到缓存池。 前者决定分块、合并、路径和依赖，后者决定是否PROMOTE及其来源。官方模拟器负责真正执行任务、分配共享资源、处理缓存命中和计算最终成本。</w:t>
+      </w:r>
+    </w:p>
+    <w:p>
+      <w:r>
+        <w:t>前台采用“先快速规划，再有限比较”的方法：用区间动态规划生成合法的分组与路径方案，再把少量候选放到已观察到的批次窗口中比较，选择当前要提交的计划。后台采用“有复用证据才投入”的方法：只在需求仍然新鲜、缓存有容量、预计命中有收益且预算足够时提升。两部分使用同一套成本口径，避免前台省下的成本被无效后台工作抵消。</w:t>
+      </w:r>
+    </w:p>
+    <w:p>
+      <w:r>
+        <w:drawing>
+          <wp:inline xmlns:a="http://schemas.openxmlformats.org/drawingml/2006/main" xmlns:pic="http://schemas.openxmlformats.org/drawingml/2006/picture">
+            <wp:extent cx="5943600" cy="6339840"/>
+            <wp:docPr id="1" name="Picture 1"/>
+            <wp:cNvGraphicFramePr>
+              <a:graphicFrameLocks noChangeAspect="1"/>
+            </wp:cNvGraphicFramePr>
+            <a:graphic>
+              <a:graphicData uri="http://schemas.openxmlformats.org/drawingml/2006/picture">
+                <pic:pic>
+                  <pic:nvPicPr>
+                    <pic:cNvPr id="0" name="算法总体流程.png"/>
+                    <pic:cNvPicPr/>
+                  </pic:nvPicPr>
+                  <pic:blipFill>
+                    <a:blip r:embed="rId11"/>
+                    <a:stretch>
+                      <a:fillRect/>
+                    </a:stretch>
+                  </pic:blipFill>
+                  <pic:spPr>
+                    <a:xfrm>
+                      <a:off x="0" y="0"/>
+                      <a:ext cx="5943600" cy="6339840"/>
+                    </a:xfrm>
+                    <a:prstGeom prst="rect"/>
+                  </pic:spPr>
+                </pic:pic>
+              </a:graphicData>
+            </a:graphic>
+          </wp:inline>
+        </w:drawing>
+      </w:r>
+    </w:p>
+    <w:p>
+      <w:pPr>
+        <w:pStyle w:val="Caption"/>
+      </w:pPr>
+      <w:r>
+        <w:t>算法总体流程：请求到达时规划，完成时评估缓存</w:t>
+      </w:r>
+    </w:p>
+    <w:p>
+      <w:r>
+        <w:t>图中蓝色步骤由我们的策略决定，灰色步骤由官方框架执行。不同请求可以处于不同阶段：前一个请求正在PROMOTE时，后一个请求仍可到达并进行前台读取。</w:t>
+      </w:r>
+    </w:p>
+    <w:tbl>
+      <w:tblPr>
+        <w:tblStyle w:val="LightShading-Accent1"/>
+        <w:tblW w:type="auto" w:w="0"/>
+        <w:tblLook w:firstColumn="1" w:firstRow="1" w:lastColumn="0" w:lastRow="0" w:noHBand="0" w:noVBand="1" w:val="04A0"/>
+      </w:tblPr>
+      <w:tblGrid>
+        <w:gridCol w:w="3360"/>
+        <w:gridCol w:w="3360"/>
+        <w:gridCol w:w="3360"/>
+      </w:tblGrid>
+      <w:tr>
+        <w:tc>
+          <w:tcPr>
+            <w:tcW w:type="dxa" w:w="3360"/>
+          </w:tcPr>
+          <w:p>
+            <w:r>
+              <w:rPr>
+                <w:sz w:val="18"/>
+              </w:rPr>
+              <w:t>决策机会</w:t>
+            </w:r>
+          </w:p>
+        </w:tc>
+        <w:tc>
+          <w:tcPr>
+            <w:tcW w:type="dxa" w:w="3360"/>
+          </w:tcPr>
+          <w:p>
+            <w:r>
+              <w:rPr>
+                <w:sz w:val="18"/>
+              </w:rPr>
+              <w:t>策略收到什么</w:t>
+            </w:r>
+          </w:p>
+        </w:tc>
+        <w:tc>
+          <w:tcPr>
+            <w:tcW w:type="dxa" w:w="3360"/>
+          </w:tcPr>
+          <w:p>
+            <w:r>
+              <w:rPr>
+                <w:sz w:val="18"/>
+              </w:rPr>
+              <w:t>策略返回什么</w:t>
+            </w:r>
+          </w:p>
+        </w:tc>
+      </w:tr>
+      <w:tr>
+        <w:tc>
+          <w:tcPr>
+            <w:tcW w:type="dxa" w:w="3360"/>
+          </w:tcPr>
+          <w:p>
+            <w:r>
+              <w:rPr>
+                <w:sz w:val="18"/>
+              </w:rPr>
+              <w:t>on_submit</w:t>
+            </w:r>
+          </w:p>
+        </w:tc>
+        <w:tc>
+          <w:tcPr>
+            <w:tcW w:type="dxa" w:w="3360"/>
+          </w:tcPr>
+          <w:p>
+            <w:r>
+              <w:rPr>
+                <w:sz w:val="18"/>
+              </w:rPr>
+              <w:t>当前批次未命中的请求、资源和在途状态</w:t>
+            </w:r>
+          </w:p>
+        </w:tc>
+        <w:tc>
+          <w:tcPr>
+            <w:tcW w:type="dxa" w:w="3360"/>
+          </w:tcPr>
+          <w:p>
+            <w:r>
+              <w:rPr>
+                <w:sz w:val="18"/>
+              </w:rPr>
+              <w:t>当前批次的前台操作及传输依赖</w:t>
+            </w:r>
+          </w:p>
+        </w:tc>
+      </w:tr>
+      <w:tr>
+        <w:tc>
+          <w:tcPr>
+            <w:tcW w:type="dxa" w:w="3360"/>
+          </w:tcPr>
+          <w:p>
+            <w:r>
+              <w:rPr>
+                <w:sz w:val="18"/>
+              </w:rPr>
+              <w:t>on_iocb_complete</w:t>
+            </w:r>
+          </w:p>
+        </w:tc>
+        <w:tc>
+          <w:tcPr>
+            <w:tcW w:type="dxa" w:w="3360"/>
+          </w:tcPr>
+          <w:p>
+            <w:r>
+              <w:rPr>
+                <w:sz w:val="18"/>
+              </w:rPr>
+              <w:t>刚完成的一个请求、当前运行状态</w:t>
+            </w:r>
+          </w:p>
+        </w:tc>
+        <w:tc>
+          <w:tcPr>
+            <w:tcW w:type="dxa" w:w="3360"/>
+          </w:tcPr>
+          <w:p>
+            <w:r>
+              <w:rPr>
+                <w:sz w:val="18"/>
+              </w:rPr>
+              <w:t>一条针对该请求的PROMOTE，或不提升</w:t>
+            </w:r>
+          </w:p>
+        </w:tc>
+      </w:tr>
+    </w:tbl>
+    <w:p>
+      <w:r>
+        <w:t>框架先查缓存，再把未命中部分交给策略。命中的请求由框架执行“缓存池→HBM”的H2D复制，也会消耗带宽、并发名额和调用成本。策略不能查看未来请求，不能任意撤销已提交操作，也不能自行宣布完成时间。PROMOTE只能针对刚完成的完整请求提出；当前实现允许它从当前时刻起执行，并未主动预约一个更晚的启动时刻。</w:t>
+      </w:r>
+    </w:p>
+    <w:p>
+      <w:r>
+        <w:t>下面按一次决策实际经过的顺序展开：第二节解释前台五步，第三节解释完成后的缓存决策，第四节把它们串成一个例子，第五节回到整体效果与限制。搜索上限、复杂度和代码定位放在末尾附录。</w:t>
       </w:r>
     </w:p>
     <w:p>
@@ -102,32 +268,331 @@
         <w:pStyle w:val="Heading2"/>
       </w:pPr>
       <w:r>
-        <w:t>前台规划</w:t>
+        <w:t>二、请求到达后的前台流程</w:t>
+      </w:r>
+    </w:p>
+    <w:p>
+      <w:pPr>
+        <w:pStyle w:val="Heading3"/>
+      </w:pPr>
+      <w:r>
+        <w:t>2.1 看清请求和当前负载，建立后续计算的依据</w:t>
       </w:r>
     </w:p>
     <w:p>
       <w:r>
-        <w:t>对每个 IOCB 建立 iov 累计结束位置索引。切分逻辑区间时二分定位首个相交 iov，只输出实际交集；首尾 SSD 扩读按 512B 对齐，禁止写入无关 HBM。</w:t>
+        <w:t>一个请求（IOCB）描述一个SSD区间，但目标可能分散在多个HBM片段（iov）。因此，不能只把请求看成一个“长度”，还要知道切下来的每段数据应该写到哪里。程序先为iov建立累计长度索引，后续切分时通过二分定位相关片段，只输出真正相交的目标区间。</w:t>
       </w:r>
     </w:p>
     <w:p>
       <w:r>
-        <w:t>候选块上限取 2MiB 和 8MiB，均受实际临时池容量约束；比较候选成本后选择，而不是为某个长度固定路径。较大的可行块可以避免小尾块和额外调用，较小块则保留流水与池复用机会。无法进入候选模拟预算的输入使用 2MiB 规划及容量切分。</w:t>
+        <w:t>同一阶段还记录请求的设备、到达时刻和历史访问情况，读取当前SSD及各卡复制资源上的活动任务，并删除已经全部完成的观察批次。索引供本次前台规划使用；访问记录会在完成回调中用于缓存判断。两类状态在这里建立，但此时不会因为“看起来重复”就提前PROMOTE。</w:t>
+      </w:r>
+    </w:p>
+    <w:p>
+      <w:pPr>
+        <w:pStyle w:val="Heading3"/>
+      </w:pPr>
+      <w:r>
+        <w:t>2.2 按容量分块，把大请求变成可合法搬运的片段</w:t>
       </w:r>
     </w:p>
     <w:p>
       <w:r>
-        <w:t>按设备和 SSD 起点排序，在同卡相接或重叠区间上做窗口为 128 的动态规划，联合选择合并边界和 DIRECT / AGGREGATE / FALLBACK。DIRECT 要求每个逻辑交集的 SSD 起点、HBM 目标和长度均符合对齐。暂存路径检查缓冲容量；DIRECT / AGGREGATE 检查所有者数与 IOCB 槽位约束。</w:t>
+        <w:t>大请求可能放不进临时HBM或DDR池，需要分块后循环复用缓冲区。程序先以2MiB为候选块上限生成一份计划；普通规模输入还会比较8MiB块上限。候选上限并不意味着每块一定那么大，实际长度还受请求末尾、对齐和可用池容量约束。</w:t>
       </w:r>
     </w:p>
     <w:p>
       <w:r>
-        <w:t>拆分的 IOCB 不与其他所有者共享一个操作，避免不同操作交叉占用槽位后互相等待。输出显式的读→复制依赖；缓冲释放、复制并发和循环复用由 SDK 管理。</w:t>
+        <w:t>对不能DIRECT的片段，物理SSD读取可向512B边界扩展，但复制到目标HBM时只写有效数据。拆分边界尽量避免制造很小的尾块。需要暂存的物理范围必须能由对应临时池容纳。</w:t>
       </w:r>
     </w:p>
     <w:p>
       <w:r>
-        <w:t>DP 使用资源工作量与调用成本的加法代理。SSD 为全局共享资源；复制活动按类型及设备分别估计，并按对应硬并发限制取值。DP 最优只针对当前代理和候选区间，不是对完整在线 J 的最优证明。</w:t>
+        <w:t>这一步得到的是带有来源、目标映射和对齐属性的片段集合，还没有决定哪些片段合成一个操作。较小块有利于流水和释放缓冲，较大块有利于减少命令与固定费用，下一步会比较这些取舍。</w:t>
+      </w:r>
+    </w:p>
+    <w:p>
+      <w:pPr>
+        <w:pStyle w:val="Heading3"/>
+      </w:pPr>
+      <w:r>
+        <w:t>2.3 用区间动态规划，同时选择合并边界和传输路径</w:t>
+      </w:r>
+    </w:p>
+    <w:p>
+      <w:r>
+        <w:t>程序按设备和SSD起点排序片段，从每个位置向后查看最多128个片段，枚举可以组成一组的连续区间。候选组必须位于同一张卡；SSD范围须按本实现的对齐连接条件相接或重叠，且不能超过块上限。被拆分的IOCB不与其他IOCB共享同一个操作，防止多个操作交叉占住请求槽位形成循环等待。</w:t>
+      </w:r>
+    </w:p>
+    <w:p>
+      <w:r>
+        <w:t>对每个候选组，程序比较三条路径。三条路径都可以服务多个当前请求，“合并”不是AGGREGATE的专属能力。</w:t>
+      </w:r>
+    </w:p>
+    <w:tbl>
+      <w:tblPr>
+        <w:tblStyle w:val="LightShading-Accent1"/>
+        <w:tblW w:type="auto" w:w="0"/>
+        <w:tblLook w:firstColumn="1" w:firstRow="1" w:lastColumn="0" w:lastRow="0" w:noHBand="0" w:noVBand="1" w:val="04A0"/>
+      </w:tblPr>
+      <w:tblGrid>
+        <w:gridCol w:w="3360"/>
+        <w:gridCol w:w="3360"/>
+        <w:gridCol w:w="3360"/>
+      </w:tblGrid>
+      <w:tr>
+        <w:tc>
+          <w:tcPr>
+            <w:tcW w:type="dxa" w:w="3360"/>
+          </w:tcPr>
+          <w:p>
+            <w:r>
+              <w:rPr>
+                <w:sz w:val="18"/>
+              </w:rPr>
+              <w:t>路径</w:t>
+            </w:r>
+          </w:p>
+        </w:tc>
+        <w:tc>
+          <w:tcPr>
+            <w:tcW w:type="dxa" w:w="3360"/>
+          </w:tcPr>
+          <w:p>
+            <w:r>
+              <w:rPr>
+                <w:sz w:val="18"/>
+              </w:rPr>
+              <w:t>数据路线</w:t>
+            </w:r>
+          </w:p>
+        </w:tc>
+        <w:tc>
+          <w:tcPr>
+            <w:tcW w:type="dxa" w:w="3360"/>
+          </w:tcPr>
+          <w:p>
+            <w:r>
+              <w:rPr>
+                <w:sz w:val="18"/>
+              </w:rPr>
+              <w:t>本实现怎样判断可用</w:t>
+            </w:r>
+          </w:p>
+        </w:tc>
+      </w:tr>
+      <w:tr>
+        <w:tc>
+          <w:tcPr>
+            <w:tcW w:type="dxa" w:w="3360"/>
+          </w:tcPr>
+          <w:p>
+            <w:r>
+              <w:rPr>
+                <w:sz w:val="18"/>
+              </w:rPr>
+              <w:t>DIRECT</w:t>
+            </w:r>
+          </w:p>
+        </w:tc>
+        <w:tc>
+          <w:tcPr>
+            <w:tcW w:type="dxa" w:w="3360"/>
+          </w:tcPr>
+          <w:p>
+            <w:r>
+              <w:rPr>
+                <w:sz w:val="18"/>
+              </w:rPr>
+              <w:t>SSD→目标HBM</w:t>
+            </w:r>
+          </w:p>
+        </w:tc>
+        <w:tc>
+          <w:tcPr>
+            <w:tcW w:type="dxa" w:w="3360"/>
+          </w:tcPr>
+          <w:p>
+            <w:r>
+              <w:rPr>
+                <w:sz w:val="18"/>
+              </w:rPr>
+              <w:t>各逻辑交集满足512B对齐，合并区间无重叠且首尾相接，请求所有者数不超过槽位上限</w:t>
+            </w:r>
+          </w:p>
+        </w:tc>
+      </w:tr>
+      <w:tr>
+        <w:tc>
+          <w:tcPr>
+            <w:tcW w:type="dxa" w:w="3360"/>
+          </w:tcPr>
+          <w:p>
+            <w:r>
+              <w:rPr>
+                <w:sz w:val="18"/>
+              </w:rPr>
+              <w:t>AGGREGATE</w:t>
+            </w:r>
+          </w:p>
+        </w:tc>
+        <w:tc>
+          <w:tcPr>
+            <w:tcW w:type="dxa" w:w="3360"/>
+          </w:tcPr>
+          <w:p>
+            <w:r>
+              <w:rPr>
+                <w:sz w:val="18"/>
+              </w:rPr>
+              <w:t>SSD→临时HBM→目标HBM</w:t>
+            </w:r>
+          </w:p>
+        </w:tc>
+        <w:tc>
+          <w:tcPr>
+            <w:tcW w:type="dxa" w:w="3360"/>
+          </w:tcPr>
+          <w:p>
+            <w:r>
+              <w:rPr>
+                <w:sz w:val="18"/>
+              </w:rPr>
+              <w:t>合并物理范围能放进临时HBM，目标映射完整，请求所有者数不超过槽位上限</w:t>
+            </w:r>
+          </w:p>
+        </w:tc>
+      </w:tr>
+      <w:tr>
+        <w:tc>
+          <w:tcPr>
+            <w:tcW w:type="dxa" w:w="3360"/>
+          </w:tcPr>
+          <w:p>
+            <w:r>
+              <w:rPr>
+                <w:sz w:val="18"/>
+              </w:rPr>
+              <w:t>FALLBACK</w:t>
+            </w:r>
+          </w:p>
+        </w:tc>
+        <w:tc>
+          <w:tcPr>
+            <w:tcW w:type="dxa" w:w="3360"/>
+          </w:tcPr>
+          <w:p>
+            <w:r>
+              <w:rPr>
+                <w:sz w:val="18"/>
+              </w:rPr>
+              <w:t>SSD→DDR→目标HBM</w:t>
+            </w:r>
+          </w:p>
+        </w:tc>
+        <w:tc>
+          <w:tcPr>
+            <w:tcW w:type="dxa" w:w="3360"/>
+          </w:tcPr>
+          <w:p>
+            <w:r>
+              <w:rPr>
+                <w:sz w:val="18"/>
+              </w:rPr>
+              <w:t>合并物理范围能放进DDR，目标映射完整</w:t>
+            </w:r>
+          </w:p>
+        </w:tc>
+      </w:tr>
+    </w:tbl>
+    <w:p>
+      <w:r>
+        <w:t>候选成本由SSD服务时间、必要复制时间和调用成本估计组成。SSD按全局活动情况估计，复制按目标卡、复制类型及硬并发限制估计；缓冲占用也进入路径代理估值。这里计算的是用于快速筛选的局部成本，不是最终官方J。</w:t>
+      </w:r>
+    </w:p>
+    <w:p>
+      <w:r>
+        <w:t>动态规划的含义是：已经处理好前面若干片段后，比较“接下来只处理一个片段”和“把接下来的几个片段合并处理”，选累计估计成本较低的分组方式。其递推可以写成：</w:t>
+      </w:r>
+    </w:p>
+    <w:p>
+      <w:r>
+        <w:rPr>
+          <w:rFonts w:ascii="Courier New" w:hAnsi="Courier New"/>
+          <w:sz w:val="16"/>
+        </w:rPr>
+        <w:t>best[0] = 0</w:t>
+      </w:r>
+    </w:p>
+    <w:p>
+      <w:r>
+        <w:rPr>
+          <w:rFonts w:ascii="Courier New" w:hAnsi="Courier New"/>
+          <w:sz w:val="16"/>
+        </w:rPr>
+        <w:t>best[j] = min(best[i] + Estimate(片段i到j之前的候选组, 路径))</w:t>
+      </w:r>
+    </w:p>
+    <w:p>
+      <w:r>
+        <w:t>回溯最优转移后，得到一整批请求的分组边界和路径。这样不必把“先合并、再选路径”拆成两套互相矛盾的规则，也不会固定认为“越大越好”或“对齐就一定优先合并”。</w:t>
+      </w:r>
+    </w:p>
+    <w:p>
+      <w:pPr>
+        <w:pStyle w:val="Heading3"/>
+      </w:pPr>
+      <w:r>
+        <w:t>2.4 在有限观察窗口中比较，修正逐组估计看不到的竞争</w:t>
+      </w:r>
+    </w:p>
+    <w:p>
+      <w:r>
+        <w:t>逐组估计适合快速规划，但若同时提交很多组，它们会竞争SSD、请求槽位和临时池。例如，某条路径单独看很便宜，却可能占住槽位，让其他批次迟迟不能开始。为观察这种整体影响，程序在计算预算允许时进行第二轮比较。</w:t>
+      </w:r>
+    </w:p>
+    <w:p>
+      <w:r>
+        <w:t>候选来自两个块上限下的规划结果，以及在合法条件下偏向AGGREGATE或FALLBACK的路径改写。DIRECT操作保持DIRECT，无法满足目标池或槽位限制的组保持原路径。候选数量固定有界，不进行无限参数搜索。</w:t>
+      </w:r>
+    </w:p>
+    <w:p>
+      <w:r>
+        <w:t>比较使用官方模拟器，但只重建当前批次和有限数量的已见批次。历史候选来自仍有前台请求未完成的批次，最多保留32批，再受iov和操作预算裁剪。为了比较路径偏好的整体效果，局部试算可能改写观察窗口内旧计划的路径；这只是反事实试算，不会改写真实执行中已经提交的旧操作。最后只输出当前批次的选中计划。</w:t>
+      </w:r>
+    </w:p>
+    <w:p>
+      <w:r>
+        <w:t>窗口省略了更早的工作、缓存命中搬运和后台PROMOTE，也不是从完整实时状态恢复执行。因此，该比较仍是近似。普通路径估值会读取当前活动状态，但不能把第二轮试算称为对当前系统所有竞争的精确回放。输入过大时跳过这一轮，保留已有合法计划。</w:t>
+      </w:r>
+    </w:p>
+    <w:p>
+      <w:pPr>
+        <w:pStyle w:val="Heading3"/>
+      </w:pPr>
+      <w:r>
+        <w:t>2.5 输出操作和依赖，并为完成后的缓存判断记账</w:t>
+      </w:r>
+    </w:p>
+    <w:p>
+      <w:r>
+        <w:t>每个最终分组生成一个operation。当前实现的DIRECT组包含一条SSD传输项；AGGREGATE或FALLBACK组包含一条SSD传输项和一条带多个目标片段的D2D或H2D复制项。复制明确依赖本组SSD阶段完成，不能在数据尚未读入时先执行。</w:t>
+      </w:r>
+    </w:p>
+    <w:p>
+      <w:r>
+        <w:t>合并与并发在这里分开表达：合并决定一个operation包含哪些请求；并发取决于哪些传输项已经启动、尚未完成。把三个读取合成一个大读取，会把这组工作的SSD传输项数变成一个；多个组仍可并行或流水执行。group_id只是组织标识，不会自动形成资源独占或减少调用计费。</w:t>
+      </w:r>
+    </w:p>
+    <w:p>
+      <w:r>
+        <w:t>模拟器的实际并发度按活动传输项统计：全局SSD把各卡的前台SSD阶段与PROMOTE_SSD一起计数，复制则按卡和H2D/D2H/D2D类型分别计数。未启动的排队项不计入。请求槽位、CPU核数、累计调用次数以及一个operation包含多少请求，都是不同概念。复制并发上限限制能否启动；当前实际并发度与数据大小共同决定性能桶和传输速率。</w:t>
+      </w:r>
+    </w:p>
+    <w:p>
+      <w:r>
+        <w:t>只有选中计划参与缓存账本。共享SSD工作按物理字节估计，复制按有效字节估计，组内调用成本按有效字节分摊到请求；全局SSD工作与单卡复制工作使用不同并行范围。这个账本用于估计后续命中能省下多少工作，不修改官方计分器。返回计划后，由框架执行、释放缓冲并逐请求触发完成回调。</w:t>
       </w:r>
     </w:p>
     <w:p>
@@ -135,32 +600,117 @@
         <w:pStyle w:val="Heading2"/>
       </w:pPr>
       <w:r>
-        <w:t>有界观察窗口比较</w:t>
+        <w:t>三、请求完成后的缓存流程</w:t>
+      </w:r>
+    </w:p>
+    <w:p>
+      <w:pPr>
+        <w:pStyle w:val="Heading3"/>
+      </w:pPr>
+      <w:r>
+        <w:t>3.1 先区分本次完成来自缓存命中，还是策略安排的前台读取</w:t>
       </w:r>
     </w:p>
     <w:p>
       <w:r>
-        <w:t>普通批次在不超过 1024 个可见请求、2048 个 iov、初始计划不超过 2048 个操作时，比较至多六种候选：两个块长下的 DP 方案，以及各自可行的 AGGREGATE / FALLBACK 路径偏好。DIRECT 保留直接路径；不满足目标池或槽位条件的操作保持原有合法路径。</w:t>
+        <w:t>缓存命中的请求没有进入我们的on_submit，因此没有策略持有的前台工作记录。它完成后，程序按上次准入时估计的单次命中收益更新后续提升预算，并限制累计额度不超过上次提升成本，然后返回“不提升”。</w:t>
       </w:r>
     </w:p>
     <w:p>
       <w:r>
-        <w:t>历史窗口只保留仍含未完成前台请求的已到达批次，最多 32 批。按总 iov 32768 和基准计划操作预算 512 进一步截断。在窗口中对路径偏好进行反事实模拟，以观察批间槽位占用、缓冲池和共享带宽对流水的影响；仅执行当前批次选中的操作。</w:t>
+        <w:t>对于由策略安排的未命中读取，程序取出第二节留下的工作账本，再检查是否值得缓存。这个区分避免把一次已经命中的访问误当作新的SSD读取，也避免对它重复发起提升。</w:t>
+      </w:r>
+    </w:p>
+    <w:p>
+      <w:pPr>
+        <w:pStyle w:val="Heading3"/>
+      </w:pPr>
+      <w:r>
+        <w:t>3.2 先检查复用证据是否仍然有效</w:t>
       </w:r>
     </w:p>
     <w:p>
       <w:r>
-        <w:t>反事实模拟并不修改已经执行的任务。它使用官方 SDK 的同一资源模型，但省略窗口外工作、缓存命中搬运和后台提升，所以仍是条件性成本估计。不能将其称为真实全状态快照回放或已知未来的全局优化。</w:t>
+        <w:t>每个缓存键是“设备、SSD起点、读取长度”，不是HBM地址或请求编号。该键维护跨时刻访问记录、平均访问间隔、间隔波动、最近需求及有复用证据的字节距离。同一时刻批量出现的重复请求，不被当作多个独立周期的复用证据。</w:t>
       </w:r>
     </w:p>
     <w:p>
       <w:r>
-        <w:t>无历史前缀时，按完整操作形状和所有者映射缓存局部成本，最多保存 64 项，每项签名不超过 32768 个整数。缓存键不使用用例标识；只复用相同资源模型下、相同操作拓扑的结果。</w:t>
+        <w:t>准入先排除以下情况：没有跨时刻重复、整个对象放不进缓存池、访问间隔达到TTL、最近需求已经过时、有复用证据的字节距离超过容量范围、同键已经缓存或正在提升。新鲜度允许的时间范围由平均间隔和两倍间隔绝对偏差共同决定，以容忍已经观察到的到达抖动。</w:t>
       </w:r>
     </w:p>
     <w:p>
       <w:r>
-        <w:t>在保守空闲、没有缓存及提升历史，且最多 6 个完整块、256 个 iov 时，还可枚举受限微批计划。单次枚举最多 3072 个候选；两个块长至多触发两次。该搜索只见当前 submit，且不将结论外推到有后台工作的状态。</w:t>
+        <w:t>这些检查先回答“现在还有没有理由为这个对象投入”。即使以前读过多次，如果它在前台排队太久、热点已经变化，完成时仍可能被拒绝。字节距离只由再次出现且可放入池中的对象推进，用来降低一次性扫描对热点证据的干扰；它仍然是工作集压力的近似。</w:t>
+      </w:r>
+    </w:p>
+    <w:p>
+      <w:pPr>
+        <w:pStyle w:val="Heading3"/>
+      </w:pPr>
+      <w:r>
+        <w:t>3.3 再检查命中收益与提升预算</w:t>
+      </w:r>
+    </w:p>
+    <w:p>
+      <w:r>
+        <w:t>缓存命中仍需一次H2D复制及CPU、NPU调用。程序估计一次未来命中的边际收益：省去的前台读取、复制和调用成本，减去命中本身的搬运和调用成本。若收益不为正，就不值得为这种访问方式建立缓存。</w:t>
+      </w:r>
+    </w:p>
+    <w:p>
+      <w:r>
+        <w:t>即使单次命中看起来有收益，也不能默认未来会命中很多次。程序用已经观察到的同键读取工作量形成提升预算：只记尚未入账的不同到达时刻；过时证据会清除。预算足以承担估计的提升成本时才准入，接受后消费预算。它相当于限制后台投入规模的经验账本，不是对未来命中次数的保证。</w:t>
+      </w:r>
+    </w:p>
+    <w:p>
+      <w:r>
+        <w:t>这两道检查分别回答“命中一次是否有用”和“现在投入是否足够谨慎”。它们都通过后，才会真正返回PROMOTE决策。</w:t>
+      </w:r>
+    </w:p>
+    <w:p>
+      <w:pPr>
+        <w:pStyle w:val="Heading3"/>
+      </w:pPr>
+      <w:r>
+        <w:t>3.4 选择提升来源，再交给框架执行</w:t>
+      </w:r>
+    </w:p>
+    <w:p>
+      <w:r>
+        <w:t>PROMOTE有两个来源：从已完成请求的HBM通过D2H写入缓存池，或从SSD重新读取后写入缓存池。程序比较两条路径的预计就绪成本，考虑全局SSD负载，以及源卡D2H的活动、排队和并发上限。来源选择考虑排队等待；准入使用的新增服务成本则避免把同一排队等待重复收费。</w:t>
+      </w:r>
+    </w:p>
+    <w:p>
+      <w:r>
+        <w:t>当前实现给PROMOTE较低优先级，最早启动时间设为当前完成时刻。它允许尽快启动，但不保证立即启动，也不表示只使用空闲带宽。PROMOTE_SSD会与前台SSD读取共享资源；PROMOTE_HBM使用按源卡单独建模的D2H资源。成功插入缓存后，后续完整同键请求才可能命中；TTL、LRU和实际驱逐由框架管理。</w:t>
+      </w:r>
+    </w:p>
+    <w:p>
+      <w:r>
+        <w:t>PROMOTE是服务未来访问的可选任务，当前读取不必等它完成才算完成。不过，固定SDK会等全部已提交传输结束才结束Trace，尾部PROMOTE会计入总历时。若后面没有再访问该对象，这次投入就可能只有成本，没有收益。</w:t>
+      </w:r>
+    </w:p>
+    <w:p>
+      <w:pPr>
+        <w:pStyle w:val="Heading3"/>
+      </w:pPr>
+      <w:r>
+        <w:t>3.5 提升成功后，由框架按TTL和容量管理缓存</w:t>
+      </w:r>
+    </w:p>
+    <w:p>
+      <w:r>
+        <w:t>TTL到期与容量不足是两种独立的失效原因，可理解为“或”，不是必须同时满足。TTL从PROMOTE成功入缓存时开始计算，过期后不能再命中，即使池子仍有空位。一次命中更新LRU最近访问时间，但不延长TTL。</w:t>
+      </w:r>
+    </w:p>
+    <w:p>
+      <w:r>
+        <w:t>新对象插入时，框架先检查对象是否超过整个池容量；超过则拒绝缓存。能够放入的对象先触发过期清理，再检查“现有缓存占用＋新对象长度”是否超过容量。如果仍超出，就反复按LRU淘汰最久未访问的对象，直到空间足够。因此，一个尚未到TTL的对象也可能因给新对象腾位置而被淘汰。</w:t>
+      </w:r>
+    </w:p>
+    <w:p>
+      <w:r>
+        <w:t>我们的策略控制是否发起PROMOTE，从而影响插入哪些对象；不直接指定驱逐谁，也不修改TTL或LRU规则。提升准入中的工作集和新鲜度判断，正是为了减少“刚花成本搬进缓存、很快又被淘汰或失效”的投入。</w:t>
       </w:r>
     </w:p>
     <w:p>
@@ -168,17 +718,42 @@
         <w:pStyle w:val="Heading2"/>
       </w:pPr>
       <w:r>
-        <w:t>最终计划与缓存账本</w:t>
+        <w:t>四、用一个例子串起两个决策阶段</w:t>
       </w:r>
     </w:p>
     <w:p>
       <w:r>
-        <w:t>只对最终选定的前台操作记账：SSD 工作按物理字节，复制按有效字节，共享命令成本按有效字节分摊。全局 SSD 工作与单卡复制工作使用不同并行范围。保留该 IOCB 的边际工作估计，供完成回调使用；完成后释放账本。</w:t>
+        <w:t>以下为机制示意，假设路径比较和缓存准入满足文中条件；它不表示程序对任何三个请求都会输出相同结果。</w:t>
       </w:r>
     </w:p>
     <w:p>
       <w:r>
-        <w:t>每个缓存键维护跨时刻访问次数、EWMA 间隔及绝对偏差、最近需求、有复用证据的字节距离和提升预算。历史队列上限为 131072 条更新记录。相同到达时刻的重复不被当作独立周期复用证据。工作集压力只由跨时刻再次出现且可容纳的对象推进，一次性扫描不直接抹掉热点证据；这仍是对工作集的近似。间隔绝对偏差使新鲜度容忍观测到的到达抖动，稳定节奏下不会额外放宽。</w:t>
+        <w:t>某批次包含A、B、C三个请求，都发往同一张卡，SSD范围分别为0—4KiB、4—8KiB、8—12KiB，目标HBM位置分散且不满足DIRECT对齐。它们能放进临时池。</w:t>
+      </w:r>
+    </w:p>
+    <w:p>
+      <w:r>
+        <w:t>第一阶段，程序建立目标片段索引，不需要因容量继续切分；然后比较“分别读取”“合并AB再处理C”“合并ABC”等分组及AGGREGATE/FALLBACK路径。假设观察窗口比较后选择一个合并FALLBACK操作，那么输出是一条12KiB的SSD→DDR传输，以及依赖它完成的一条多目标H2D复制。A、B、C仍分别得到自己的4KiB，并没有变成一个请求。</w:t>
+      </w:r>
+    </w:p>
+    <w:p>
+      <w:r>
+        <w:t>这次合并FALLBACK的CPU成本为固定费8、SSD命令费2、H2D调用费1，共11；NPU调用成本为1。如果三者分别用同样的FALLBACK步骤处理，则CPU成本为33、NPU成本为3。是否真正降低J，还取决于大块读取、复制及等待对整体时间的影响。</w:t>
+      </w:r>
+    </w:p>
+    <w:p>
+      <w:r>
+        <w:t>第二阶段，每个IOCB完整完成后分别进入缓存判断。第一次观察到它们时，缺少跨时刻复用证据，程序不提升。之后A的数据再次被请求并读完，若新鲜度、收益和预算等条件均满足，程序才为A的完整4KiB发起PROMOTE。虽然此前A、B、C合并读取，缓存键仍按各自的完整请求建立，不会自动把整个12KiB合并区间作为一个缓存项。</w:t>
+      </w:r>
+    </w:p>
+    <w:p>
+      <w:r>
+        <w:t>若A的PROMOTE已经完成、缓存未过期且未被驱逐，后续同卡、同SSD起点、同长度的A请求由框架直接执行缓存池→HBM的H2D复制，不进入前台规划。它仍占用该卡H2D资源并产生调用成本。HBM里曾经存在A的数据本身不构成缓存命中。</w:t>
+      </w:r>
+    </w:p>
+    <w:p>
+      <w:r>
+        <w:t>这个过程把前台计划和后台投资连接起来：前台先减少当前工作量，再用实际选中计划估计缓存价值；缓存命中改变后续进入策略的请求集合与资源负载，策略继续基于新的可见状态决策。</w:t>
       </w:r>
     </w:p>
     <w:p>
@@ -186,27 +761,27 @@
         <w:pStyle w:val="Heading2"/>
       </w:pPr>
       <w:r>
-        <w:t>缓存准入和来源选择</w:t>
+        <w:t>五、整体效果、设计取舍与适用范围</w:t>
       </w:r>
     </w:p>
     <w:p>
       <w:r>
-        <w:t>只有前台完整完成后才能发起提升。准入要求：至少两次有间隔的观测；整个对象不超过缓存池；间隔小于 TTL；最近需求没有超过 TTL，也没有超过估计访问间隔加两倍间隔绝对偏差；有复用证据的字节距离仍在容量范围内；没有相同键的缓存或在途提升。</w:t>
+        <w:t>方案的核心分工是：区间规划解决“哪些请求一起搬、走哪条路”，观察窗口解决“这些计划一起执行时是否相互阻塞”，复用准入解决“是否值得为后续访问再投入一次搬运”。 三者共同服务整条Trace的J，任何单项的局部收益都不能替代总成本判断。</w:t>
       </w:r>
     </w:p>
     <w:p>
       <w:r>
-        <w:t>每次未来命中的边际收益，估计为省去的前台读取、复制和调用，减去命中 H2D 的时间与调用。收益必须为正。</w:t>
+        <w:t>大块合并能减少调用，却可能占用缓冲和槽位更久；更多并发可能提高带宽利用率，也可能增加竞争；缓存能省SSD读取，却会产生提升成本、H2D命中搬运和驱逐。这些取舍都通过同一成本口径及官方独立回放评估，而不是只追求命中率、最大合并块或最短单次读取。</w:t>
       </w:r>
     </w:p>
     <w:p>
       <w:r>
-        <w:t>提升预算来自已观察到的同键读取工作量，按尚未记账的不同到达时刻累积，不用 TTL / 间隔外推固定数量的未来命中。实际缓存命中的完成反馈，可赚取不超过上次提升成本的后续预算。需求跨过容量或 TTL 边界时清除过时证据。预算本身来自代理估值，不是对实际总成本的竞争比保证。</w:t>
+        <w:t>当前冻结策略在官方39条输入上自动评分89.9792/90，438条输入各三次运行和回放通过。详细的逐例成本、回退、规模和资源结果见验证报告（../05_验证结果/验证报告.md）。这些结果支持所测范围内的合法性和收益，不证明每个输入都优于贪心，也不代表真实硬件加速。</w:t>
       </w:r>
     </w:p>
     <w:p>
       <w:r>
-        <w:t>PROMOTE_SSD 与 PROMOTE_HBM 的选择比较当前队列下预计就绪成本。HBM 提升的排队压力按真实源卡统计，复制并发按该卡 D2H 限制；SSD 提升计全局 SSD 压力。来源就绪估计可以包含等待，准入新增服务成本不把同一队列等待重复收费。</w:t>
+        <w:t>方案仍有明确限制：窗口未包含全部后台活动，候选块长和分组范围有限，缓存未来收益只能估计。没有按文件名、题号或种子分支，但有限测试也不能证明不存在分布依赖。更大的输入或新负载应冻结策略后留出新家族验证，保留失败与成本回退，而不是反复用同一留出集选择参数。</w:t>
       </w:r>
     </w:p>
     <w:p>
@@ -214,17 +789,262 @@
         <w:pStyle w:val="Heading2"/>
       </w:pPr>
       <w:r>
-        <w:t>复杂度与资源边界</w:t>
+        <w:t>附录A：实现预算与复杂度</w:t>
       </w:r>
     </w:p>
     <w:p>
       <w:r>
-        <w:t>设 V 为总 iov 数、B 为块数、W=128、L 为最终映射交集数。索引构建 O(V)，排序 O(B log B)，区间候选至多 O(BW)，所有者集合维护带对数因子，映射约 O(B log Vmax + L)。通常生成两种块长的计划；高 iov 输入受预算保护，不进入普通候选模拟。</w:t>
+        <w:t>以下数值控制搜索和状态规模，不是按测试编号匹配的特例。</w:t>
+      </w:r>
+    </w:p>
+    <w:tbl>
+      <w:tblPr>
+        <w:tblStyle w:val="LightShading-Accent1"/>
+        <w:tblW w:type="auto" w:w="0"/>
+        <w:tblLook w:firstColumn="1" w:firstRow="1" w:lastColumn="0" w:lastRow="0" w:noHBand="0" w:noVBand="1" w:val="04A0"/>
+      </w:tblPr>
+      <w:tblGrid>
+        <w:gridCol w:w="5040"/>
+        <w:gridCol w:w="5040"/>
+      </w:tblGrid>
+      <w:tr>
+        <w:tc>
+          <w:tcPr>
+            <w:tcW w:type="dxa" w:w="5040"/>
+          </w:tcPr>
+          <w:p>
+            <w:r>
+              <w:rPr>
+                <w:sz w:val="18"/>
+              </w:rPr>
+              <w:t>项目</w:t>
+            </w:r>
+          </w:p>
+        </w:tc>
+        <w:tc>
+          <w:tcPr>
+            <w:tcW w:type="dxa" w:w="5040"/>
+          </w:tcPr>
+          <w:p>
+            <w:r>
+              <w:rPr>
+                <w:sz w:val="18"/>
+              </w:rPr>
+              <w:t>当前实现</w:t>
+            </w:r>
+          </w:p>
+        </w:tc>
+      </w:tr>
+      <w:tr>
+        <w:tc>
+          <w:tcPr>
+            <w:tcW w:type="dxa" w:w="5040"/>
+          </w:tcPr>
+          <w:p>
+            <w:r>
+              <w:rPr>
+                <w:sz w:val="18"/>
+              </w:rPr>
+              <w:t>前台块上限候选</w:t>
+            </w:r>
+          </w:p>
+        </w:tc>
+        <w:tc>
+          <w:tcPr>
+            <w:tcW w:type="dxa" w:w="5040"/>
+          </w:tcPr>
+          <w:p>
+            <w:r>
+              <w:rPr>
+                <w:sz w:val="18"/>
+              </w:rPr>
+              <w:t>2MiB、8MiB；实际受对齐与池容量约束</w:t>
+            </w:r>
+          </w:p>
+        </w:tc>
+      </w:tr>
+      <w:tr>
+        <w:tc>
+          <w:tcPr>
+            <w:tcW w:type="dxa" w:w="5040"/>
+          </w:tcPr>
+          <w:p>
+            <w:r>
+              <w:rPr>
+                <w:sz w:val="18"/>
+              </w:rPr>
+              <w:t>区间向后搜索窗口</w:t>
+            </w:r>
+          </w:p>
+        </w:tc>
+        <w:tc>
+          <w:tcPr>
+            <w:tcW w:type="dxa" w:w="5040"/>
+          </w:tcPr>
+          <w:p>
+            <w:r>
+              <w:rPr>
+                <w:sz w:val="18"/>
+              </w:rPr>
+              <w:t>最多128个片段</w:t>
+            </w:r>
+          </w:p>
+        </w:tc>
+      </w:tr>
+      <w:tr>
+        <w:tc>
+          <w:tcPr>
+            <w:tcW w:type="dxa" w:w="5040"/>
+          </w:tcPr>
+          <w:p>
+            <w:r>
+              <w:rPr>
+                <w:sz w:val="18"/>
+              </w:rPr>
+              <w:t>普通候选比较入口</w:t>
+            </w:r>
+          </w:p>
+        </w:tc>
+        <w:tc>
+          <w:tcPr>
+            <w:tcW w:type="dxa" w:w="5040"/>
+          </w:tcPr>
+          <w:p>
+            <w:r>
+              <w:rPr>
+                <w:sz w:val="18"/>
+              </w:rPr>
+              <w:t>当前请求数不超过1024、iov不超过2048、初始操作数不超过2048</w:t>
+            </w:r>
+          </w:p>
+        </w:tc>
+      </w:tr>
+      <w:tr>
+        <w:tc>
+          <w:tcPr>
+            <w:tcW w:type="dxa" w:w="5040"/>
+          </w:tcPr>
+          <w:p>
+            <w:r>
+              <w:rPr>
+                <w:sz w:val="18"/>
+              </w:rPr>
+              <w:t>历史观察窗口</w:t>
+            </w:r>
+          </w:p>
+        </w:tc>
+        <w:tc>
+          <w:tcPr>
+            <w:tcW w:type="dxa" w:w="5040"/>
+          </w:tcPr>
+          <w:p>
+            <w:r>
+              <w:rPr>
+                <w:sz w:val="18"/>
+              </w:rPr>
+              <w:t>最多32批；加入历史时总iov不超过32768、累计初始操作预算不超过512</w:t>
+            </w:r>
+          </w:p>
+        </w:tc>
+      </w:tr>
+      <w:tr>
+        <w:tc>
+          <w:tcPr>
+            <w:tcW w:type="dxa" w:w="5040"/>
+          </w:tcPr>
+          <w:p>
+            <w:r>
+              <w:rPr>
+                <w:sz w:val="18"/>
+              </w:rPr>
+              <w:t>成本结果复用</w:t>
+            </w:r>
+          </w:p>
+        </w:tc>
+        <w:tc>
+          <w:tcPr>
+            <w:tcW w:type="dxa" w:w="5040"/>
+          </w:tcPr>
+          <w:p>
+            <w:r>
+              <w:rPr>
+                <w:sz w:val="18"/>
+              </w:rPr>
+              <w:t>无历史前缀且操作形状一致时复用，最多64项，每项签名不超过32768个整数</w:t>
+            </w:r>
+          </w:p>
+        </w:tc>
+      </w:tr>
+      <w:tr>
+        <w:tc>
+          <w:tcPr>
+            <w:tcW w:type="dxa" w:w="5040"/>
+          </w:tcPr>
+          <w:p>
+            <w:r>
+              <w:rPr>
+                <w:sz w:val="18"/>
+              </w:rPr>
+              <w:t>微批枚举</w:t>
+            </w:r>
+          </w:p>
+        </w:tc>
+        <w:tc>
+          <w:tcPr>
+            <w:tcW w:type="dxa" w:w="5040"/>
+          </w:tcPr>
+          <w:p>
+            <w:r>
+              <w:rPr>
+                <w:sz w:val="18"/>
+              </w:rPr>
+              <w:t>保守空闲、无缓存或提升历史、最多6个完整块和256个iov；每次规划至多3072个候选，两个块上限可各触发一次</w:t>
+            </w:r>
+          </w:p>
+        </w:tc>
+      </w:tr>
+      <w:tr>
+        <w:tc>
+          <w:tcPr>
+            <w:tcW w:type="dxa" w:w="5040"/>
+          </w:tcPr>
+          <w:p>
+            <w:r>
+              <w:rPr>
+                <w:sz w:val="18"/>
+              </w:rPr>
+              <w:t>访问历史队列</w:t>
+            </w:r>
+          </w:p>
+        </w:tc>
+        <w:tc>
+          <w:tcPr>
+            <w:tcW w:type="dxa" w:w="5040"/>
+          </w:tcPr>
+          <w:p>
+            <w:r>
+              <w:rPr>
+                <w:sz w:val="18"/>
+              </w:rPr>
+              <w:t>最多131072条更新记录</w:t>
+            </w:r>
+          </w:p>
+        </w:tc>
+      </w:tr>
+    </w:tbl>
+    <w:p>
+      <w:r>
+        <w:t>微批枚举只在受限候选集合内精确。成本结果复用的是相同操作形状的局部试算，不是把不同实时队列的成本视为相同，也不读取用例标识。</w:t>
       </w:r>
     </w:p>
     <w:p>
       <w:r>
-        <w:t>候选模拟的开销还取决于 SDK 中活动传输和完成事件数，不能把整个策略简写成 O(BW)。观察窗口、候选数、签名缓存和微批搜索均显式有界。完整进程仍包含 SDK 输入/输出 JSON、未完成请求和缓存状态，因此不是恒定内存算法。</w:t>
+        <w:t>设V为总iov数、B为片段数、W=128、L为最终目标映射交集数。索引构建为O(V)，排序为O(B log B)，区间候选最多O(BW)，所有者集合维护还包含对数因子，映射约为O(B log Vmax + L)。局部模拟耗时另取决于事件和活动传输数，不能把整个策略简写为O(BW)。</w:t>
+      </w:r>
+    </w:p>
+    <w:p>
+      <w:r>
+        <w:t>观察窗口和历史记录有界，但SDK输入输出、在途请求和缓存状态仍占内存；本方案不声称恒定内存或任意规模安全。</w:t>
       </w:r>
     </w:p>
     <w:p>
@@ -232,17 +1052,363 @@
         <w:pStyle w:val="Heading2"/>
       </w:pPr>
       <w:r>
-        <w:t>通用性原则</w:t>
+        <w:t>附录B：从文字流程定位到代码</w:t>
       </w:r>
     </w:p>
     <w:p>
       <w:r>
-        <w:t>带宽桶和固定调用成本来自公开规则，8 卡均衡是题面前提。对缓存过滤后的可见请求和运行队列，算法按实际设备与资源记账，不假定继续均衡。参数均为搜索预算、容量或规则导出的量，不按测试名称或精确资源组合切换特制策略。</w:t>
+        <w:t>唯一策略文件是03_程序/player/solution.cpp（../03_程序/player/solution.cpp）。可按函数名搜索，不必从头逐行阅读。</w:t>
+      </w:r>
+    </w:p>
+    <w:tbl>
+      <w:tblPr>
+        <w:tblStyle w:val="LightShading-Accent1"/>
+        <w:tblW w:type="auto" w:w="0"/>
+        <w:tblLook w:firstColumn="1" w:firstRow="1" w:lastColumn="0" w:lastRow="0" w:noHBand="0" w:noVBand="1" w:val="04A0"/>
+      </w:tblPr>
+      <w:tblGrid>
+        <w:gridCol w:w="5040"/>
+        <w:gridCol w:w="5040"/>
+      </w:tblGrid>
+      <w:tr>
+        <w:tc>
+          <w:tcPr>
+            <w:tcW w:type="dxa" w:w="5040"/>
+          </w:tcPr>
+          <w:p>
+            <w:r>
+              <w:rPr>
+                <w:sz w:val="18"/>
+              </w:rPr>
+              <w:t>文中阶段</w:t>
+            </w:r>
+          </w:p>
+        </w:tc>
+        <w:tc>
+          <w:tcPr>
+            <w:tcW w:type="dxa" w:w="5040"/>
+          </w:tcPr>
+          <w:p>
+            <w:r>
+              <w:rPr>
+                <w:sz w:val="18"/>
+              </w:rPr>
+              <w:t>代码位置或标识</w:t>
+            </w:r>
+          </w:p>
+        </w:tc>
+      </w:tr>
+      <w:tr>
+        <w:tc>
+          <w:tcPr>
+            <w:tcW w:type="dxa" w:w="5040"/>
+          </w:tcPr>
+          <w:p>
+            <w:r>
+              <w:rPr>
+                <w:sz w:val="18"/>
+              </w:rPr>
+              <w:t>目标片段索引和DIRECT合法性</w:t>
+            </w:r>
+          </w:p>
+        </w:tc>
+        <w:tc>
+          <w:tcPr>
+            <w:tcW w:type="dxa" w:w="5040"/>
+          </w:tcPr>
+          <w:p>
+            <w:r>
+              <w:rPr>
+                <w:sz w:val="18"/>
+              </w:rPr>
+              <w:t>IovIndex、direct_ok</w:t>
+            </w:r>
+          </w:p>
+        </w:tc>
+      </w:tr>
+      <w:tr>
+        <w:tc>
+          <w:tcPr>
+            <w:tcW w:type="dxa" w:w="5040"/>
+          </w:tcPr>
+          <w:p>
+            <w:r>
+              <w:rPr>
+                <w:sz w:val="18"/>
+              </w:rPr>
+              <w:t>快速路径成本估计</w:t>
+            </w:r>
+          </w:p>
+        </w:tc>
+        <w:tc>
+          <w:tcPr>
+            <w:tcW w:type="dxa" w:w="5040"/>
+          </w:tcPr>
+          <w:p>
+            <w:r>
+              <w:rPr>
+                <w:sz w:val="18"/>
+              </w:rPr>
+              <w:t>estimate</w:t>
+            </w:r>
+          </w:p>
+        </w:tc>
+      </w:tr>
+      <w:tr>
+        <w:tc>
+          <w:tcPr>
+            <w:tcW w:type="dxa" w:w="5040"/>
+          </w:tcPr>
+          <w:p>
+            <w:r>
+              <w:rPr>
+                <w:sz w:val="18"/>
+              </w:rPr>
+              <w:t>请求到达、分块和区间规划</w:t>
+            </w:r>
+          </w:p>
+        </w:tc>
+        <w:tc>
+          <w:tcPr>
+            <w:tcW w:type="dxa" w:w="5040"/>
+          </w:tcPr>
+          <w:p>
+            <w:r>
+              <w:rPr>
+                <w:sz w:val="18"/>
+              </w:rPr>
+              <w:t>AdaptivePolicy::on_submit中的build_decision</w:t>
+            </w:r>
+          </w:p>
+        </w:tc>
+      </w:tr>
+      <w:tr>
+        <w:tc>
+          <w:tcPr>
+            <w:tcW w:type="dxa" w:w="5040"/>
+          </w:tcPr>
+          <w:p>
+            <w:r>
+              <w:rPr>
+                <w:sz w:val="18"/>
+              </w:rPr>
+              <w:t>候选窗口比较</w:t>
+            </w:r>
+          </w:p>
+        </w:tc>
+        <w:tc>
+          <w:tcPr>
+            <w:tcW w:type="dxa" w:w="5040"/>
+          </w:tcPr>
+          <w:p>
+            <w:r>
+              <w:rPr>
+                <w:sz w:val="18"/>
+              </w:rPr>
+              <w:t>recent_、rewrite_path、evaluate</w:t>
+            </w:r>
+          </w:p>
+        </w:tc>
+      </w:tr>
+      <w:tr>
+        <w:tc>
+          <w:tcPr>
+            <w:tcW w:type="dxa" w:w="5040"/>
+          </w:tcPr>
+          <w:p>
+            <w:r>
+              <w:rPr>
+                <w:sz w:val="18"/>
+              </w:rPr>
+              <w:t>生成操作、复制向量和依赖</w:t>
+            </w:r>
+          </w:p>
+        </w:tc>
+        <w:tc>
+          <w:tcPr>
+            <w:tcW w:type="dxa" w:w="5040"/>
+          </w:tcPr>
+          <w:p>
+            <w:r>
+              <w:rPr>
+                <w:sz w:val="18"/>
+              </w:rPr>
+              <w:t>operation</w:t>
+            </w:r>
+          </w:p>
+        </w:tc>
+      </w:tr>
+      <w:tr>
+        <w:tc>
+          <w:tcPr>
+            <w:tcW w:type="dxa" w:w="5040"/>
+          </w:tcPr>
+          <w:p>
+            <w:r>
+              <w:rPr>
+                <w:sz w:val="18"/>
+              </w:rPr>
+              <w:t>最终选中计划的收益账本</w:t>
+            </w:r>
+          </w:p>
+        </w:tc>
+        <w:tc>
+          <w:tcPr>
+            <w:tcW w:type="dxa" w:w="5040"/>
+          </w:tcPr>
+          <w:p>
+            <w:r>
+              <w:rPr>
+                <w:sz w:val="18"/>
+              </w:rPr>
+              <w:t>work_</w:t>
+            </w:r>
+          </w:p>
+        </w:tc>
+      </w:tr>
+      <w:tr>
+        <w:tc>
+          <w:tcPr>
+            <w:tcW w:type="dxa" w:w="5040"/>
+          </w:tcPr>
+          <w:p>
+            <w:r>
+              <w:rPr>
+                <w:sz w:val="18"/>
+              </w:rPr>
+              <w:t>完成后的复用准入与来源选择</w:t>
+            </w:r>
+          </w:p>
+        </w:tc>
+        <w:tc>
+          <w:tcPr>
+            <w:tcW w:type="dxa" w:w="5040"/>
+          </w:tcPr>
+          <w:p>
+            <w:r>
+              <w:rPr>
+                <w:sz w:val="18"/>
+              </w:rPr>
+              <w:t>AdaptivePolicy::on_iocb_complete</w:t>
+            </w:r>
+          </w:p>
+        </w:tc>
+      </w:tr>
+    </w:tbl>
+    <w:p>
+      <w:r>
+        <w:rPr>
+          <w:rFonts w:ascii="Courier New" w:hAnsi="Courier New"/>
+          <w:sz w:val="16"/>
+        </w:rPr>
+        <w:t>当一批未命中请求到达：</w:t>
       </w:r>
     </w:p>
     <w:p>
       <w:r>
-        <w:t>本方法面向确定性赛题模型，不宣称对任意未来后缀全局最优，也不保证每个输入都优于贪心。验证报告完整列出较差输入、独立分布和资源开销。</w:t>
+        <w:rPr>
+          <w:rFonts w:ascii="Courier New" w:hAnsi="Courier New"/>
+          <w:sz w:val="16"/>
+        </w:rPr>
+        <w:t xml:space="preserve">    整理运行状态，更新目标索引和已见访问记录</w:t>
+      </w:r>
+    </w:p>
+    <w:p>
+      <w:r>
+        <w:rPr>
+          <w:rFonts w:ascii="Courier New" w:hAnsi="Courier New"/>
+          <w:sz w:val="16"/>
+        </w:rPr>
+        <w:t xml:space="preserve">    按容量分块，用区间规划生成合法计划</w:t>
+      </w:r>
+    </w:p>
+    <w:p>
+      <w:r>
+        <w:rPr>
+          <w:rFonts w:ascii="Courier New" w:hAnsi="Courier New"/>
+          <w:sz w:val="16"/>
+        </w:rPr>
+        <w:t xml:space="preserve">    若预算允许，在有限已见窗口比较候选</w:t>
+      </w:r>
+    </w:p>
+    <w:p>
+      <w:r>
+        <w:rPr>
+          <w:rFonts w:ascii="Courier New" w:hAnsi="Courier New"/>
+          <w:sz w:val="16"/>
+        </w:rPr>
+        <w:t xml:space="preserve">    为选中计划生成依赖并记录每个请求的工作估计</w:t>
+      </w:r>
+    </w:p>
+    <w:p>
+      <w:r>
+        <w:rPr>
+          <w:rFonts w:ascii="Courier New" w:hAnsi="Courier New"/>
+          <w:sz w:val="16"/>
+        </w:rPr>
+        <w:t xml:space="preserve">    返回当前批次计划</w:t>
+      </w:r>
+    </w:p>
+    <w:p>
+      <w:r>
+        <w:rPr>
+          <w:rFonts w:ascii="Courier New" w:hAnsi="Courier New"/>
+          <w:sz w:val="16"/>
+        </w:rPr>
+      </w:r>
+    </w:p>
+    <w:p>
+      <w:r>
+        <w:rPr>
+          <w:rFonts w:ascii="Courier New" w:hAnsi="Courier New"/>
+          <w:sz w:val="16"/>
+        </w:rPr>
+        <w:t>当一个请求完成：</w:t>
+      </w:r>
+    </w:p>
+    <w:p>
+      <w:r>
+        <w:rPr>
+          <w:rFonts w:ascii="Courier New" w:hAnsi="Courier New"/>
+          <w:sz w:val="16"/>
+        </w:rPr>
+        <w:t xml:space="preserve">    若是缓存命中完成：更新预算反馈，返回不提升</w:t>
+      </w:r>
+    </w:p>
+    <w:p>
+      <w:r>
+        <w:rPr>
+          <w:rFonts w:ascii="Courier New" w:hAnsi="Courier New"/>
+          <w:sz w:val="16"/>
+        </w:rPr>
+        <w:t xml:space="preserve">    若复用、容量、新鲜度或重复提升检查不通过：返回不提升</w:t>
+      </w:r>
+    </w:p>
+    <w:p>
+      <w:r>
+        <w:rPr>
+          <w:rFonts w:ascii="Courier New" w:hAnsi="Courier New"/>
+          <w:sz w:val="16"/>
+        </w:rPr>
+        <w:t xml:space="preserve">    估计命中收益，比较SSD与HBM提升来源</w:t>
+      </w:r>
+    </w:p>
+    <w:p>
+      <w:r>
+        <w:rPr>
+          <w:rFonts w:ascii="Courier New" w:hAnsi="Courier New"/>
+          <w:sz w:val="16"/>
+        </w:rPr>
+        <w:t xml:space="preserve">    若收益不为正或预算不足：返回不提升</w:t>
+      </w:r>
+    </w:p>
+    <w:p>
+      <w:r>
+        <w:rPr>
+          <w:rFonts w:ascii="Courier New" w:hAnsi="Courier New"/>
+          <w:sz w:val="16"/>
+        </w:rPr>
+        <w:t xml:space="preserve">    消费预算，返回针对当前完整请求的PROMOTE</w:t>
       </w:r>
     </w:p>
     <w:p>
@@ -322,7 +1488,17 @@
     </w:p>
     <w:p>
       <w:r>
-        <w:t>TTL 从提升完成起计算，命中刷新 LRU 而不延长 TTL。缓存键包含设备、SSD 起点和长度。容量不足时按 SDK 的过期清理和 LRU 规则驱逐；源路径选择不能改变这套语义。</w:t>
+        <w:t>TTL 从提升完成起计算，命中刷新 LRU 而不延长 TTL。缓存键包含设备、SSD 起点和长度，按完整请求精确匹配；目标HBM地址不属于键，HBM里曾经存在数据本身不构成缓存命中。TTL到期与插入时容量不足是独立触发条件；新对象插入时先清理过期项，再按LRU逐个驱逐直到空间足够，不要求被驱逐对象已过期。对象超过整个池容量时拒绝缓存。源路径选择不能改变这套语义。</w:t>
+      </w:r>
+    </w:p>
+    <w:p>
+      <w:r>
+        <w:t>命中仍消耗目标卡H2D带宽、并发名额和CPU/NPU调用成本，与同卡FALLBACK的H2D阶段竞争。PROMOTE_SSD与前台共享全局SSD；PROMOTE_HBM使用源卡D2H，本模型按卡和复制类型分别计带宽。低优先级不保证已启动后台任务与前台互不影响。</w:t>
+      </w:r>
+    </w:p>
+    <w:p>
+      <w:r>
+        <w:t>当前SDK等待全部已提交传输完成后结束Trace，TraceTime包含尾部PROMOTE；它不能简化为仅到最后一条前台读取完成为止。单个IOCB完成不等待其后发起的PROMOTE，但整条Trace的计时会受其影响。</w:t>
       </w:r>
     </w:p>
     <w:p>
@@ -2953,6 +4129,54 @@
         <w:t>正式评测按最新官方 README 编译 player/solution.cpp 并链接主办方 SDK；题面要求的可执行程序也一并提供。官方 SDK、参考成本和原始公开数据保持原样；包装入口只增加失败检查。</w:t>
       </w:r>
     </w:p>
+    <w:p>
+      <w:r>
+        <w:br w:type="page"/>
+      </w:r>
+    </w:p>
+    <w:p>
+      <w:pPr>
+        <w:pStyle w:val="Heading1"/>
+      </w:pPr>
+      <w:r>
+        <w:t>材料来源与评测范围</w:t>
+      </w:r>
+    </w:p>
+    <w:p>
+      <w:r>
+        <w:t>赛题由参赛人提供，原文保存在本目录赛题.docx。公开实现和数据来自出题人仓库（https://github.com/mycastiel/hackathon/tree/6b1666eb908a4cb55a84dc20832d9e57ffc1e4c4/public），固定提交为6b1666eb908a4cb55a84dc20832d9e57ffc1e4c4，核验日期2026-10-29。</w:t>
+      </w:r>
+    </w:p>
+    <w:p>
+      <w:r>
+        <w:t>03目录的39条公开JSON直接取自该提交，保持原始字节。模拟器、解析器、生成器、校验器、评分器、冻结成本和参考成本均使用官方实现；只提交自己的player/solution.cpp。官方完整说明原文留在本目录；其中部分可选对照策略/脚本不纳入本提交包，构建、验证和评分所需组件均已包含。</w:t>
+      </w:r>
+    </w:p>
+    <w:p>
+      <w:r>
+        <w:t>官方数据哈希.json记录39条文件哈希；SDK来源与哈希.json记录包含的官方组件哈希。没有修改参考成本，也没有运行score.sh --freeze。</w:t>
+      </w:r>
+    </w:p>
+    <w:p>
+      <w:r>
+        <w:t>扩展399条由本地构建并与官方数据分开报告：官方生成器及显式后处理形成318条资源、覆盖、分布和回归输入；另有33条协议级分布/尺寸边界输入、24条缓存与到达过程专项，以及24条在本次策略冻结后生成的独立家族。只有最后24条在本次方案选择时未见；其他数据均属于可见验证或回归材料。输入参数和哈希见04目录各manifest。所有本地合成数据都不等同主办方隐藏集。</w:t>
+      </w:r>
+    </w:p>
+    <w:p>
+      <w:r>
+        <w:t>公开评分是本地执行官方评分脚本的结果：可行性20分、优化60分、时限/内存10分；文档10分由评委人工评价。仿真J不能当作真实Ascend/NPU、NVMe或主机端到端性能实测。</w:t>
+      </w:r>
+    </w:p>
+    <w:p>
+      <w:r>
+        <w:t>SDK的命中按整个iocb键(device_id,ssd_offset,length)匹配，自动H2D，不进入on_submit；TTL从提升完成起算，命中不续TTL。字段promote_hit_rate实际是插入成功数/提升次数，不能当作后续复用命中率。旧资源别名mooncake_capacity与kvcache_pool_capacity由官方解析器统一。</w:t>
+      </w:r>
+    </w:p>
+    <w:p>
+      <w:r>
+        <w:t>计时口径依据题面附录G及固定SDK的事件循环：TraceTime从第一个submit到达计到全部已提交传输完成，包含尾部PROMOTE。官方README对“最后一个请求完成”的概述不应被理解为忽略后台尾部任务。</w:t>
+      </w:r>
+    </w:p>
     <w:sectPr>
       <w:headerReference w:type="default" r:id="rId9"/>
       <w:footerReference w:type="default" r:id="rId10"/>

--- a/submissions/kaisennhu/02_算法方案/解题方案与验证报告.docx
+++ b/submissions/kaisennhu/02_算法方案/解题方案与验证报告.docx
@@ -25,12 +25,1410 @@
     </w:p>
     <w:p>
       <w:r>
-        <w:t>阅读顺序：整体算法与完整例子 → 通用性和边界 → 验证证据 → 运行复现 → 官方依据。实现预算、复杂度和代码定位放在算法附录。</w:t>
+        <w:t>阅读顺序：设计依据与baseline对照 → 整体算法与完整例子 → 通用性和边界 → 验证证据 → 运行复现 → 官方依据。实现预算、复杂度和代码定位放在算法附录。</w:t>
       </w:r>
     </w:p>
     <w:p>
       <w:r>
         <w:t>团队 / 作者：________________</w:t>
+      </w:r>
+    </w:p>
+    <w:p>
+      <w:pPr>
+        <w:pStyle w:val="Heading1"/>
+      </w:pPr>
+      <w:r>
+        <w:t>设计依据与优化评述</w:t>
+      </w:r>
+    </w:p>
+    <w:p>
+      <w:r>
+        <w:t>核心判断：调度要同时决定“搬多少、分几次、走哪条路、是否为未来再搬一次”，用整条Trace的综合成本衡量取舍。 我们据此采用区间分组与路径联合规划、有限观察窗口比较、复用感知缓存准入。本文解释为什么这样设计；具体执行顺序见算法设计（算法设计.md）。</w:t>
+      </w:r>
+    </w:p>
+    <w:p>
+      <w:pPr>
+        <w:pStyle w:val="Heading2"/>
+      </w:pPr>
+      <w:r>
+        <w:t>一、设计依据：目标、约束与可用信息</w:t>
+      </w:r>
+    </w:p>
+    <w:p>
+      <w:r>
+        <w:t>依据是题面（../01_题目与依据/赛题原文.md）与固定官方SDK的计费、性能桶和执行语义。目标为 J = c_t × T + C + G：c_t是每微秒的成本，T是整条Trace历时，C、G分别是累计CPU、NPU调用成本。合法覆盖、对齐、容量、槽位和复制并发是硬约束。策略只使用已到达请求、历史与当前状态。</w:t>
+      </w:r>
+    </w:p>
+    <w:p>
+      <w:r>
+        <w:t>比较两个方案时，判断的是 ΔJ = c_t × ΔT + ΔC + ΔG &lt; 0，其中Δ表示“新方案减原方案”。少读字节、少调用、高命中率都是改善J的可能手段，不能单独代替J。T包含共享资源上的实际等待和尾部PROMOTE，不能把各传输的耗时直接相加。</w:t>
+      </w:r>
+    </w:p>
+    <w:p>
+      <w:r>
+        <w:t>公开优化分按每条输入的参考J/方案J封顶后加权。因此本文分别报告官方得分、逐例J和扩展成本回退；官方冻结参考成本与可运行的贪心baseline是两个不同对照。</w:t>
+      </w:r>
+    </w:p>
+    <w:p>
+      <w:pPr>
+        <w:pStyle w:val="Heading2"/>
+      </w:pPr>
+      <w:r>
+        <w:t>二、关键性质与观察：怎样推出策略</w:t>
+      </w:r>
+    </w:p>
+    <w:p>
+      <w:r>
+        <w:t>下表前三列来自规则或成本模型推导；最后一列是本实现据此采取的措施，不表示已有全局最优性证明。</w:t>
+      </w:r>
+    </w:p>
+    <w:tbl>
+      <w:tblPr>
+        <w:tblStyle w:val="LightShading-Accent1"/>
+        <w:tblW w:type="auto" w:w="0"/>
+        <w:tblLook w:firstColumn="1" w:firstRow="1" w:lastColumn="0" w:lastRow="0" w:noHBand="0" w:noVBand="1" w:val="04A0"/>
+      </w:tblPr>
+      <w:tblGrid>
+        <w:gridCol w:w="2520"/>
+        <w:gridCol w:w="2520"/>
+        <w:gridCol w:w="2520"/>
+        <w:gridCol w:w="2520"/>
+      </w:tblGrid>
+      <w:tr>
+        <w:tc>
+          <w:tcPr>
+            <w:tcW w:type="dxa" w:w="2520"/>
+          </w:tcPr>
+          <w:p>
+            <w:r>
+              <w:rPr>
+                <w:sz w:val="18"/>
+              </w:rPr>
+              <w:t>关键性质</w:t>
+            </w:r>
+          </w:p>
+        </w:tc>
+        <w:tc>
+          <w:tcPr>
+            <w:tcW w:type="dxa" w:w="2520"/>
+          </w:tcPr>
+          <w:p>
+            <w:r>
+              <w:rPr>
+                <w:sz w:val="18"/>
+              </w:rPr>
+              <w:t>观察</w:t>
+            </w:r>
+          </w:p>
+        </w:tc>
+        <w:tc>
+          <w:tcPr>
+            <w:tcW w:type="dxa" w:w="2520"/>
+          </w:tcPr>
+          <w:p>
+            <w:r>
+              <w:rPr>
+                <w:sz w:val="18"/>
+              </w:rPr>
+              <w:t>得出的结论</w:t>
+            </w:r>
+          </w:p>
+        </w:tc>
+        <w:tc>
+          <w:tcPr>
+            <w:tcW w:type="dxa" w:w="2520"/>
+          </w:tcPr>
+          <w:p>
+            <w:r>
+              <w:rPr>
+                <w:sz w:val="18"/>
+              </w:rPr>
+              <w:t>对应设计</w:t>
+            </w:r>
+          </w:p>
+        </w:tc>
+      </w:tr>
+      <w:tr>
+        <w:tc>
+          <w:tcPr>
+            <w:tcW w:type="dxa" w:w="2520"/>
+          </w:tcPr>
+          <w:p>
+            <w:r>
+              <w:rPr>
+                <w:sz w:val="18"/>
+              </w:rPr>
+              <w:t>每个操作、SSD命令及复制项分别收费</w:t>
+            </w:r>
+          </w:p>
+        </w:tc>
+        <w:tc>
+          <w:tcPr>
+            <w:tcW w:type="dxa" w:w="2520"/>
+          </w:tcPr>
+          <w:p>
+            <w:r>
+              <w:rPr>
+                <w:sz w:val="18"/>
+              </w:rPr>
+              <w:t>碎片多时，调用成本可以超过传输时间成本</w:t>
+            </w:r>
+          </w:p>
+        </w:tc>
+        <w:tc>
+          <w:tcPr>
+            <w:tcW w:type="dxa" w:w="2520"/>
+          </w:tcPr>
+          <w:p>
+            <w:r>
+              <w:rPr>
+                <w:sz w:val="18"/>
+              </w:rPr>
+              <w:t>合并的价值包含减少固定费和调用数</w:t>
+            </w:r>
+          </w:p>
+        </w:tc>
+        <w:tc>
+          <w:tcPr>
+            <w:tcW w:type="dxa" w:w="2520"/>
+          </w:tcPr>
+          <w:p>
+            <w:r>
+              <w:rPr>
+                <w:sz w:val="18"/>
+              </w:rPr>
+              <w:t>在合法范围内共享读取与多目标复制</w:t>
+            </w:r>
+          </w:p>
+        </w:tc>
+      </w:tr>
+      <w:tr>
+        <w:tc>
+          <w:tcPr>
+            <w:tcW w:type="dxa" w:w="2520"/>
+          </w:tcPr>
+          <w:p>
+            <w:r>
+              <w:rPr>
+                <w:sz w:val="18"/>
+              </w:rPr>
+              <w:t>三条路径的对齐要求、性能桶和资源占用不同</w:t>
+            </w:r>
+          </w:p>
+        </w:tc>
+        <w:tc>
+          <w:tcPr>
+            <w:tcW w:type="dxa" w:w="2520"/>
+          </w:tcPr>
+          <w:p>
+            <w:r>
+              <w:rPr>
+                <w:sz w:val="18"/>
+              </w:rPr>
+              <w:t>多一步复制可能换来更合适的带宽或更少的槽位等待</w:t>
+            </w:r>
+          </w:p>
+        </w:tc>
+        <w:tc>
+          <w:tcPr>
+            <w:tcW w:type="dxa" w:w="2520"/>
+          </w:tcPr>
+          <w:p>
+            <w:r>
+              <w:rPr>
+                <w:sz w:val="18"/>
+              </w:rPr>
+              <w:t>没有对所有状态都成立的固定路径排序</w:t>
+            </w:r>
+          </w:p>
+        </w:tc>
+        <w:tc>
+          <w:tcPr>
+            <w:tcW w:type="dxa" w:w="2520"/>
+          </w:tcPr>
+          <w:p>
+            <w:r>
+              <w:rPr>
+                <w:sz w:val="18"/>
+              </w:rPr>
+              <w:t>联合比较分组与DIRECT、AGGREGATE、FALLBACK</w:t>
+            </w:r>
+          </w:p>
+        </w:tc>
+      </w:tr>
+      <w:tr>
+        <w:tc>
+          <w:tcPr>
+            <w:tcW w:type="dxa" w:w="2520"/>
+          </w:tcPr>
+          <w:p>
+            <w:r>
+              <w:rPr>
+                <w:sz w:val="18"/>
+              </w:rPr>
+              <w:t>速率随数据大小和活动并发变化</w:t>
+            </w:r>
+          </w:p>
+        </w:tc>
+        <w:tc>
+          <w:tcPr>
+            <w:tcW w:type="dxa" w:w="2520"/>
+          </w:tcPr>
+          <w:p>
+            <w:r>
+              <w:rPr>
+                <w:sz w:val="18"/>
+              </w:rPr>
+              <w:t>合并变大也会减少并发；小任务各自最快不代表整批最快</w:t>
+            </w:r>
+          </w:p>
+        </w:tc>
+        <w:tc>
+          <w:tcPr>
+            <w:tcW w:type="dxa" w:w="2520"/>
+          </w:tcPr>
+          <w:p>
+            <w:r>
+              <w:rPr>
+                <w:sz w:val="18"/>
+              </w:rPr>
+              <w:t>分组与并发、流水相互影响</w:t>
+            </w:r>
+          </w:p>
+        </w:tc>
+        <w:tc>
+          <w:tcPr>
+            <w:tcW w:type="dxa" w:w="2520"/>
+          </w:tcPr>
+          <w:p>
+            <w:r>
+              <w:rPr>
+                <w:sz w:val="18"/>
+              </w:rPr>
+              <w:t>先做区间规划，再用有限观察窗口比较整体计划</w:t>
+            </w:r>
+          </w:p>
+        </w:tc>
+      </w:tr>
+      <w:tr>
+        <w:tc>
+          <w:tcPr>
+            <w:tcW w:type="dxa" w:w="2520"/>
+          </w:tcPr>
+          <w:p>
+            <w:r>
+              <w:rPr>
+                <w:sz w:val="18"/>
+              </w:rPr>
+              <w:t>临时池和请求槽位会被占用到相关阶段结束</w:t>
+            </w:r>
+          </w:p>
+        </w:tc>
+        <w:tc>
+          <w:tcPr>
+            <w:tcW w:type="dxa" w:w="2520"/>
+          </w:tcPr>
+          <w:p>
+            <w:r>
+              <w:rPr>
+                <w:sz w:val="18"/>
+              </w:rPr>
+              <w:t>最大块可能长时间阻塞其他工作；大请求可能放不进池</w:t>
+            </w:r>
+          </w:p>
+        </w:tc>
+        <w:tc>
+          <w:tcPr>
+            <w:tcW w:type="dxa" w:w="2520"/>
+          </w:tcPr>
+          <w:p>
+            <w:r>
+              <w:rPr>
+                <w:sz w:val="18"/>
+              </w:rPr>
+              <w:t>合法性与资源周转必须进入规划</w:t>
+            </w:r>
+          </w:p>
+        </w:tc>
+        <w:tc>
+          <w:tcPr>
+            <w:tcW w:type="dxa" w:w="2520"/>
+          </w:tcPr>
+          <w:p>
+            <w:r>
+              <w:rPr>
+                <w:sz w:val="18"/>
+              </w:rPr>
+              <w:t>按容量分块、保留依赖，限制拆分请求跨所有者合并</w:t>
+            </w:r>
+          </w:p>
+        </w:tc>
+      </w:tr>
+      <w:tr>
+        <w:tc>
+          <w:tcPr>
+            <w:tcW w:type="dxa" w:w="2520"/>
+          </w:tcPr>
+          <w:p>
+            <w:r>
+              <w:rPr>
+                <w:sz w:val="18"/>
+              </w:rPr>
+              <w:t>PROMOTE先付费，命中仍需H2D；TTL和LRU限制存活</w:t>
+            </w:r>
+          </w:p>
+        </w:tc>
+        <w:tc>
+          <w:tcPr>
+            <w:tcW w:type="dxa" w:w="2520"/>
+          </w:tcPr>
+          <w:p>
+            <w:r>
+              <w:rPr>
+                <w:sz w:val="18"/>
+              </w:rPr>
+              <w:t>重复出现不等于值得缓存，提升成功也不等于后来复用</w:t>
+            </w:r>
+          </w:p>
+        </w:tc>
+        <w:tc>
+          <w:tcPr>
+            <w:tcW w:type="dxa" w:w="2520"/>
+          </w:tcPr>
+          <w:p>
+            <w:r>
+              <w:rPr>
+                <w:sz w:val="18"/>
+              </w:rPr>
+              <w:t>缓存是带风险的投入</w:t>
+            </w:r>
+          </w:p>
+        </w:tc>
+        <w:tc>
+          <w:tcPr>
+            <w:tcW w:type="dxa" w:w="2520"/>
+          </w:tcPr>
+          <w:p>
+            <w:r>
+              <w:rPr>
+                <w:sz w:val="18"/>
+              </w:rPr>
+              <w:t>检查复用、新鲜度、净收益和预算，再选择提升来源</w:t>
+            </w:r>
+          </w:p>
+        </w:tc>
+      </w:tr>
+      <w:tr>
+        <w:tc>
+          <w:tcPr>
+            <w:tcW w:type="dxa" w:w="2520"/>
+          </w:tcPr>
+          <w:p>
+            <w:r>
+              <w:rPr>
+                <w:sz w:val="18"/>
+              </w:rPr>
+              <w:t>未来请求不可见</w:t>
+            </w:r>
+          </w:p>
+        </w:tc>
+        <w:tc>
+          <w:tcPr>
+            <w:tcW w:type="dxa" w:w="2520"/>
+          </w:tcPr>
+          <w:p>
+            <w:r>
+              <w:rPr>
+                <w:sz w:val="18"/>
+              </w:rPr>
+              <w:t>同一已知前缀之后，热点既可能持续，也可能消失</w:t>
+            </w:r>
+          </w:p>
+        </w:tc>
+        <w:tc>
+          <w:tcPr>
+            <w:tcW w:type="dxa" w:w="2520"/>
+          </w:tcPr>
+          <w:p>
+            <w:r>
+              <w:rPr>
+                <w:sz w:val="18"/>
+              </w:rPr>
+              <w:t>在线策略不能保证每次提升正确</w:t>
+            </w:r>
+          </w:p>
+        </w:tc>
+        <w:tc>
+          <w:tcPr>
+            <w:tcW w:type="dxa" w:w="2520"/>
+          </w:tcPr>
+          <w:p>
+            <w:r>
+              <w:rPr>
+                <w:sz w:val="18"/>
+              </w:rPr>
+              <w:t>只用历史证据，限制投入，并公开回退与近似边界</w:t>
+            </w:r>
+          </w:p>
+        </w:tc>
+      </w:tr>
+    </w:tbl>
+    <w:p>
+      <w:pPr>
+        <w:pStyle w:val="Heading2"/>
+      </w:pPr>
+      <w:r>
+        <w:t>三、路径冗余：哪些是选择空间，哪些是可省成本</w:t>
+      </w:r>
+    </w:p>
+    <w:p>
+      <w:r>
+        <w:t>这里区分两层含义。可替代路径允许同一逻辑读取通过不同资源完成，是调度空间；冗余工作是重复读字节、额外调用或没有后续收益的搬运，是优化对象。不能因为一条路径多了一跳，就断言它应被删除。</w:t>
+      </w:r>
+    </w:p>
+    <w:tbl>
+      <w:tblPr>
+        <w:tblStyle w:val="LightShading-Accent1"/>
+        <w:tblW w:type="auto" w:w="0"/>
+        <w:tblLook w:firstColumn="1" w:firstRow="1" w:lastColumn="0" w:lastRow="0" w:noHBand="0" w:noVBand="1" w:val="04A0"/>
+      </w:tblPr>
+      <w:tblGrid>
+        <w:gridCol w:w="3360"/>
+        <w:gridCol w:w="3360"/>
+        <w:gridCol w:w="3360"/>
+      </w:tblGrid>
+      <w:tr>
+        <w:tc>
+          <w:tcPr>
+            <w:tcW w:type="dxa" w:w="3360"/>
+          </w:tcPr>
+          <w:p>
+            <w:r>
+              <w:rPr>
+                <w:sz w:val="18"/>
+              </w:rPr>
+              <w:t>维度</w:t>
+            </w:r>
+          </w:p>
+        </w:tc>
+        <w:tc>
+          <w:tcPr>
+            <w:tcW w:type="dxa" w:w="3360"/>
+          </w:tcPr>
+          <w:p>
+            <w:r>
+              <w:rPr>
+                <w:sz w:val="18"/>
+              </w:rPr>
+              <w:t>可能增加的成本</w:t>
+            </w:r>
+          </w:p>
+        </w:tc>
+        <w:tc>
+          <w:tcPr>
+            <w:tcW w:type="dxa" w:w="3360"/>
+          </w:tcPr>
+          <w:p>
+            <w:r>
+              <w:rPr>
+                <w:sz w:val="18"/>
+              </w:rPr>
+              <w:t>本方案的处理与边界</w:t>
+            </w:r>
+          </w:p>
+        </w:tc>
+      </w:tr>
+      <w:tr>
+        <w:tc>
+          <w:tcPr>
+            <w:tcW w:type="dxa" w:w="3360"/>
+          </w:tcPr>
+          <w:p>
+            <w:r>
+              <w:rPr>
+                <w:sz w:val="18"/>
+              </w:rPr>
+              <w:t>路径上的额外复制</w:t>
+            </w:r>
+          </w:p>
+        </w:tc>
+        <w:tc>
+          <w:tcPr>
+            <w:tcW w:type="dxa" w:w="3360"/>
+          </w:tcPr>
+          <w:p>
+            <w:r>
+              <w:rPr>
+                <w:sz w:val="18"/>
+              </w:rPr>
+              <w:t>AGGREGATE增加D2D，FALLBACK增加H2D及中转占用</w:t>
+            </w:r>
+          </w:p>
+        </w:tc>
+        <w:tc>
+          <w:tcPr>
+            <w:tcW w:type="dxa" w:w="3360"/>
+          </w:tcPr>
+          <w:p>
+            <w:r>
+              <w:rPr>
+                <w:sz w:val="18"/>
+              </w:rPr>
+              <w:t>DIRECT是合法候选时参与比较；仍保留另外两条路径以适应对齐和资源竞争</w:t>
+            </w:r>
+          </w:p>
+        </w:tc>
+      </w:tr>
+      <w:tr>
+        <w:tc>
+          <w:tcPr>
+            <w:tcW w:type="dxa" w:w="3360"/>
+          </w:tcPr>
+          <w:p>
+            <w:r>
+              <w:rPr>
+                <w:sz w:val="18"/>
+              </w:rPr>
+              <w:t>重复物理读取</w:t>
+            </w:r>
+          </w:p>
+        </w:tc>
+        <w:tc>
+          <w:tcPr>
+            <w:tcW w:type="dxa" w:w="3360"/>
+          </w:tcPr>
+          <w:p>
+            <w:r>
+              <w:rPr>
+                <w:sz w:val="18"/>
+              </w:rPr>
+              <w:t>同批同卡请求的SSD范围重叠，分别读会重复搬字节</w:t>
+            </w:r>
+          </w:p>
+        </w:tc>
+        <w:tc>
+          <w:tcPr>
+            <w:tcW w:type="dxa" w:w="3360"/>
+          </w:tcPr>
+          <w:p>
+            <w:r>
+              <w:rPr>
+                <w:sz w:val="18"/>
+              </w:rPr>
+              <w:t>AGGREGATE/FALLBACK可共享候选合并区间；目标数据仍逐请求完整覆盖</w:t>
+            </w:r>
+          </w:p>
+        </w:tc>
+      </w:tr>
+      <w:tr>
+        <w:tc>
+          <w:tcPr>
+            <w:tcW w:type="dxa" w:w="3360"/>
+          </w:tcPr>
+          <w:p>
+            <w:r>
+              <w:rPr>
+                <w:sz w:val="18"/>
+              </w:rPr>
+              <w:t>对齐扩读</w:t>
+            </w:r>
+          </w:p>
+        </w:tc>
+        <w:tc>
+          <w:tcPr>
+            <w:tcW w:type="dxa" w:w="3360"/>
+          </w:tcPr>
+          <w:p>
+            <w:r>
+              <w:rPr>
+                <w:sz w:val="18"/>
+              </w:rPr>
+              <w:t>为满足512B读取边界而多读首尾字节</w:t>
+            </w:r>
+          </w:p>
+        </w:tc>
+        <w:tc>
+          <w:tcPr>
+            <w:tcW w:type="dxa" w:w="3360"/>
+          </w:tcPr>
+          <w:p>
+            <w:r>
+              <w:rPr>
+                <w:sz w:val="18"/>
+              </w:rPr>
+              <w:t>按物理字节估计读取成本、按有效字节复制；只合并满足对齐连接条件的区间，不任意跨大间隙读取</w:t>
+            </w:r>
+          </w:p>
+        </w:tc>
+      </w:tr>
+      <w:tr>
+        <w:tc>
+          <w:tcPr>
+            <w:tcW w:type="dxa" w:w="3360"/>
+          </w:tcPr>
+          <w:p>
+            <w:r>
+              <w:rPr>
+                <w:sz w:val="18"/>
+              </w:rPr>
+              <w:t>重复控制开销</w:t>
+            </w:r>
+          </w:p>
+        </w:tc>
+        <w:tc>
+          <w:tcPr>
+            <w:tcW w:type="dxa" w:w="3360"/>
+          </w:tcPr>
+          <w:p>
+            <w:r>
+              <w:rPr>
+                <w:sz w:val="18"/>
+              </w:rPr>
+              <w:t>对每个iov分别建立操作和复制项</w:t>
+            </w:r>
+          </w:p>
+        </w:tc>
+        <w:tc>
+          <w:tcPr>
+            <w:tcW w:type="dxa" w:w="3360"/>
+          </w:tcPr>
+          <w:p>
+            <w:r>
+              <w:rPr>
+                <w:sz w:val="18"/>
+              </w:rPr>
+              <w:t>在同一批次的合法分组内，用一条读取和多目标映射减少调用</w:t>
+            </w:r>
+          </w:p>
+        </w:tc>
+      </w:tr>
+      <w:tr>
+        <w:tc>
+          <w:tcPr>
+            <w:tcW w:type="dxa" w:w="3360"/>
+          </w:tcPr>
+          <w:p>
+            <w:r>
+              <w:rPr>
+                <w:sz w:val="18"/>
+              </w:rPr>
+              <w:t>无效后台搬运</w:t>
+            </w:r>
+          </w:p>
+        </w:tc>
+        <w:tc>
+          <w:tcPr>
+            <w:tcW w:type="dxa" w:w="3360"/>
+          </w:tcPr>
+          <w:p>
+            <w:r>
+              <w:rPr>
+                <w:sz w:val="18"/>
+              </w:rPr>
+              <w:t>PROMOTE_SSD重新读SSD；任一提升若未被复用，只有投入</w:t>
+            </w:r>
+          </w:p>
+        </w:tc>
+        <w:tc>
+          <w:tcPr>
+            <w:tcW w:type="dxa" w:w="3360"/>
+          </w:tcPr>
+          <w:p>
+            <w:r>
+              <w:rPr>
+                <w:sz w:val="18"/>
+              </w:rPr>
+              <w:t>用新鲜度、收益和预算筛选；不能预知未来，仍可能误判</w:t>
+            </w:r>
+          </w:p>
+        </w:tc>
+      </w:tr>
+    </w:tbl>
+    <w:p>
+      <w:r>
+        <w:t>例如，三个相邻请求分别执行“一读一复制”的FALLBACK，CPU成本为3×(8+2+1)=33；合法合并成一读一次多目标复制后为11，NPU成本由3变1。省下的是调用开销，是否降低J还要看整体时间。前台合并不会自动把整个合并区间变成一个缓存项。</w:t>
+      </w:r>
+    </w:p>
+    <w:p>
+      <w:pPr>
+        <w:pStyle w:val="Heading2"/>
+      </w:pPr>
+      <w:r>
+        <w:t>四、相对官方baseline，具体改在哪里</w:t>
+      </w:r>
+    </w:p>
+    <w:p>
+      <w:r>
+        <w:t>对照为固定SDK默认的GreedyBaseline（../03_程序/src/framework.cpp），不是冻结参考解。它逐iov生成操作：对齐走DIRECT；否则，在扩读比不超过1.5且放得进临时HBM时走AGGREGATE，其余走FALLBACK。同键未命中计数达到2后，在完成回调中尝试一次PROMOTE_HBM；默认不重新提升该键。</w:t>
+      </w:r>
+    </w:p>
+    <w:tbl>
+      <w:tblPr>
+        <w:tblStyle w:val="LightShading-Accent1"/>
+        <w:tblW w:type="auto" w:w="0"/>
+        <w:tblLook w:firstColumn="1" w:firstRow="1" w:lastColumn="0" w:lastRow="0" w:noHBand="0" w:noVBand="1" w:val="04A0"/>
+      </w:tblPr>
+      <w:tblGrid>
+        <w:gridCol w:w="2520"/>
+        <w:gridCol w:w="2520"/>
+        <w:gridCol w:w="2520"/>
+        <w:gridCol w:w="2520"/>
+      </w:tblGrid>
+      <w:tr>
+        <w:tc>
+          <w:tcPr>
+            <w:tcW w:type="dxa" w:w="2520"/>
+          </w:tcPr>
+          <w:p>
+            <w:r>
+              <w:rPr>
+                <w:sz w:val="18"/>
+              </w:rPr>
+              <w:t>维度</w:t>
+            </w:r>
+          </w:p>
+        </w:tc>
+        <w:tc>
+          <w:tcPr>
+            <w:tcW w:type="dxa" w:w="2520"/>
+          </w:tcPr>
+          <w:p>
+            <w:r>
+              <w:rPr>
+                <w:sz w:val="18"/>
+              </w:rPr>
+              <w:t>官方baseline</w:t>
+            </w:r>
+          </w:p>
+        </w:tc>
+        <w:tc>
+          <w:tcPr>
+            <w:tcW w:type="dxa" w:w="2520"/>
+          </w:tcPr>
+          <w:p>
+            <w:r>
+              <w:rPr>
+                <w:sz w:val="18"/>
+              </w:rPr>
+              <w:t>我们的方案</w:t>
+            </w:r>
+          </w:p>
+        </w:tc>
+        <w:tc>
+          <w:tcPr>
+            <w:tcW w:type="dxa" w:w="2520"/>
+          </w:tcPr>
+          <w:p>
+            <w:r>
+              <w:rPr>
+                <w:sz w:val="18"/>
+              </w:rPr>
+              <w:t>主要取舍</w:t>
+            </w:r>
+          </w:p>
+        </w:tc>
+      </w:tr>
+      <w:tr>
+        <w:tc>
+          <w:tcPr>
+            <w:tcW w:type="dxa" w:w="2520"/>
+          </w:tcPr>
+          <w:p>
+            <w:r>
+              <w:rPr>
+                <w:sz w:val="18"/>
+              </w:rPr>
+              <w:t>组织粒度</w:t>
+            </w:r>
+          </w:p>
+        </w:tc>
+        <w:tc>
+          <w:tcPr>
+            <w:tcW w:type="dxa" w:w="2520"/>
+          </w:tcPr>
+          <w:p>
+            <w:r>
+              <w:rPr>
+                <w:sz w:val="18"/>
+              </w:rPr>
+              <w:t>逐iov，缺少跨请求合并</w:t>
+            </w:r>
+          </w:p>
+        </w:tc>
+        <w:tc>
+          <w:tcPr>
+            <w:tcW w:type="dxa" w:w="2520"/>
+          </w:tcPr>
+          <w:p>
+            <w:r>
+              <w:rPr>
+                <w:sz w:val="18"/>
+              </w:rPr>
+              <w:t>先建立目标映射，再分块和合并同批同卡区间</w:t>
+            </w:r>
+          </w:p>
+        </w:tc>
+        <w:tc>
+          <w:tcPr>
+            <w:tcW w:type="dxa" w:w="2520"/>
+          </w:tcPr>
+          <w:p>
+            <w:r>
+              <w:rPr>
+                <w:sz w:val="18"/>
+              </w:rPr>
+              <w:t>降低调用与重复读；限制组大小以控制资源占用</w:t>
+            </w:r>
+          </w:p>
+        </w:tc>
+      </w:tr>
+      <w:tr>
+        <w:tc>
+          <w:tcPr>
+            <w:tcW w:type="dxa" w:w="2520"/>
+          </w:tcPr>
+          <w:p>
+            <w:r>
+              <w:rPr>
+                <w:sz w:val="18"/>
+              </w:rPr>
+              <w:t>路径选择</w:t>
+            </w:r>
+          </w:p>
+        </w:tc>
+        <w:tc>
+          <w:tcPr>
+            <w:tcW w:type="dxa" w:w="2520"/>
+          </w:tcPr>
+          <w:p>
+            <w:r>
+              <w:rPr>
+                <w:sz w:val="18"/>
+              </w:rPr>
+              <w:t>按对齐、扩读比、HBM容量固定分支</w:t>
+            </w:r>
+          </w:p>
+        </w:tc>
+        <w:tc>
+          <w:tcPr>
+            <w:tcW w:type="dxa" w:w="2520"/>
+          </w:tcPr>
+          <w:p>
+            <w:r>
+              <w:rPr>
+                <w:sz w:val="18"/>
+              </w:rPr>
+              <w:t>区间动态规划联合选择分组边界与路径</w:t>
+            </w:r>
+          </w:p>
+        </w:tc>
+        <w:tc>
+          <w:tcPr>
+            <w:tcW w:type="dxa" w:w="2520"/>
+          </w:tcPr>
+          <w:p>
+            <w:r>
+              <w:rPr>
+                <w:sz w:val="18"/>
+              </w:rPr>
+              <w:t>将时间、CPU/NPU及资源压力放在同一估值中</w:t>
+            </w:r>
+          </w:p>
+        </w:tc>
+      </w:tr>
+      <w:tr>
+        <w:tc>
+          <w:tcPr>
+            <w:tcW w:type="dxa" w:w="2520"/>
+          </w:tcPr>
+          <w:p>
+            <w:r>
+              <w:rPr>
+                <w:sz w:val="18"/>
+              </w:rPr>
+              <w:t>整体竞争</w:t>
+            </w:r>
+          </w:p>
+        </w:tc>
+        <w:tc>
+          <w:tcPr>
+            <w:tcW w:type="dxa" w:w="2520"/>
+          </w:tcPr>
+          <w:p>
+            <w:r>
+              <w:rPr>
+                <w:sz w:val="18"/>
+              </w:rPr>
+              <w:t>不比较多组计划共同执行的成本</w:t>
+            </w:r>
+          </w:p>
+        </w:tc>
+        <w:tc>
+          <w:tcPr>
+            <w:tcW w:type="dxa" w:w="2520"/>
+          </w:tcPr>
+          <w:p>
+            <w:r>
+              <w:rPr>
+                <w:sz w:val="18"/>
+              </w:rPr>
+              <w:t>对少量候选做有限观察窗口试算</w:t>
+            </w:r>
+          </w:p>
+        </w:tc>
+        <w:tc>
+          <w:tcPr>
+            <w:tcW w:type="dxa" w:w="2520"/>
+          </w:tcPr>
+          <w:p>
+            <w:r>
+              <w:rPr>
+                <w:sz w:val="18"/>
+              </w:rPr>
+              <w:t>补充局部估值；增加决策开销且仍有窗口误差</w:t>
+            </w:r>
+          </w:p>
+        </w:tc>
+      </w:tr>
+      <w:tr>
+        <w:tc>
+          <w:tcPr>
+            <w:tcW w:type="dxa" w:w="2520"/>
+          </w:tcPr>
+          <w:p>
+            <w:r>
+              <w:rPr>
+                <w:sz w:val="18"/>
+              </w:rPr>
+              <w:t>缓存准入</w:t>
+            </w:r>
+          </w:p>
+        </w:tc>
+        <w:tc>
+          <w:tcPr>
+            <w:tcW w:type="dxa" w:w="2520"/>
+          </w:tcPr>
+          <w:p>
+            <w:r>
+              <w:rPr>
+                <w:sz w:val="18"/>
+              </w:rPr>
+              <w:t>第二次未命中后尝试提升</w:t>
+            </w:r>
+          </w:p>
+        </w:tc>
+        <w:tc>
+          <w:tcPr>
+            <w:tcW w:type="dxa" w:w="2520"/>
+          </w:tcPr>
+          <w:p>
+            <w:r>
+              <w:rPr>
+                <w:sz w:val="18"/>
+              </w:rPr>
+              <w:t>要求跨时刻复用、新鲜度、容量证据、正净收益及足够预算</w:t>
+            </w:r>
+          </w:p>
+        </w:tc>
+        <w:tc>
+          <w:tcPr>
+            <w:tcW w:type="dxa" w:w="2520"/>
+          </w:tcPr>
+          <w:p>
+            <w:r>
+              <w:rPr>
+                <w:sz w:val="18"/>
+              </w:rPr>
+              <w:t>减少无效提升，也可能错过真正热点</w:t>
+            </w:r>
+          </w:p>
+        </w:tc>
+      </w:tr>
+      <w:tr>
+        <w:tc>
+          <w:tcPr>
+            <w:tcW w:type="dxa" w:w="2520"/>
+          </w:tcPr>
+          <w:p>
+            <w:r>
+              <w:rPr>
+                <w:sz w:val="18"/>
+              </w:rPr>
+              <w:t>提升来源与再准入</w:t>
+            </w:r>
+          </w:p>
+        </w:tc>
+        <w:tc>
+          <w:tcPr>
+            <w:tcW w:type="dxa" w:w="2520"/>
+          </w:tcPr>
+          <w:p>
+            <w:r>
+              <w:rPr>
+                <w:sz w:val="18"/>
+              </w:rPr>
+              <w:t>默认固定HBM来源，每键最多尝试一次</w:t>
+            </w:r>
+          </w:p>
+        </w:tc>
+        <w:tc>
+          <w:tcPr>
+            <w:tcW w:type="dxa" w:w="2520"/>
+          </w:tcPr>
+          <w:p>
+            <w:r>
+              <w:rPr>
+                <w:sz w:val="18"/>
+              </w:rPr>
+              <w:t>比较SSD与源卡D2H压力；失效后重新满足条件可再准入</w:t>
+            </w:r>
+          </w:p>
+        </w:tc>
+        <w:tc>
+          <w:tcPr>
+            <w:tcW w:type="dxa" w:w="2520"/>
+          </w:tcPr>
+          <w:p>
+            <w:r>
+              <w:rPr>
+                <w:sz w:val="18"/>
+              </w:rPr>
+              <w:t>避免单一路径限制；排队和未来收益仍是估计</w:t>
+            </w:r>
+          </w:p>
+        </w:tc>
+      </w:tr>
+    </w:tbl>
+    <w:p>
+      <w:r>
+        <w:t>这些机制互相影响：前台合并已经降低了重读成本，缓存收益必须按选中计划重新估计；不能继续把baseline昂贵的逐iov成本当成每次命中都能节省的成本。</w:t>
+      </w:r>
+    </w:p>
+    <w:p>
+      <w:pPr>
+        <w:pStyle w:val="Heading2"/>
+      </w:pPr>
+      <w:r>
+        <w:t>五、多维度证据与结论范围</w:t>
+      </w:r>
+    </w:p>
+    <w:p>
+      <w:r>
+        <w:t>以下均来自同一冻结策略的已有记录，没有为本文重新调参。完整数据见官方逐例对照（../05_验证结果/官方公开集对照.csv）、扩展逐例对照（../05_验证结果/扩展成本对照.csv）和验证报告（../05_验证结果/验证报告.md）。</w:t>
+      </w:r>
+    </w:p>
+    <w:tbl>
+      <w:tblPr>
+        <w:tblStyle w:val="LightShading-Accent1"/>
+        <w:tblW w:type="auto" w:w="0"/>
+        <w:tblLook w:firstColumn="1" w:firstRow="1" w:lastColumn="0" w:lastRow="0" w:noHBand="0" w:noVBand="1" w:val="04A0"/>
+      </w:tblPr>
+      <w:tblGrid>
+        <w:gridCol w:w="3360"/>
+        <w:gridCol w:w="3360"/>
+        <w:gridCol w:w="3360"/>
+      </w:tblGrid>
+      <w:tr>
+        <w:tc>
+          <w:tcPr>
+            <w:tcW w:type="dxa" w:w="3360"/>
+          </w:tcPr>
+          <w:p>
+            <w:r>
+              <w:rPr>
+                <w:sz w:val="18"/>
+              </w:rPr>
+              <w:t>评价维度</w:t>
+            </w:r>
+          </w:p>
+        </w:tc>
+        <w:tc>
+          <w:tcPr>
+            <w:tcW w:type="dxa" w:w="3360"/>
+          </w:tcPr>
+          <w:p>
+            <w:r>
+              <w:rPr>
+                <w:sz w:val="18"/>
+              </w:rPr>
+              <w:t>实测证据</w:t>
+            </w:r>
+          </w:p>
+        </w:tc>
+        <w:tc>
+          <w:tcPr>
+            <w:tcW w:type="dxa" w:w="3360"/>
+          </w:tcPr>
+          <w:p>
+            <w:r>
+              <w:rPr>
+                <w:sz w:val="18"/>
+              </w:rPr>
+              <w:t>能得出的结论</w:t>
+            </w:r>
+          </w:p>
+        </w:tc>
+      </w:tr>
+      <w:tr>
+        <w:tc>
+          <w:tcPr>
+            <w:tcW w:type="dxa" w:w="3360"/>
+          </w:tcPr>
+          <w:p>
+            <w:r>
+              <w:rPr>
+                <w:sz w:val="18"/>
+              </w:rPr>
+              <w:t>官方目标</w:t>
+            </w:r>
+          </w:p>
+        </w:tc>
+        <w:tc>
+          <w:tcPr>
+            <w:tcW w:type="dxa" w:w="3360"/>
+          </w:tcPr>
+          <w:p>
+            <w:r>
+              <w:rPr>
+                <w:sz w:val="18"/>
+              </w:rPr>
+              <w:t>自动分67.1981→89.9792/90；39条中35条J更低、4条持平</w:t>
+            </w:r>
+          </w:p>
+        </w:tc>
+        <w:tc>
+          <w:tcPr>
+            <w:tcW w:type="dxa" w:w="3360"/>
+          </w:tcPr>
+          <w:p>
+            <w:r>
+              <w:rPr>
+                <w:sz w:val="18"/>
+              </w:rPr>
+              <w:t>相对官方贪心有明确公开集收益；不是隐藏集成绩</w:t>
+            </w:r>
+          </w:p>
+        </w:tc>
+      </w:tr>
+      <w:tr>
+        <w:tc>
+          <w:tcPr>
+            <w:tcW w:type="dxa" w:w="3360"/>
+          </w:tcPr>
+          <w:p>
+            <w:r>
+              <w:rPr>
+                <w:sz w:val="18"/>
+              </w:rPr>
+              <w:t>调用与时间</w:t>
+            </w:r>
+          </w:p>
+        </w:tc>
+        <w:tc>
+          <w:tcPr>
+            <w:tcW w:type="dxa" w:w="3360"/>
+          </w:tcPr>
+          <w:p>
+            <w:r>
+              <w:rPr>
+                <w:sz w:val="18"/>
+              </w:rPr>
+              <w:t>read_direct_high：CPU 40960→320，T 23252→1163微秒，J 64212→1483；SSD字节不变</w:t>
+            </w:r>
+          </w:p>
+        </w:tc>
+        <w:tc>
+          <w:tcPr>
+            <w:tcW w:type="dxa" w:w="3360"/>
+          </w:tcPr>
+          <w:p>
+            <w:r>
+              <w:rPr>
+                <w:sz w:val="18"/>
+              </w:rPr>
+              <w:t>不必减少物理字节，也能通过组织方式降低J</w:t>
+            </w:r>
+          </w:p>
+        </w:tc>
+      </w:tr>
+      <w:tr>
+        <w:tc>
+          <w:tcPr>
+            <w:tcW w:type="dxa" w:w="3360"/>
+          </w:tcPr>
+          <w:p>
+            <w:r>
+              <w:rPr>
+                <w:sz w:val="18"/>
+              </w:rPr>
+              <w:t>时间与成本的区别</w:t>
+            </w:r>
+          </w:p>
+        </w:tc>
+        <w:tc>
+          <w:tcPr>
+            <w:tcW w:type="dxa" w:w="3360"/>
+          </w:tcPr>
+          <w:p>
+            <w:r>
+              <w:rPr>
+                <w:sz w:val="18"/>
+              </w:rPr>
+              <w:t>read_aggregate_high：T 34300→33995微秒，CPU 81920→2800，NPU 20480→280</w:t>
+            </w:r>
+          </w:p>
+        </w:tc>
+        <w:tc>
+          <w:tcPr>
+            <w:tcW w:type="dxa" w:w="3360"/>
+          </w:tcPr>
+          <w:p>
+            <w:r>
+              <w:rPr>
+                <w:sz w:val="18"/>
+              </w:rPr>
+              <w:t>J下降72.88%主要体现在调用项；不能称为同幅度传输加速</w:t>
+            </w:r>
+          </w:p>
+        </w:tc>
+      </w:tr>
+      <w:tr>
+        <w:tc>
+          <w:tcPr>
+            <w:tcW w:type="dxa" w:w="3360"/>
+          </w:tcPr>
+          <w:p>
+            <w:r>
+              <w:rPr>
+                <w:sz w:val="18"/>
+              </w:rPr>
+              <w:t>缓存价值</w:t>
+            </w:r>
+          </w:p>
+        </w:tc>
+        <w:tc>
+          <w:tcPr>
+            <w:tcW w:type="dxa" w:w="3360"/>
+          </w:tcPr>
+          <w:p>
+            <w:r>
+              <w:rPr>
+                <w:sz w:val="18"/>
+              </w:rPr>
+              <w:t>promote_ssd_mid：提升256→0，命中1432→0，但J 29594→8529</w:t>
+            </w:r>
+          </w:p>
+        </w:tc>
+        <w:tc>
+          <w:tcPr>
+            <w:tcW w:type="dxa" w:w="3360"/>
+          </w:tcPr>
+          <w:p>
+            <w:r>
+              <w:rPr>
+                <w:sz w:val="18"/>
+              </w:rPr>
+              <w:t>在该输入上，减少缓存投入比追求命中更多更划算；物理SSD读取反而增加</w:t>
+            </w:r>
+          </w:p>
+        </w:tc>
+      </w:tr>
+      <w:tr>
+        <w:tc>
+          <w:tcPr>
+            <w:tcW w:type="dxa" w:w="3360"/>
+          </w:tcPr>
+          <w:p>
+            <w:r>
+              <w:rPr>
+                <w:sz w:val="18"/>
+              </w:rPr>
+              <w:t>通用性</w:t>
+            </w:r>
+          </w:p>
+        </w:tc>
+        <w:tc>
+          <w:tcPr>
+            <w:tcW w:type="dxa" w:w="3360"/>
+          </w:tcPr>
+          <w:p>
+            <w:r>
+              <w:rPr>
+                <w:sz w:val="18"/>
+              </w:rPr>
+              <w:t>扩展177条中160条更优、17条更差；冻结后独立24条中23条更优、1条更差</w:t>
+            </w:r>
+          </w:p>
+        </w:tc>
+        <w:tc>
+          <w:tcPr>
+            <w:tcW w:type="dxa" w:w="3360"/>
+          </w:tcPr>
+          <w:p>
+            <w:r>
+              <w:rPr>
+                <w:sz w:val="18"/>
+              </w:rPr>
+              <w:t>有跨负载收益，也存在回退；整体最大回退22.01%，独立组最大12.61%</w:t>
+            </w:r>
+          </w:p>
+        </w:tc>
+      </w:tr>
+      <w:tr>
+        <w:tc>
+          <w:tcPr>
+            <w:tcW w:type="dxa" w:w="3360"/>
+          </w:tcPr>
+          <w:p>
+            <w:r>
+              <w:rPr>
+                <w:sz w:val="18"/>
+              </w:rPr>
+              <w:t>正确性与工程代价</w:t>
+            </w:r>
+          </w:p>
+        </w:tc>
+        <w:tc>
+          <w:tcPr>
+            <w:tcW w:type="dxa" w:w="3360"/>
+          </w:tcPr>
+          <w:p>
+            <w:r>
+              <w:rPr>
+                <w:sz w:val="18"/>
+              </w:rPr>
+              <w:t>438条各三次官方回放通过；所测最大决策1321.250ms、峰值RSS 2886MiB</w:t>
+            </w:r>
+          </w:p>
+        </w:tc>
+        <w:tc>
+          <w:tcPr>
+            <w:tcW w:type="dxa" w:w="3360"/>
+          </w:tcPr>
+          <w:p>
+            <w:r>
+              <w:rPr>
+                <w:sz w:val="18"/>
+              </w:rPr>
+              <w:t>所测输入满足规则和资源上限；不外推为任意规模或真实硬件保证</w:t>
+            </w:r>
+          </w:p>
+        </w:tc>
+      </w:tr>
+    </w:tbl>
+    <w:p>
+      <w:r>
+        <w:t>表中的案例是整体策略对照，用于展示成本如何变化；没有逐模块关闭的消融实验，不能把全部收益独立归因于某一个机制。时间成本、调用费、字节量和缓存指标应联合阅读。</w:t>
+      </w:r>
+    </w:p>
+    <w:p>
+      <w:r>
+        <w:t>方案的价值在于把分组、路径与缓存放在统一成本口径下协调。代价是比贪心更复杂，且候选块长、搜索范围和观察窗口有限；窗口还省略部分后台流量。现有证据支持所测范围内的综合收益，不支持“全局最优”“每例必胜”或“已证明无过拟合”。后续应冻结策略，用新的负载家族测试最差回退，并通过消融辨别各机制的独立贡献。</w:t>
+      </w:r>
+    </w:p>
+    <w:p>
+      <w:r>
+        <w:br w:type="page"/>
       </w:r>
     </w:p>
     <w:p>
@@ -67,6 +1465,11 @@
     <w:p>
       <w:r>
         <w:t>前台采用“先快速规划，再有限比较”的方法：用区间动态规划生成合法的分组与路径方案，再把少量候选放到已观察到的批次窗口中比较，选择当前要提交的计划。后台采用“有复用证据才投入”的方法：只在需求仍然新鲜、缓存有容量、预计命中有收益且预算足够时提升。两部分使用同一套成本口径，避免前台省下的成本被无效后台工作抵消。</w:t>
+      </w:r>
+    </w:p>
+    <w:p>
+      <w:r>
+        <w:t>设计依据是：固定调用费让合并有价值，大小与并发相关的性能让路径必须联合比较，资源占用让局部最优不等于整体最优，而未知未来让缓存必须控制投入。设计依据与优化评述（设计依据与优化评述.md）集中说明这条论证链、相对官方baseline的改进及实测边界；本文展开执行步骤。</w:t>
       </w:r>
     </w:p>
     <w:p>

--- a/submissions/kaisennhu/02_算法方案/解题方案与验证报告.docx
+++ b/submissions/kaisennhu/02_算法方案/解题方案与验证报告.docx
@@ -25,12 +25,3416 @@
     </w:p>
     <w:p>
       <w:r>
-        <w:t>阅读顺序：设计依据与baseline对照 → 整体算法与完整例子 → 通用性和边界 → 验证证据 → 运行复现 → 官方依据。实现预算、复杂度和代码定位放在算法附录。</w:t>
+        <w:t>阅读顺序：整体流程 → 分组、选路和缓存的具体规则 → 可复算例子 → 设计依据与baseline对照 → 通用性和验证 → 运行复现。实现预算、复杂度和代码定位放在算法附录。</w:t>
       </w:r>
     </w:p>
     <w:p>
       <w:r>
         <w:t>团队 / 作者：________________</w:t>
+      </w:r>
+    </w:p>
+    <w:p>
+      <w:pPr>
+        <w:pStyle w:val="Heading1"/>
+      </w:pPr>
+      <w:r>
+        <w:t>调度算法设计：怎样分组、选路与决定缓存</w:t>
+      </w:r>
+    </w:p>
+    <w:p>
+      <w:pPr>
+        <w:pStyle w:val="Heading2"/>
+      </w:pPr>
+      <w:r>
+        <w:t>一、先看全貌：两次决策，围绕同一个总成本</w:t>
+      </w:r>
+    </w:p>
+    <w:p>
+      <w:r>
+        <w:t>请求到达时，决定“哪些数据一起搬、走哪条路”；请求完成时，决定“是否再搬一份到缓存、从哪里搬”。 前台负责本次读取，PROMOTE为后续复用付费。程序在线重复这两个决策，不提前读取未来请求。</w:t>
+      </w:r>
+    </w:p>
+    <w:p>
+      <w:r>
+        <w:t>一条Trace是一串按时刻到达的读取批次。每份请求IOCB给出SSD区间、目标卡和目标HBM片段（iov）。目标是正确完成全部请求，并最小化：</w:t>
+      </w:r>
+    </w:p>
+    <w:p>
+      <w:r>
+        <w:rPr>
+          <w:rFonts w:ascii="Courier New" w:hAnsi="Courier New"/>
+          <w:sz w:val="16"/>
+        </w:rPr>
+        <w:t>J = c_t × T + C_CPU + C_NPU</w:t>
+      </w:r>
+    </w:p>
+    <w:p>
+      <w:r>
+        <w:t>c_t是每微秒成本，公开参数为1；T是整条Trace历时，包含尾部已提交PROMOTE；后两项是累计CPU、NPU调用费。J由官方模拟器实际执行后计算；下文的局部估计只用于选方案，不是评分公式的替代品。 费用和性能表来自固定官方SDK，详见计费与术语（../00_快速入门/方案介绍.md）。</w:t>
+      </w:r>
+    </w:p>
+    <w:tbl>
+      <w:tblPr>
+        <w:tblStyle w:val="LightShading-Accent1"/>
+        <w:tblW w:type="auto" w:w="0"/>
+        <w:tblLook w:firstColumn="1" w:firstRow="1" w:lastColumn="0" w:lastRow="0" w:noHBand="0" w:noVBand="1" w:val="04A0"/>
+      </w:tblPr>
+      <w:tblGrid>
+        <w:gridCol w:w="3360"/>
+        <w:gridCol w:w="3360"/>
+        <w:gridCol w:w="3360"/>
+      </w:tblGrid>
+      <w:tr>
+        <w:tc>
+          <w:tcPr>
+            <w:tcW w:type="dxa" w:w="3360"/>
+          </w:tcPr>
+          <w:p>
+            <w:r>
+              <w:rPr>
+                <w:sz w:val="18"/>
+              </w:rPr>
+              <w:t>时点</w:t>
+            </w:r>
+          </w:p>
+        </w:tc>
+        <w:tc>
+          <w:tcPr>
+            <w:tcW w:type="dxa" w:w="3360"/>
+          </w:tcPr>
+          <w:p>
+            <w:r>
+              <w:rPr>
+                <w:sz w:val="18"/>
+              </w:rPr>
+              <w:t>框架做什么</w:t>
+            </w:r>
+          </w:p>
+        </w:tc>
+        <w:tc>
+          <w:tcPr>
+            <w:tcW w:type="dxa" w:w="3360"/>
+          </w:tcPr>
+          <w:p>
+            <w:r>
+              <w:rPr>
+                <w:sz w:val="18"/>
+              </w:rPr>
+              <w:t>我们做什么、输出什么</w:t>
+            </w:r>
+          </w:p>
+        </w:tc>
+      </w:tr>
+      <w:tr>
+        <w:tc>
+          <w:tcPr>
+            <w:tcW w:type="dxa" w:w="3360"/>
+          </w:tcPr>
+          <w:p>
+            <w:r>
+              <w:rPr>
+                <w:sz w:val="18"/>
+              </w:rPr>
+              <w:t>一批请求到达</w:t>
+            </w:r>
+          </w:p>
+        </w:tc>
+        <w:tc>
+          <w:tcPr>
+            <w:tcW w:type="dxa" w:w="3360"/>
+          </w:tcPr>
+          <w:p>
+            <w:r>
+              <w:rPr>
+                <w:sz w:val="18"/>
+              </w:rPr>
+              <w:t>先查KVCache池；命中则自动安排H2D</w:t>
+            </w:r>
+          </w:p>
+        </w:tc>
+        <w:tc>
+          <w:tcPr>
+            <w:tcW w:type="dxa" w:w="3360"/>
+          </w:tcPr>
+          <w:p>
+            <w:r>
+              <w:rPr>
+                <w:sz w:val="18"/>
+              </w:rPr>
+              <w:t>on_submit只收到未命中请求，输出分组、路径、传输项和依赖</w:t>
+            </w:r>
+          </w:p>
+        </w:tc>
+      </w:tr>
+      <w:tr>
+        <w:tc>
+          <w:tcPr>
+            <w:tcW w:type="dxa" w:w="3360"/>
+          </w:tcPr>
+          <w:p>
+            <w:r>
+              <w:rPr>
+                <w:sz w:val="18"/>
+              </w:rPr>
+              <w:t>一份请求完整完成</w:t>
+            </w:r>
+          </w:p>
+        </w:tc>
+        <w:tc>
+          <w:tcPr>
+            <w:tcW w:type="dxa" w:w="3360"/>
+          </w:tcPr>
+          <w:p>
+            <w:r>
+              <w:rPr>
+                <w:sz w:val="18"/>
+              </w:rPr>
+              <w:t>触发完成回调</w:t>
+            </w:r>
+          </w:p>
+        </w:tc>
+        <w:tc>
+          <w:tcPr>
+            <w:tcW w:type="dxa" w:w="3360"/>
+          </w:tcPr>
+          <w:p>
+            <w:r>
+              <w:rPr>
+                <w:sz w:val="18"/>
+              </w:rPr>
+              <w:t>on_iocb_complete返回一条PROMOTE，或不提升</w:t>
+            </w:r>
+          </w:p>
+        </w:tc>
+      </w:tr>
+      <w:tr>
+        <w:tc>
+          <w:tcPr>
+            <w:tcW w:type="dxa" w:w="3360"/>
+          </w:tcPr>
+          <w:p>
+            <w:r>
+              <w:rPr>
+                <w:sz w:val="18"/>
+              </w:rPr>
+              <w:t>传输执行与缓存插入</w:t>
+            </w:r>
+          </w:p>
+        </w:tc>
+        <w:tc>
+          <w:tcPr>
+            <w:tcW w:type="dxa" w:w="3360"/>
+          </w:tcPr>
+          <w:p>
+            <w:r>
+              <w:rPr>
+                <w:sz w:val="18"/>
+              </w:rPr>
+              <w:t>排队、共享带宽、释放缓冲；执行TTL与LRU</w:t>
+            </w:r>
+          </w:p>
+        </w:tc>
+        <w:tc>
+          <w:tcPr>
+            <w:tcW w:type="dxa" w:w="3360"/>
+          </w:tcPr>
+          <w:p>
+            <w:r>
+              <w:rPr>
+                <w:sz w:val="18"/>
+              </w:rPr>
+              <w:t>读取可见状态，继续下一次决策</w:t>
+            </w:r>
+          </w:p>
+        </w:tc>
+      </w:tr>
+    </w:tbl>
+    <w:p>
+      <w:r>
+        <w:t>主流程如下。蓝色步骤由策略决定，灰色步骤由框架执行；不同请求的读取、提升和命中可以交错进行。</w:t>
+      </w:r>
+    </w:p>
+    <w:p>
+      <w:r>
+        <w:drawing>
+          <wp:inline xmlns:a="http://schemas.openxmlformats.org/drawingml/2006/main" xmlns:pic="http://schemas.openxmlformats.org/drawingml/2006/picture">
+            <wp:extent cx="5943600" cy="6339840"/>
+            <wp:docPr id="1" name="Picture 1"/>
+            <wp:cNvGraphicFramePr>
+              <a:graphicFrameLocks noChangeAspect="1"/>
+            </wp:cNvGraphicFramePr>
+            <a:graphic>
+              <a:graphicData uri="http://schemas.openxmlformats.org/drawingml/2006/picture">
+                <pic:pic>
+                  <pic:nvPicPr>
+                    <pic:cNvPr id="0" name="算法总体流程.png"/>
+                    <pic:cNvPicPr/>
+                  </pic:nvPicPr>
+                  <pic:blipFill>
+                    <a:blip r:embed="rId11"/>
+                    <a:stretch>
+                      <a:fillRect/>
+                    </a:stretch>
+                  </pic:blipFill>
+                  <pic:spPr>
+                    <a:xfrm>
+                      <a:off x="0" y="0"/>
+                      <a:ext cx="5943600" cy="6339840"/>
+                    </a:xfrm>
+                    <a:prstGeom prst="rect"/>
+                  </pic:spPr>
+                </pic:pic>
+              </a:graphicData>
+            </a:graphic>
+          </wp:inline>
+        </w:drawing>
+      </w:r>
+    </w:p>
+    <w:p>
+      <w:pPr>
+        <w:pStyle w:val="Caption"/>
+      </w:pPr>
+      <w:r>
+        <w:t>读取与缓存的两个决策阶段</w:t>
+      </w:r>
+    </w:p>
+    <w:p>
+      <w:r>
+        <w:t>本文按“前台决策→完成后决策→数值例子→边界”展开。设计依据及baseline对照见设计依据与优化评述（设计依据与优化评述.md）；实现上限与代码位置在文末。</w:t>
+      </w:r>
+    </w:p>
+    <w:p>
+      <w:pPr>
+        <w:pStyle w:val="Heading2"/>
+      </w:pPr>
+      <w:r>
+        <w:t>二、前台：从一批未命中请求得到可执行计划</w:t>
+      </w:r>
+    </w:p>
+    <w:p>
+      <w:pPr>
+        <w:pStyle w:val="Heading3"/>
+      </w:pPr>
+      <w:r>
+        <w:t>2.1 整理与分块：先保证每个片段都能合法搬运</w:t>
+      </w:r>
+    </w:p>
+    <w:p>
+      <w:r>
+        <w:t>先给每个IOCB的iov建立累计长度索引。例如两个目标片段长度为4KiB和2KiB，逻辑偏移5KiB对应第二个片段内偏移1KiB。切分后据此生成目标映射，保证只写本请求需要的数据。</w:t>
+      </w:r>
+    </w:p>
+    <w:p>
+      <w:r>
+        <w:t>默认以2MiB为块上限，从请求头依次切分。若片段不能DIRECT，还要保证向512B边界扩展后的物理范围能放进临时HBM或DDR中至少一个池；不够就缩小块，并把中间切点放在512B边界。普通规模输入还会另做一份8MiB块上限的计划。2MiB/8MiB是上限，不是每次强制读取的长度。</w:t>
+      </w:r>
+    </w:p>
+    <w:p>
+      <w:r>
+        <w:t>输出片段记录：所属IOCB、卡号、SSD起点和长度、目标映射、能否DIRECT、是否为完整IOCB。按“卡号、SSD起点、请求编号、片段偏移”排序，为下一步枚举分组做准备。</w:t>
+      </w:r>
+    </w:p>
+    <w:p>
+      <w:pPr>
+        <w:pStyle w:val="Heading3"/>
+      </w:pPr>
+      <w:r>
+        <w:t>2.2 枚举分组：哪些片段允许放进同一操作</w:t>
+      </w:r>
+    </w:p>
+    <w:p>
+      <w:r>
+        <w:t>从排序后每个位置向后扩展，最多看128个片段。扩展中的一组记为G。以下条件全部满足，才继续考虑合并：</w:t>
+      </w:r>
+    </w:p>
+    <w:tbl>
+      <w:tblPr>
+        <w:tblStyle w:val="LightShading-Accent1"/>
+        <w:tblW w:type="auto" w:w="0"/>
+        <w:tblLook w:firstColumn="1" w:firstRow="1" w:lastColumn="0" w:lastRow="0" w:noHBand="0" w:noVBand="1" w:val="04A0"/>
+      </w:tblPr>
+      <w:tblGrid>
+        <w:gridCol w:w="3360"/>
+        <w:gridCol w:w="3360"/>
+        <w:gridCol w:w="3360"/>
+      </w:tblGrid>
+      <w:tr>
+        <w:tc>
+          <w:tcPr>
+            <w:tcW w:type="dxa" w:w="3360"/>
+          </w:tcPr>
+          <w:p>
+            <w:r>
+              <w:rPr>
+                <w:sz w:val="18"/>
+              </w:rPr>
+              <w:t>检查</w:t>
+            </w:r>
+          </w:p>
+        </w:tc>
+        <w:tc>
+          <w:tcPr>
+            <w:tcW w:type="dxa" w:w="3360"/>
+          </w:tcPr>
+          <w:p>
+            <w:r>
+              <w:rPr>
+                <w:sz w:val="18"/>
+              </w:rPr>
+              <w:t>具体规则</w:t>
+            </w:r>
+          </w:p>
+        </w:tc>
+        <w:tc>
+          <w:tcPr>
+            <w:tcW w:type="dxa" w:w="3360"/>
+          </w:tcPr>
+          <w:p>
+            <w:r>
+              <w:rPr>
+                <w:sz w:val="18"/>
+              </w:rPr>
+              <w:t>为什么需要</w:t>
+            </w:r>
+          </w:p>
+        </w:tc>
+      </w:tr>
+      <w:tr>
+        <w:tc>
+          <w:tcPr>
+            <w:tcW w:type="dxa" w:w="3360"/>
+          </w:tcPr>
+          <w:p>
+            <w:r>
+              <w:rPr>
+                <w:sz w:val="18"/>
+              </w:rPr>
+              <w:t>同卡</w:t>
+            </w:r>
+          </w:p>
+        </w:tc>
+        <w:tc>
+          <w:tcPr>
+            <w:tcW w:type="dxa" w:w="3360"/>
+          </w:tcPr>
+          <w:p>
+            <w:r>
+              <w:rPr>
+                <w:sz w:val="18"/>
+              </w:rPr>
+              <w:t>G中所有片段的device_id相同</w:t>
+            </w:r>
+          </w:p>
+        </w:tc>
+        <w:tc>
+          <w:tcPr>
+            <w:tcW w:type="dxa" w:w="3360"/>
+          </w:tcPr>
+          <w:p>
+            <w:r>
+              <w:rPr>
+                <w:sz w:val="18"/>
+              </w:rPr>
+              <w:t>一组传输只发往同一张卡</w:t>
+            </w:r>
+          </w:p>
+        </w:tc>
+      </w:tr>
+      <w:tr>
+        <w:tc>
+          <w:tcPr>
+            <w:tcW w:type="dxa" w:w="3360"/>
+          </w:tcPr>
+          <w:p>
+            <w:r>
+              <w:rPr>
+                <w:sz w:val="18"/>
+              </w:rPr>
+              <w:t>SSD可连接</w:t>
+            </w:r>
+          </w:p>
+        </w:tc>
+        <w:tc>
+          <w:tcPr>
+            <w:tcW w:type="dxa" w:w="3360"/>
+          </w:tcPr>
+          <w:p>
+            <w:r>
+              <w:rPr>
+                <w:sz w:val="18"/>
+              </w:rPr>
+              <w:t>下个起点向下对齐512B后，不大于当前最远终点向上对齐512B后的值</w:t>
+            </w:r>
+          </w:p>
+        </w:tc>
+        <w:tc>
+          <w:tcPr>
+            <w:tcW w:type="dxa" w:w="3360"/>
+          </w:tcPr>
+          <w:p>
+            <w:r>
+              <w:rPr>
+                <w:sz w:val="18"/>
+              </w:rPr>
+              <w:t>允许相接、重叠及对齐边界内的小间隙，不跨任意大空洞</w:t>
+            </w:r>
+          </w:p>
+        </w:tc>
+      </w:tr>
+      <w:tr>
+        <w:tc>
+          <w:tcPr>
+            <w:tcW w:type="dxa" w:w="3360"/>
+          </w:tcPr>
+          <w:p>
+            <w:r>
+              <w:rPr>
+                <w:sz w:val="18"/>
+              </w:rPr>
+              <w:t>块大小</w:t>
+            </w:r>
+          </w:p>
+        </w:tc>
+        <w:tc>
+          <w:tcPr>
+            <w:tcW w:type="dxa" w:w="3360"/>
+          </w:tcPr>
+          <w:p>
+            <w:r>
+              <w:rPr>
+                <w:sz w:val="18"/>
+              </w:rPr>
+              <w:t>合并后的物理SSD范围不超过本次块上限</w:t>
+            </w:r>
+          </w:p>
+        </w:tc>
+        <w:tc>
+          <w:tcPr>
+            <w:tcW w:type="dxa" w:w="3360"/>
+          </w:tcPr>
+          <w:p>
+            <w:r>
+              <w:rPr>
+                <w:sz w:val="18"/>
+              </w:rPr>
+              <w:t>限制单组资源占用</w:t>
+            </w:r>
+          </w:p>
+        </w:tc>
+      </w:tr>
+      <w:tr>
+        <w:tc>
+          <w:tcPr>
+            <w:tcW w:type="dxa" w:w="3360"/>
+          </w:tcPr>
+          <w:p>
+            <w:r>
+              <w:rPr>
+                <w:sz w:val="18"/>
+              </w:rPr>
+              <w:t>拆分隔离</w:t>
+            </w:r>
+          </w:p>
+        </w:tc>
+        <w:tc>
+          <w:tcPr>
+            <w:tcW w:type="dxa" w:w="3360"/>
+          </w:tcPr>
+          <w:p>
+            <w:r>
+              <w:rPr>
+                <w:sz w:val="18"/>
+              </w:rPr>
+              <w:t>被拆分的IOCB不与其他IOCB共享操作</w:t>
+            </w:r>
+          </w:p>
+        </w:tc>
+        <w:tc>
+          <w:tcPr>
+            <w:tcW w:type="dxa" w:w="3360"/>
+          </w:tcPr>
+          <w:p>
+            <w:r>
+              <w:rPr>
+                <w:sz w:val="18"/>
+              </w:rPr>
+              <w:t>避免多个操作交叉占用请求槽位造成循环等待</w:t>
+            </w:r>
+          </w:p>
+        </w:tc>
+      </w:tr>
+    </w:tbl>
+    <w:p>
+      <w:r>
+        <w:t>对G同时计算两个长度：P是覆盖它的512B对齐物理范围长度；V是各目标有效长度之和。SSD按P读，复制按V搬。若请求重叠，P可能小于V；若需要对齐扩读，P也可能大于V。</w:t>
+      </w:r>
+    </w:p>
+    <w:p>
+      <w:r>
+        <w:t>随后检查三条路径。合并不是AGGREGATE专属：三条路径都能服务多个当前请求，但合法条件不同。</w:t>
+      </w:r>
+    </w:p>
+    <w:tbl>
+      <w:tblPr>
+        <w:tblStyle w:val="LightShading-Accent1"/>
+        <w:tblW w:type="auto" w:w="0"/>
+        <w:tblLook w:firstColumn="1" w:firstRow="1" w:lastColumn="0" w:lastRow="0" w:noHBand="0" w:noVBand="1" w:val="04A0"/>
+      </w:tblPr>
+      <w:tblGrid>
+        <w:gridCol w:w="3360"/>
+        <w:gridCol w:w="3360"/>
+        <w:gridCol w:w="3360"/>
+      </w:tblGrid>
+      <w:tr>
+        <w:tc>
+          <w:tcPr>
+            <w:tcW w:type="dxa" w:w="3360"/>
+          </w:tcPr>
+          <w:p>
+            <w:r>
+              <w:rPr>
+                <w:sz w:val="18"/>
+              </w:rPr>
+              <w:t>路径</w:t>
+            </w:r>
+          </w:p>
+        </w:tc>
+        <w:tc>
+          <w:tcPr>
+            <w:tcW w:type="dxa" w:w="3360"/>
+          </w:tcPr>
+          <w:p>
+            <w:r>
+              <w:rPr>
+                <w:sz w:val="18"/>
+              </w:rPr>
+              <w:t>数据路线</w:t>
+            </w:r>
+          </w:p>
+        </w:tc>
+        <w:tc>
+          <w:tcPr>
+            <w:tcW w:type="dxa" w:w="3360"/>
+          </w:tcPr>
+          <w:p>
+            <w:r>
+              <w:rPr>
+                <w:sz w:val="18"/>
+              </w:rPr>
+              <w:t>额外合法条件</w:t>
+            </w:r>
+          </w:p>
+        </w:tc>
+      </w:tr>
+      <w:tr>
+        <w:tc>
+          <w:tcPr>
+            <w:tcW w:type="dxa" w:w="3360"/>
+          </w:tcPr>
+          <w:p>
+            <w:r>
+              <w:rPr>
+                <w:sz w:val="18"/>
+              </w:rPr>
+              <w:t>DIRECT</w:t>
+            </w:r>
+          </w:p>
+        </w:tc>
+        <w:tc>
+          <w:tcPr>
+            <w:tcW w:type="dxa" w:w="3360"/>
+          </w:tcPr>
+          <w:p>
+            <w:r>
+              <w:rPr>
+                <w:sz w:val="18"/>
+              </w:rPr>
+              <w:t>SSD→目标HBM</w:t>
+            </w:r>
+          </w:p>
+        </w:tc>
+        <w:tc>
+          <w:tcPr>
+            <w:tcW w:type="dxa" w:w="3360"/>
+          </w:tcPr>
+          <w:p>
+            <w:r>
+              <w:rPr>
+                <w:sz w:val="18"/>
+              </w:rPr>
+              <w:t>每个源/目标交集的地址、长度满足512B对齐；逻辑区间连续且不重叠；不同IOCB数不超槽位上限</w:t>
+            </w:r>
+          </w:p>
+        </w:tc>
+      </w:tr>
+      <w:tr>
+        <w:tc>
+          <w:tcPr>
+            <w:tcW w:type="dxa" w:w="3360"/>
+          </w:tcPr>
+          <w:p>
+            <w:r>
+              <w:rPr>
+                <w:sz w:val="18"/>
+              </w:rPr>
+              <w:t>AGGREGATE</w:t>
+            </w:r>
+          </w:p>
+        </w:tc>
+        <w:tc>
+          <w:tcPr>
+            <w:tcW w:type="dxa" w:w="3360"/>
+          </w:tcPr>
+          <w:p>
+            <w:r>
+              <w:rPr>
+                <w:sz w:val="18"/>
+              </w:rPr>
+              <w:t>SSD→临时HBM→目标HBM</w:t>
+            </w:r>
+          </w:p>
+        </w:tc>
+        <w:tc>
+          <w:tcPr>
+            <w:tcW w:type="dxa" w:w="3360"/>
+          </w:tcPr>
+          <w:p>
+            <w:r>
+              <w:rPr>
+                <w:sz w:val="18"/>
+              </w:rPr>
+              <w:t>P不超临时HBM容量；不同IOCB数不超槽位上限</w:t>
+            </w:r>
+          </w:p>
+        </w:tc>
+      </w:tr>
+      <w:tr>
+        <w:tc>
+          <w:tcPr>
+            <w:tcW w:type="dxa" w:w="3360"/>
+          </w:tcPr>
+          <w:p>
+            <w:r>
+              <w:rPr>
+                <w:sz w:val="18"/>
+              </w:rPr>
+              <w:t>FALLBACK</w:t>
+            </w:r>
+          </w:p>
+        </w:tc>
+        <w:tc>
+          <w:tcPr>
+            <w:tcW w:type="dxa" w:w="3360"/>
+          </w:tcPr>
+          <w:p>
+            <w:r>
+              <w:rPr>
+                <w:sz w:val="18"/>
+              </w:rPr>
+              <w:t>SSD→DDR→目标HBM</w:t>
+            </w:r>
+          </w:p>
+        </w:tc>
+        <w:tc>
+          <w:tcPr>
+            <w:tcW w:type="dxa" w:w="3360"/>
+          </w:tcPr>
+          <w:p>
+            <w:r>
+              <w:rPr>
+                <w:sz w:val="18"/>
+              </w:rPr>
+              <w:t>P不超DDR容量；此SDK不占NDS请求槽位</w:t>
+            </w:r>
+          </w:p>
+        </w:tc>
+      </w:tr>
+    </w:tbl>
+    <w:p>
+      <w:r>
+        <w:t>不合法的“分组＋路径”直接排除，其余交给成本比较。三条都不可用意味着输入资源下无法生成合法计划，程序报错，不输出缺少覆盖的方案。</w:t>
+      </w:r>
+    </w:p>
+    <w:p>
+      <w:pPr>
+        <w:pStyle w:val="Heading3"/>
+      </w:pPr>
+      <w:r>
+        <w:t>2.3 估价与动态规划：同时决定分组边界和路径</w:t>
+      </w:r>
+    </w:p>
+    <w:p>
+      <w:r>
+        <w:t>每个合法候选的估计成本为：</w:t>
+      </w:r>
+    </w:p>
+    <w:p>
+      <w:r>
+        <w:rPr>
+          <w:rFonts w:ascii="Courier New" w:hAnsi="Courier New"/>
+          <w:sz w:val="16"/>
+        </w:rPr>
+        <w:t>E(G, 路径) = c_t × (t_SSD + t_copy) × m + C_CPU + C_NPU</w:t>
+      </w:r>
+    </w:p>
+    <w:p>
+      <w:r>
+        <w:t>t_SSD、t_copy是按性能表计算的服务工作量，不包含完整队列等待。DIRECT没有复制，m=1；AGGREGATE/FALLBACK的m为“1＋0.5×对应临时池已用比例”，用于惩罚缓冲压力。公开参数下，一组恰有一读、至多一复制时：</w:t>
+      </w:r>
+    </w:p>
+    <w:tbl>
+      <w:tblPr>
+        <w:tblStyle w:val="LightShading-Accent1"/>
+        <w:tblW w:type="auto" w:w="0"/>
+        <w:tblLook w:firstColumn="1" w:firstRow="1" w:lastColumn="0" w:lastRow="0" w:noHBand="0" w:noVBand="1" w:val="04A0"/>
+      </w:tblPr>
+      <w:tblGrid>
+        <w:gridCol w:w="2520"/>
+        <w:gridCol w:w="2520"/>
+        <w:gridCol w:w="2520"/>
+        <w:gridCol w:w="2520"/>
+      </w:tblGrid>
+      <w:tr>
+        <w:tc>
+          <w:tcPr>
+            <w:tcW w:type="dxa" w:w="2520"/>
+          </w:tcPr>
+          <w:p>
+            <w:r>
+              <w:rPr>
+                <w:sz w:val="18"/>
+              </w:rPr>
+              <w:t>路径</w:t>
+            </w:r>
+          </w:p>
+        </w:tc>
+        <w:tc>
+          <w:tcPr>
+            <w:tcW w:type="dxa" w:w="2520"/>
+          </w:tcPr>
+          <w:p>
+            <w:r>
+              <w:rPr>
+                <w:sz w:val="18"/>
+              </w:rPr>
+              <w:t>t_SSD依据</w:t>
+            </w:r>
+          </w:p>
+        </w:tc>
+        <w:tc>
+          <w:tcPr>
+            <w:tcW w:type="dxa" w:w="2520"/>
+          </w:tcPr>
+          <w:p>
+            <w:r>
+              <w:rPr>
+                <w:sz w:val="18"/>
+              </w:rPr>
+              <w:t>t_copy依据</w:t>
+            </w:r>
+          </w:p>
+        </w:tc>
+        <w:tc>
+          <w:tcPr>
+            <w:tcW w:type="dxa" w:w="2520"/>
+          </w:tcPr>
+          <w:p>
+            <w:r>
+              <w:rPr>
+                <w:sz w:val="18"/>
+              </w:rPr>
+              <w:t>CPU＋NPU费</w:t>
+            </w:r>
+          </w:p>
+        </w:tc>
+      </w:tr>
+      <w:tr>
+        <w:tc>
+          <w:tcPr>
+            <w:tcW w:type="dxa" w:w="2520"/>
+          </w:tcPr>
+          <w:p>
+            <w:r>
+              <w:rPr>
+                <w:sz w:val="18"/>
+              </w:rPr>
+              <w:t>DIRECT</w:t>
+            </w:r>
+          </w:p>
+        </w:tc>
+        <w:tc>
+          <w:tcPr>
+            <w:tcW w:type="dxa" w:w="2520"/>
+          </w:tcPr>
+          <w:p>
+            <w:r>
+              <w:rPr>
+                <w:sz w:val="18"/>
+              </w:rPr>
+              <w:t>P与NDS读取性能表</w:t>
+            </w:r>
+          </w:p>
+        </w:tc>
+        <w:tc>
+          <w:tcPr>
+            <w:tcW w:type="dxa" w:w="2520"/>
+          </w:tcPr>
+          <w:p>
+            <w:r>
+              <w:rPr>
+                <w:sz w:val="18"/>
+              </w:rPr>
+              <w:t>0</w:t>
+            </w:r>
+          </w:p>
+        </w:tc>
+        <w:tc>
+          <w:tcPr>
+            <w:tcW w:type="dxa" w:w="2520"/>
+          </w:tcPr>
+          <w:p>
+            <w:r>
+              <w:rPr>
+                <w:sz w:val="18"/>
+              </w:rPr>
+              <w:t>2＋0＝2</w:t>
+            </w:r>
+          </w:p>
+        </w:tc>
+      </w:tr>
+      <w:tr>
+        <w:tc>
+          <w:tcPr>
+            <w:tcW w:type="dxa" w:w="2520"/>
+          </w:tcPr>
+          <w:p>
+            <w:r>
+              <w:rPr>
+                <w:sz w:val="18"/>
+              </w:rPr>
+              <w:t>AGGREGATE</w:t>
+            </w:r>
+          </w:p>
+        </w:tc>
+        <w:tc>
+          <w:tcPr>
+            <w:tcW w:type="dxa" w:w="2520"/>
+          </w:tcPr>
+          <w:p>
+            <w:r>
+              <w:rPr>
+                <w:sz w:val="18"/>
+              </w:rPr>
+              <w:t>P与NDS读取性能表</w:t>
+            </w:r>
+          </w:p>
+        </w:tc>
+        <w:tc>
+          <w:tcPr>
+            <w:tcW w:type="dxa" w:w="2520"/>
+          </w:tcPr>
+          <w:p>
+            <w:r>
+              <w:rPr>
+                <w:sz w:val="18"/>
+              </w:rPr>
+              <w:t>V与D2D性能</w:t>
+            </w:r>
+          </w:p>
+        </w:tc>
+        <w:tc>
+          <w:tcPr>
+            <w:tcW w:type="dxa" w:w="2520"/>
+          </w:tcPr>
+          <w:p>
+            <w:r>
+              <w:rPr>
+                <w:sz w:val="18"/>
+              </w:rPr>
+              <w:t>4＋1＝5</w:t>
+            </w:r>
+          </w:p>
+        </w:tc>
+      </w:tr>
+      <w:tr>
+        <w:tc>
+          <w:tcPr>
+            <w:tcW w:type="dxa" w:w="2520"/>
+          </w:tcPr>
+          <w:p>
+            <w:r>
+              <w:rPr>
+                <w:sz w:val="18"/>
+              </w:rPr>
+              <w:t>FALLBACK</w:t>
+            </w:r>
+          </w:p>
+        </w:tc>
+        <w:tc>
+          <w:tcPr>
+            <w:tcW w:type="dxa" w:w="2520"/>
+          </w:tcPr>
+          <w:p>
+            <w:r>
+              <w:rPr>
+                <w:sz w:val="18"/>
+              </w:rPr>
+              <w:t>P与DDR读取性能表</w:t>
+            </w:r>
+          </w:p>
+        </w:tc>
+        <w:tc>
+          <w:tcPr>
+            <w:tcW w:type="dxa" w:w="2520"/>
+          </w:tcPr>
+          <w:p>
+            <w:r>
+              <w:rPr>
+                <w:sz w:val="18"/>
+              </w:rPr>
+              <w:t>V与H2D性能表</w:t>
+            </w:r>
+          </w:p>
+        </w:tc>
+        <w:tc>
+          <w:tcPr>
+            <w:tcW w:type="dxa" w:w="2520"/>
+          </w:tcPr>
+          <w:p>
+            <w:r>
+              <w:rPr>
+                <w:sz w:val="18"/>
+              </w:rPr>
+              <w:t>11＋1＝12</w:t>
+            </w:r>
+          </w:p>
+        </w:tc>
+      </w:tr>
+    </w:tbl>
+    <w:p>
+      <w:r>
+        <w:t>服务工作量按“字节数÷有效带宽”换算为微秒。SSD的并发估值取“当前活动SSD项＋本批片段数”；复制取“该卡同类活动项＋本批该卡IOCB数”，再受对应复制并发上限限制。大小、并发都按官方表向下选桶；D2D小块使用SDK对应的分段带宽公式。该并发估值是快速近似，合并后实际活动项可能减少，因此还需要2.4节的试算。</w:t>
+      </w:r>
+    </w:p>
+    <w:p>
+      <w:r>
+        <w:t>动态规划令dp[j]表示“前j个片段的最低累计估价”。枚举从i开始到j之前的合法分组及路径，更新：</w:t>
+      </w:r>
+    </w:p>
+    <w:p>
+      <w:r>
+        <w:rPr>
+          <w:rFonts w:ascii="Courier New" w:hAnsi="Courier New"/>
+          <w:sz w:val="16"/>
+        </w:rPr>
+        <w:t>dp[0] = 0，其余为无穷大</w:t>
+      </w:r>
+    </w:p>
+    <w:p>
+      <w:r>
+        <w:rPr>
+          <w:rFonts w:ascii="Courier New" w:hAnsi="Courier New"/>
+          <w:sz w:val="16"/>
+        </w:rPr>
+        <w:t>对每个起点 i：</w:t>
+      </w:r>
+    </w:p>
+    <w:p>
+      <w:r>
+        <w:rPr>
+          <w:rFonts w:ascii="Courier New" w:hAnsi="Courier New"/>
+          <w:sz w:val="16"/>
+        </w:rPr>
+        <w:t xml:space="preserve">    对每个合法终点 j 和路径 p：</w:t>
+      </w:r>
+    </w:p>
+    <w:p>
+      <w:r>
+        <w:rPr>
+          <w:rFonts w:ascii="Courier New" w:hAnsi="Courier New"/>
+          <w:sz w:val="16"/>
+        </w:rPr>
+        <w:t xml:space="preserve">        若 dp[i] + E([i,j), p) 更小：</w:t>
+      </w:r>
+    </w:p>
+    <w:p>
+      <w:r>
+        <w:rPr>
+          <w:rFonts w:ascii="Courier New" w:hAnsi="Courier New"/>
+          <w:sz w:val="16"/>
+        </w:rPr>
+        <w:t xml:space="preserve">            更新 dp[j]，记录前驱 i 和路径 p</w:t>
+      </w:r>
+    </w:p>
+    <w:p>
+      <w:r>
+        <w:rPr>
+          <w:rFonts w:ascii="Courier New" w:hAnsi="Courier New"/>
+          <w:sz w:val="16"/>
+        </w:rPr>
+        <w:t>从最后一个片段向前回溯，得到整批分组与路径</w:t>
+      </w:r>
+    </w:p>
+    <w:p>
+      <w:r>
+        <w:t>例如有A、B、C三个片段，就比较“A/B/C”“AB/C”“A/BC”“ABC”及各组合法路径。动态规划保留最低累计估价的组合，避免先强行合并再被迫选路。它只在本批已见片段中规划，不是预测下一批请求。</w:t>
+      </w:r>
+    </w:p>
+    <w:p>
+      <w:pPr>
+        <w:pStyle w:val="Heading3"/>
+      </w:pPr>
+      <w:r>
+        <w:t>2.4 试算少量完整计划：纠正合并与资源竞争的影响</w:t>
+      </w:r>
+    </w:p>
+    <w:p>
+      <w:r>
+        <w:t>局部估价相加不能准确反映并发、池容量、槽位和流水。因此程序分两种规模作补充比较：</w:t>
+      </w:r>
+    </w:p>
+    <w:tbl>
+      <w:tblPr>
+        <w:tblStyle w:val="LightShading-Accent1"/>
+        <w:tblW w:type="auto" w:w="0"/>
+        <w:tblLook w:firstColumn="1" w:firstRow="1" w:lastColumn="0" w:lastRow="0" w:noHBand="0" w:noVBand="1" w:val="04A0"/>
+      </w:tblPr>
+      <w:tblGrid>
+        <w:gridCol w:w="3360"/>
+        <w:gridCol w:w="3360"/>
+        <w:gridCol w:w="3360"/>
+      </w:tblGrid>
+      <w:tr>
+        <w:tc>
+          <w:tcPr>
+            <w:tcW w:type="dxa" w:w="3360"/>
+          </w:tcPr>
+          <w:p>
+            <w:r>
+              <w:rPr>
+                <w:sz w:val="18"/>
+              </w:rPr>
+              <w:t>情况</w:t>
+            </w:r>
+          </w:p>
+        </w:tc>
+        <w:tc>
+          <w:tcPr>
+            <w:tcW w:type="dxa" w:w="3360"/>
+          </w:tcPr>
+          <w:p>
+            <w:r>
+              <w:rPr>
+                <w:sz w:val="18"/>
+              </w:rPr>
+              <w:t>比较什么</w:t>
+            </w:r>
+          </w:p>
+        </w:tc>
+        <w:tc>
+          <w:tcPr>
+            <w:tcW w:type="dxa" w:w="3360"/>
+          </w:tcPr>
+          <w:p>
+            <w:r>
+              <w:rPr>
+                <w:sz w:val="18"/>
+              </w:rPr>
+              <w:t>选择规则</w:t>
+            </w:r>
+          </w:p>
+        </w:tc>
+      </w:tr>
+      <w:tr>
+        <w:tc>
+          <w:tcPr>
+            <w:tcW w:type="dxa" w:w="3360"/>
+          </w:tcPr>
+          <w:p>
+            <w:r>
+              <w:rPr>
+                <w:sz w:val="18"/>
+              </w:rPr>
+              <w:t>最多6个完整片段，系统保守空闲，无缓存且从未发起提升</w:t>
+            </w:r>
+          </w:p>
+        </w:tc>
+        <w:tc>
+          <w:tcPr>
+            <w:tcW w:type="dxa" w:w="3360"/>
+          </w:tcPr>
+          <w:p>
+            <w:r>
+              <w:rPr>
+                <w:sz w:val="18"/>
+              </w:rPr>
+              <w:t>在本实现允许的连续分组中枚举分组与合法路径，交给官方模拟器</w:t>
+            </w:r>
+          </w:p>
+        </w:tc>
+        <w:tc>
+          <w:tcPr>
+            <w:tcW w:type="dxa" w:w="3360"/>
+          </w:tcPr>
+          <w:p>
+            <w:r>
+              <w:rPr>
+                <w:sz w:val="18"/>
+              </w:rPr>
+              <w:t>选模拟J更低的计划；仅对此受限候选族精确</w:t>
+            </w:r>
+          </w:p>
+        </w:tc>
+      </w:tr>
+      <w:tr>
+        <w:tc>
+          <w:tcPr>
+            <w:tcW w:type="dxa" w:w="3360"/>
+          </w:tcPr>
+          <w:p>
+            <w:r>
+              <w:rPr>
+                <w:sz w:val="18"/>
+              </w:rPr>
+              <w:t>普通规模：≤1024个请求、≤2048个iov、初始操作≤2048</w:t>
+            </w:r>
+          </w:p>
+        </w:tc>
+        <w:tc>
+          <w:tcPr>
+            <w:tcW w:type="dxa" w:w="3360"/>
+          </w:tcPr>
+          <w:p>
+            <w:r>
+              <w:rPr>
+                <w:sz w:val="18"/>
+              </w:rPr>
+              <w:t>2MiB和8MiB两种块上限，各比较原路径、偏AGGREGATE、偏FALLBACK，共至多6种组合</w:t>
+            </w:r>
+          </w:p>
+        </w:tc>
+        <w:tc>
+          <w:tcPr>
+            <w:tcW w:type="dxa" w:w="3360"/>
+          </w:tcPr>
+          <w:p>
+            <w:r>
+              <w:rPr>
+                <w:sz w:val="18"/>
+              </w:rPr>
+              <w:t>在有限已见批次窗口中试算，严格更低才替换</w:t>
+            </w:r>
+          </w:p>
+        </w:tc>
+      </w:tr>
+      <w:tr>
+        <w:tc>
+          <w:tcPr>
+            <w:tcW w:type="dxa" w:w="3360"/>
+          </w:tcPr>
+          <w:p>
+            <w:r>
+              <w:rPr>
+                <w:sz w:val="18"/>
+              </w:rPr>
+              <w:t>超出普通规模门槛</w:t>
+            </w:r>
+          </w:p>
+        </w:tc>
+        <w:tc>
+          <w:tcPr>
+            <w:tcW w:type="dxa" w:w="3360"/>
+          </w:tcPr>
+          <w:p>
+            <w:r>
+              <w:rPr>
+                <w:sz w:val="18"/>
+              </w:rPr>
+              <w:t>保留2MiB区间规划结果</w:t>
+            </w:r>
+          </w:p>
+        </w:tc>
+        <w:tc>
+          <w:tcPr>
+            <w:tcW w:type="dxa" w:w="3360"/>
+          </w:tcPr>
+          <w:p>
+            <w:r>
+              <w:rPr>
+                <w:sz w:val="18"/>
+              </w:rPr>
+              <w:t>控制决策开销</w:t>
+            </w:r>
+          </w:p>
+        </w:tc>
+      </w:tr>
+    </w:tbl>
+    <w:p>
+      <w:r>
+        <w:t>“偏某路径”只改写非DIRECT组，且必须放得进目标池、满足槽位条件；不合条件的组保留原路径。历史窗口从最近仍有未完成请求的批次中选取，最多32批，并受iov和操作预算裁剪。</w:t>
+      </w:r>
+    </w:p>
+    <w:p>
+      <w:r>
+        <w:t>窗口重建不是实时系统快照。 它省略窗口外工作、命中搬运和PROMOTE；比较路径偏好时可能反事实改写历史计划，但真实执行中只提交本次选中的计划，已经提交的旧操作不变。窗口J只用于候选排序，最终成绩必须看完整Trace官方回放。</w:t>
+      </w:r>
+    </w:p>
+    <w:p>
+      <w:pPr>
+        <w:pStyle w:val="Heading3"/>
+      </w:pPr>
+      <w:r>
+        <w:t>2.5 提交与记账：把计划落实为传输依赖</w:t>
+      </w:r>
+    </w:p>
+    <w:p>
+      <w:r>
+        <w:t>每组生成一个operation。DIRECT输出一条SSD传输；AGGREGATE/FALLBACK输出一条SSD传输和一条多目标复制，后者的depends_on指向前者。有效数据通过ranges和vectors映射回原IOCB，不会因合并丢失请求边界。</w:t>
+      </w:r>
+    </w:p>
+    <w:p>
+      <w:r>
+        <w:t>前台priority=100，最早启动时刻为当前时刻，next_wakeup_us为空。真正何时启动由框架按依赖与资源安排。合并改变传输项数量；并发是某资源上已启动且尚未完成的传输项数量，两者不能混用。</w:t>
+      </w:r>
+    </w:p>
+    <w:p>
+      <w:r>
+        <w:t>最后仅为最终选中计划记账：组内SSD工作、复制工作和调用费按各IOCB有效字节占比分摊，保存到该请求的Work。后台据此估计“缓存命中能替代多少成本”，不拿baseline的高成本冒充本方案的节省。</w:t>
+      </w:r>
+    </w:p>
+    <w:p>
+      <w:pPr>
+        <w:pStyle w:val="Heading2"/>
+      </w:pPr>
+      <w:r>
+        <w:t>三、完成后：按四道判断决定是否PROMOTE</w:t>
+      </w:r>
+    </w:p>
+    <w:p>
+      <w:r>
+        <w:t>PROMOTE是可选缓存投入，不是本次读取的收尾步骤。当前IOCB已经完成，才进入本节；若准入失败，直接返回“不提升”，本次读取仍然成功。</w:t>
+      </w:r>
+    </w:p>
+    <w:p>
+      <w:pPr>
+        <w:pStyle w:val="Heading3"/>
+      </w:pPr>
+      <w:r>
+        <w:t>3.1 去重与复用：对象是否值得继续评估</w:t>
+      </w:r>
+    </w:p>
+    <w:p>
+      <w:r>
+        <w:t>缓存键为“卡号、SSD起点、完整长度”，不包含HBM地址。每个键维护访问间隔、最近需求、预算和提升状态。按以下顺序排除不合适对象：</w:t>
+      </w:r>
+    </w:p>
+    <w:tbl>
+      <w:tblPr>
+        <w:tblStyle w:val="LightShading-Accent1"/>
+        <w:tblW w:type="auto" w:w="0"/>
+        <w:tblLook w:firstColumn="1" w:firstRow="1" w:lastColumn="0" w:lastRow="0" w:noHBand="0" w:noVBand="1" w:val="04A0"/>
+      </w:tblPr>
+      <w:tblGrid>
+        <w:gridCol w:w="5040"/>
+        <w:gridCol w:w="5040"/>
+      </w:tblGrid>
+      <w:tr>
+        <w:tc>
+          <w:tcPr>
+            <w:tcW w:type="dxa" w:w="5040"/>
+          </w:tcPr>
+          <w:p>
+            <w:r>
+              <w:rPr>
+                <w:sz w:val="18"/>
+              </w:rPr>
+              <w:t>判断</w:t>
+            </w:r>
+          </w:p>
+        </w:tc>
+        <w:tc>
+          <w:tcPr>
+            <w:tcW w:type="dxa" w:w="5040"/>
+          </w:tcPr>
+          <w:p>
+            <w:r>
+              <w:rPr>
+                <w:sz w:val="18"/>
+              </w:rPr>
+              <w:t>具体规则</w:t>
+            </w:r>
+          </w:p>
+        </w:tc>
+      </w:tr>
+      <w:tr>
+        <w:tc>
+          <w:tcPr>
+            <w:tcW w:type="dxa" w:w="5040"/>
+          </w:tcPr>
+          <w:p>
+            <w:r>
+              <w:rPr>
+                <w:sz w:val="18"/>
+              </w:rPr>
+              <w:t>是否由缓存命中完成</w:t>
+            </w:r>
+          </w:p>
+        </w:tc>
+        <w:tc>
+          <w:tcPr>
+            <w:tcW w:type="dxa" w:w="5040"/>
+          </w:tcPr>
+          <w:p>
+            <w:r>
+              <w:rPr>
+                <w:sz w:val="18"/>
+              </w:rPr>
+              <w:t>没有策略持有的前台Work记录就是命中；只给以后再准入积累预算，本次不PROMOTE</w:t>
+            </w:r>
+          </w:p>
+        </w:tc>
+      </w:tr>
+      <w:tr>
+        <w:tc>
+          <w:tcPr>
+            <w:tcW w:type="dxa" w:w="5040"/>
+          </w:tcPr>
+          <w:p>
+            <w:r>
+              <w:rPr>
+                <w:sz w:val="18"/>
+              </w:rPr>
+              <w:t>是否重复投入</w:t>
+            </w:r>
+          </w:p>
+        </w:tc>
+        <w:tc>
+          <w:tcPr>
+            <w:tcW w:type="dxa" w:w="5040"/>
+          </w:tcPr>
+          <w:p>
+            <w:r>
+              <w:rPr>
+                <w:sz w:val="18"/>
+              </w:rPr>
+              <w:t>同键仍在提升，或已经提升且此后没有新的真实未命中证据，则不提升</w:t>
+            </w:r>
+          </w:p>
+        </w:tc>
+      </w:tr>
+      <w:tr>
+        <w:tc>
+          <w:tcPr>
+            <w:tcW w:type="dxa" w:w="5040"/>
+          </w:tcPr>
+          <w:p>
+            <w:r>
+              <w:rPr>
+                <w:sz w:val="18"/>
+              </w:rPr>
+              <w:t>是否有跨时刻重复</w:t>
+            </w:r>
+          </w:p>
+        </w:tc>
+        <w:tc>
+          <w:tcPr>
+            <w:tcW w:type="dxa" w:w="5040"/>
+          </w:tcPr>
+          <w:p>
+            <w:r>
+              <w:rPr>
+                <w:sz w:val="18"/>
+              </w:rPr>
+              <w:t>至少两次访问且正访问间隔已建立；同一时刻的重复不形成新的周期证据</w:t>
+            </w:r>
+          </w:p>
+        </w:tc>
+      </w:tr>
+      <w:tr>
+        <w:tc>
+          <w:tcPr>
+            <w:tcW w:type="dxa" w:w="5040"/>
+          </w:tcPr>
+          <w:p>
+            <w:r>
+              <w:rPr>
+                <w:sz w:val="18"/>
+              </w:rPr>
+              <w:t>是否能存活</w:t>
+            </w:r>
+          </w:p>
+        </w:tc>
+        <w:tc>
+          <w:tcPr>
+            <w:tcW w:type="dxa" w:w="5040"/>
+          </w:tcPr>
+          <w:p>
+            <w:r>
+              <w:rPr>
+                <w:sz w:val="18"/>
+              </w:rPr>
+              <w:t>对象≤池容量，平均间隔&lt; TTL，最近需求年龄&lt; TTL</w:t>
+            </w:r>
+          </w:p>
+        </w:tc>
+      </w:tr>
+      <w:tr>
+        <w:tc>
+          <w:tcPr>
+            <w:tcW w:type="dxa" w:w="5040"/>
+          </w:tcPr>
+          <w:p>
+            <w:r>
+              <w:rPr>
+                <w:sz w:val="18"/>
+              </w:rPr>
+              <w:t>证据是否新鲜</w:t>
+            </w:r>
+          </w:p>
+        </w:tc>
+        <w:tc>
+          <w:tcPr>
+            <w:tcW w:type="dxa" w:w="5040"/>
+          </w:tcPr>
+          <w:p>
+            <w:r>
+              <w:rPr>
+                <w:sz w:val="18"/>
+              </w:rPr>
+              <w:t>需求年龄≤max(1微秒，平均间隔＋2×间隔抖动)，复用字节距离≤池容量</w:t>
+            </w:r>
+          </w:p>
+        </w:tc>
+      </w:tr>
+    </w:tbl>
+    <w:p>
+      <w:r>
+        <w:t>平均间隔按“旧值×0.5＋新间隔×0.5”更新；抖动按“旧值×0.5＋新间隔偏离旧平均的绝对值×0.5”更新。需求年龄从该键最近一次可见未命中到当前完成时刻计算，防止请求排队很久后仍按旧热点提升。</w:t>
+      </w:r>
+    </w:p>
+    <w:p>
+      <w:r>
+        <w:t>复用字节距离是“该键上次出现后，其他已证明重复的对象累计推进了多少字节”的近似压力指标；单次扫描不推进，重复对象可能重复计入。距离超池容量或两次未命中间隔达到TTL时，清除原复用计数和预算，重新收集证据。</w:t>
+      </w:r>
+    </w:p>
+    <w:p>
+      <w:r>
+        <w:t>去重无需逐次扫描全部驻留项：索引在途PROMOTE；结束后保持已准入标记。只有提升已结束之后，框架又把同键作为未命中交给on_submit，才解除保护。提升期间到达的旧未命中不能触发重复投入。实际命中与失效仍由框架判定。</w:t>
+      </w:r>
+    </w:p>
+    <w:p>
+      <w:pPr>
+        <w:pStyle w:val="Heading3"/>
+      </w:pPr>
+      <w:r>
+        <w:t>3.2 比较来源：这次提升预计花多少成本</w:t>
+      </w:r>
+    </w:p>
+    <w:p>
+      <w:r>
+        <w:t>先比较PROMOTE_SSD与PROMOTE_HBM的预计就绪成本：SSD看全局读取负载；HBM看源卡D2H活动、在途提升数和并发上限。SSD代价严格更小时选SSD，否则选HBM；D2H并发上限为0时只能选SSD。</w:t>
+      </w:r>
+    </w:p>
+    <w:p>
+      <w:r>
+        <w:t>来源排序包含共享与排队影响；随后估算该来源的新增服务成本P，供预算判断。P包含PROMOTE固定费80，以及该来源的传输工作量与调用费。排序用的排队等待不再次逐对象算进P，避免为同一队列重复记账。精确公式见附录B。</w:t>
+      </w:r>
+    </w:p>
+    <w:p>
+      <w:pPr>
+        <w:pStyle w:val="Heading3"/>
+      </w:pPr>
+      <w:r>
+        <w:t>3.3 算净收益：未来命中一次是否有用</w:t>
+      </w:r>
+    </w:p>
+    <w:p>
+      <w:r>
+        <w:t>先定义所需数据，所有时间量均为估值，单位微秒：</w:t>
+      </w:r>
+    </w:p>
+    <w:tbl>
+      <w:tblPr>
+        <w:tblStyle w:val="LightShading-Accent1"/>
+        <w:tblW w:type="auto" w:w="0"/>
+        <w:tblLook w:firstColumn="1" w:firstRow="1" w:lastColumn="0" w:lastRow="0" w:noHBand="0" w:noVBand="1" w:val="04A0"/>
+      </w:tblPr>
+      <w:tblGrid>
+        <w:gridCol w:w="5040"/>
+        <w:gridCol w:w="5040"/>
+      </w:tblGrid>
+      <w:tr>
+        <w:tc>
+          <w:tcPr>
+            <w:tcW w:type="dxa" w:w="5040"/>
+          </w:tcPr>
+          <w:p>
+            <w:r>
+              <w:rPr>
+                <w:sz w:val="18"/>
+              </w:rPr>
+              <w:t>符号</w:t>
+            </w:r>
+          </w:p>
+        </w:tc>
+        <w:tc>
+          <w:tcPr>
+            <w:tcW w:type="dxa" w:w="5040"/>
+          </w:tcPr>
+          <w:p>
+            <w:r>
+              <w:rPr>
+                <w:sz w:val="18"/>
+              </w:rPr>
+              <w:t>从哪里来</w:t>
+            </w:r>
+          </w:p>
+        </w:tc>
+      </w:tr>
+      <w:tr>
+        <w:tc>
+          <w:tcPr>
+            <w:tcW w:type="dxa" w:w="5040"/>
+          </w:tcPr>
+          <w:p>
+            <w:r>
+              <w:rPr>
+                <w:sz w:val="18"/>
+              </w:rPr>
+              <w:t>R、D</w:t>
+            </w:r>
+          </w:p>
+        </w:tc>
+        <w:tc>
+          <w:tcPr>
+            <w:tcW w:type="dxa" w:w="5040"/>
+          </w:tcPr>
+          <w:p>
+            <w:r>
+              <w:rPr>
+                <w:sz w:val="18"/>
+              </w:rPr>
+              <w:t>Work中分摊给该请求的SSD、前台复制工作量</w:t>
+            </w:r>
+          </w:p>
+        </w:tc>
+      </w:tr>
+      <w:tr>
+        <w:tc>
+          <w:tcPr>
+            <w:tcW w:type="dxa" w:w="5040"/>
+          </w:tcPr>
+          <w:p>
+            <w:r>
+              <w:rPr>
+                <w:sz w:val="18"/>
+              </w:rPr>
+              <w:t>C</w:t>
+            </w:r>
+          </w:p>
+        </w:tc>
+        <w:tc>
+          <w:tcPr>
+            <w:tcW w:type="dxa" w:w="5040"/>
+          </w:tcPr>
+          <w:p>
+            <w:r>
+              <w:rPr>
+                <w:sz w:val="18"/>
+              </w:rPr>
+              <w:t>Work中分摊给该请求的CPU＋NPU调用费</w:t>
+            </w:r>
+          </w:p>
+        </w:tc>
+      </w:tr>
+      <w:tr>
+        <w:tc>
+          <w:tcPr>
+            <w:tcW w:type="dxa" w:w="5040"/>
+          </w:tcPr>
+          <w:p>
+            <w:r>
+              <w:rPr>
+                <w:sz w:val="18"/>
+              </w:rPr>
+              <w:t>H</w:t>
+            </w:r>
+          </w:p>
+        </w:tc>
+        <w:tc>
+          <w:tcPr>
+            <w:tcW w:type="dxa" w:w="5040"/>
+          </w:tcPr>
+          <w:p>
+            <w:r>
+              <w:rPr>
+                <w:sz w:val="18"/>
+              </w:rPr>
+              <w:t>本完整请求缓存命中后的H2D工作量估计</w:t>
+            </w:r>
+          </w:p>
+        </w:tc>
+      </w:tr>
+      <w:tr>
+        <w:tc>
+          <w:tcPr>
+            <w:tcW w:type="dxa" w:w="5040"/>
+          </w:tcPr>
+          <w:p>
+            <w:r>
+              <w:rPr>
+                <w:sz w:val="18"/>
+              </w:rPr>
+              <w:t>a</w:t>
+            </w:r>
+          </w:p>
+        </w:tc>
+        <w:tc>
+          <w:tcPr>
+            <w:tcW w:type="dxa" w:w="5040"/>
+          </w:tcPr>
+          <w:p>
+            <w:r>
+              <w:rPr>
+                <w:sz w:val="18"/>
+              </w:rPr>
+              <w:t>本批该卡有效字节数÷本批全部有效字节数，反映按卡复制的并行范围</w:t>
+            </w:r>
+          </w:p>
+        </w:tc>
+      </w:tr>
+      <w:tr>
+        <w:tc>
+          <w:tcPr>
+            <w:tcW w:type="dxa" w:w="5040"/>
+          </w:tcPr>
+          <w:p>
+            <w:r>
+              <w:rPr>
+                <w:sz w:val="18"/>
+              </w:rPr>
+              <w:t>g</w:t>
+            </w:r>
+          </w:p>
+        </w:tc>
+        <w:tc>
+          <w:tcPr>
+            <w:tcW w:type="dxa" w:w="5040"/>
+          </w:tcPr>
+          <w:p>
+            <w:r>
+              <w:rPr>
+                <w:sz w:val="18"/>
+              </w:rPr>
+              <w:t>提交本批时，最近两个可见on_submit的正到达间隔；未知时为0</w:t>
+            </w:r>
+          </w:p>
+        </w:tc>
+      </w:tr>
+      <w:tr>
+        <w:tc>
+          <w:tcPr>
+            <w:tcW w:type="dxa" w:w="5040"/>
+          </w:tcPr>
+          <w:p>
+            <w:r>
+              <w:rPr>
+                <w:sz w:val="18"/>
+              </w:rPr>
+              <w:t>E</w:t>
+            </w:r>
+          </w:p>
+        </w:tc>
+        <w:tc>
+          <w:tcPr>
+            <w:tcW w:type="dxa" w:w="5040"/>
+          </w:tcPr>
+          <w:p>
+            <w:r>
+              <w:rPr>
+                <w:sz w:val="18"/>
+              </w:rPr>
+              <w:t>max（本批全局SSD工作之和＋最忙卡复制工作之和，本请求等待加执行时长）</w:t>
+            </w:r>
+          </w:p>
+        </w:tc>
+      </w:tr>
+    </w:tbl>
+    <w:p>
+      <w:r>
+        <w:t>若g已知且E&lt;g，节省的服务时间可能被空闲间隔吸收，时间权重w取0；否则w取1。单次命中的净收益估计为：</w:t>
+      </w:r>
+    </w:p>
+    <w:p>
+      <w:r>
+        <w:rPr>
+          <w:rFonts w:ascii="Courier New" w:hAnsi="Courier New"/>
+          <w:sz w:val="16"/>
+        </w:rPr>
+        <w:t>G = w × c_t × [R + a × (D − H)] + C − C_hit</w:t>
+      </w:r>
+    </w:p>
+    <w:p>
+      <w:r>
+        <w:rPr>
+          <w:rFonts w:ascii="Courier New" w:hAnsi="Courier New"/>
+          <w:sz w:val="16"/>
+        </w:rPr>
+        <w:t>C_hit = 命中的CPU H2D费 + NPU H2D费 = 2（公开参数）</w:t>
+      </w:r>
+    </w:p>
+    <w:p>
+      <w:r>
+        <w:t>G≤0就不提升。例如稀疏DIRECT的C=2，w=0时G=0；稀疏FALLBACK若独占一组，C=12，仍有G=10的调用费收益。空闲只折扣时间收益，不抹掉调用费节省。 最近间隔并不保证未来；整批命中也不进入on_submit，因此这是近似预测。</w:t>
+      </w:r>
+    </w:p>
+    <w:p>
+      <w:pPr>
+        <w:pStyle w:val="Heading3"/>
+      </w:pPr>
+      <w:r>
+        <w:t>3.4 查预算与容量：有收益，也不能无限投资</w:t>
+      </w:r>
+    </w:p>
+    <w:p>
+      <w:r>
+        <w:t>预算Q衡量已经观察到的读取支出。对尚未记账的不同到达时刻数m，用当前完成请求的工作估计增加：</w:t>
+      </w:r>
+    </w:p>
+    <w:p>
+      <w:r>
+        <w:rPr>
+          <w:rFonts w:ascii="Courier New" w:hAnsi="Courier New"/>
+          <w:sz w:val="16"/>
+        </w:rPr>
+        <w:t>Q ← Q + m × max(0, c_t × [R + a × D] + C)</w:t>
+      </w:r>
+    </w:p>
+    <w:p>
+      <w:r>
+        <w:t>同一到达时刻不重复入账；第一轮虽因无复用不准入，第二轮可把此前未记账次数一起计入。它是按当前工作估计外推的历史支出预算，不是预测未来会命中m次。命中完成则增加上次估计的正收益，累计不超过上次提升成本P。</w:t>
+      </w:r>
+    </w:p>
+    <w:p>
+      <w:r>
+        <w:t>容量压力提高所需预算，但不禁止满池后的热点替换：</w:t>
+      </w:r>
+    </w:p>
+    <w:p>
+      <w:r>
+        <w:rPr>
+          <w:rFonts w:ascii="Courier New" w:hAnsi="Courier New"/>
+          <w:sz w:val="16"/>
+        </w:rPr>
+        <w:t>门槛 A = P × (1 + max(0, U + F + s − K) / K)</w:t>
+      </w:r>
+    </w:p>
+    <w:p>
+      <w:r>
+        <w:rPr>
+          <w:rFonts w:ascii="Courier New" w:hAnsi="Courier New"/>
+          <w:sz w:val="16"/>
+        </w:rPr>
+        <w:t>准入条件：G &gt; 0 且 Q ≥ A</w:t>
+      </w:r>
+    </w:p>
+    <w:p>
+      <w:r>
+        <w:t>K是KV池容量，U是框架报告的驻留字节，F是本策略已知在途提升字节，s是待提升完整对象大小。对象放不进整个池的情况已在3.1节排除；“超出容量的字节÷K”只是替换压力代理，不是精确计算被驱逐对象的损失。</w:t>
+      </w:r>
+    </w:p>
+    <w:p>
+      <w:r>
+        <w:t>通过后把Q清零，记录收益和已付成本，输出一条针对当前完整IOCB的PROMOTE：priority=10，not_before_us=当前时刻。这表示允许现在开始，不保证立刻启动，也不保证与前台互不干扰。</w:t>
+      </w:r>
+    </w:p>
+    <w:p>
+      <w:r>
+        <w:t>提升完成后才能命中；TTL从插入时开始，命中更新LRU但不续TTL。TTL到期或插入时容量不足都可能导致失效；容量不足时由框架按LRU逐个驱逐，我们不指定受害者。</w:t>
+      </w:r>
+    </w:p>
+    <w:p>
+      <w:pPr>
+        <w:pStyle w:val="Heading2"/>
+      </w:pPr>
+      <w:r>
+        <w:t>四、把规则算一遍：何时合并，何时缓存</w:t>
+      </w:r>
+    </w:p>
+    <w:p>
+      <w:pPr>
+        <w:pStyle w:val="Heading3"/>
+      </w:pPr>
+      <w:r>
+        <w:t>4.1 实际回放：相邻读取不一定应该合并</w:t>
+      </w:r>
+    </w:p>
+    <w:p>
+      <w:r>
+        <w:t>两个教学输入都只有一批、同卡三个请求、池容量充足，使用公开资源和费用。下表是官方模拟器执行与独立回放结果，输入、选中计划和候选详情保存在示例目录（示例/）。它们用于解释决策，不并入481条冻结验证矩阵，也未用于调参。</w:t>
+      </w:r>
+    </w:p>
+    <w:tbl>
+      <w:tblPr>
+        <w:tblStyle w:val="LightShading-Accent1"/>
+        <w:tblW w:type="auto" w:w="0"/>
+        <w:tblLook w:firstColumn="1" w:firstRow="1" w:lastColumn="0" w:lastRow="0" w:noHBand="0" w:noVBand="1" w:val="04A0"/>
+      </w:tblPr>
+      <w:tblGrid>
+        <w:gridCol w:w="2016"/>
+        <w:gridCol w:w="2016"/>
+        <w:gridCol w:w="2016"/>
+        <w:gridCol w:w="2016"/>
+        <w:gridCol w:w="2016"/>
+      </w:tblGrid>
+      <w:tr>
+        <w:tc>
+          <w:tcPr>
+            <w:tcW w:type="dxa" w:w="2016"/>
+          </w:tcPr>
+          <w:p>
+            <w:r>
+              <w:rPr>
+                <w:sz w:val="18"/>
+              </w:rPr>
+              <w:t>输入与候选</w:t>
+            </w:r>
+          </w:p>
+        </w:tc>
+        <w:tc>
+          <w:tcPr>
+            <w:tcW w:type="dxa" w:w="2016"/>
+          </w:tcPr>
+          <w:p>
+            <w:r>
+              <w:rPr>
+                <w:sz w:val="18"/>
+              </w:rPr>
+              <w:t>Trace时间T</w:t>
+            </w:r>
+          </w:p>
+        </w:tc>
+        <w:tc>
+          <w:tcPr>
+            <w:tcW w:type="dxa" w:w="2016"/>
+          </w:tcPr>
+          <w:p>
+            <w:r>
+              <w:rPr>
+                <w:sz w:val="18"/>
+              </w:rPr>
+              <w:t>CPU</w:t>
+            </w:r>
+          </w:p>
+        </w:tc>
+        <w:tc>
+          <w:tcPr>
+            <w:tcW w:type="dxa" w:w="2016"/>
+          </w:tcPr>
+          <w:p>
+            <w:r>
+              <w:rPr>
+                <w:sz w:val="18"/>
+              </w:rPr>
+              <w:t>NPU</w:t>
+            </w:r>
+          </w:p>
+        </w:tc>
+        <w:tc>
+          <w:tcPr>
+            <w:tcW w:type="dxa" w:w="2016"/>
+          </w:tcPr>
+          <w:p>
+            <w:r>
+              <w:rPr>
+                <w:sz w:val="18"/>
+              </w:rPr>
+              <w:t>J（c_t=1）</w:t>
+            </w:r>
+          </w:p>
+        </w:tc>
+      </w:tr>
+      <w:tr>
+        <w:tc>
+          <w:tcPr>
+            <w:tcW w:type="dxa" w:w="2016"/>
+          </w:tcPr>
+          <w:p>
+            <w:r>
+              <w:rPr>
+                <w:sz w:val="18"/>
+              </w:rPr>
+              <w:t>三个相邻512B、源目标均对齐：分别DIRECT</w:t>
+            </w:r>
+          </w:p>
+        </w:tc>
+        <w:tc>
+          <w:tcPr>
+            <w:tcW w:type="dxa" w:w="2016"/>
+          </w:tcPr>
+          <w:p>
+            <w:r>
+              <w:rPr>
+                <w:sz w:val="18"/>
+              </w:rPr>
+              <w:t>4</w:t>
+            </w:r>
+          </w:p>
+        </w:tc>
+        <w:tc>
+          <w:tcPr>
+            <w:tcW w:type="dxa" w:w="2016"/>
+          </w:tcPr>
+          <w:p>
+            <w:r>
+              <w:rPr>
+                <w:sz w:val="18"/>
+              </w:rPr>
+              <w:t>6</w:t>
+            </w:r>
+          </w:p>
+        </w:tc>
+        <w:tc>
+          <w:tcPr>
+            <w:tcW w:type="dxa" w:w="2016"/>
+          </w:tcPr>
+          <w:p>
+            <w:r>
+              <w:rPr>
+                <w:sz w:val="18"/>
+              </w:rPr>
+              <w:t>0</w:t>
+            </w:r>
+          </w:p>
+        </w:tc>
+        <w:tc>
+          <w:tcPr>
+            <w:tcW w:type="dxa" w:w="2016"/>
+          </w:tcPr>
+          <w:p>
+            <w:r>
+              <w:rPr>
+                <w:sz w:val="18"/>
+              </w:rPr>
+              <w:t>10</w:t>
+            </w:r>
+          </w:p>
+        </w:tc>
+      </w:tr>
+      <w:tr>
+        <w:tc>
+          <w:tcPr>
+            <w:tcW w:type="dxa" w:w="2016"/>
+          </w:tcPr>
+          <w:p>
+            <w:r>
+              <w:rPr>
+                <w:sz w:val="18"/>
+              </w:rPr>
+              <w:t>同上：合并DIRECT，实际选中</w:t>
+            </w:r>
+          </w:p>
+        </w:tc>
+        <w:tc>
+          <w:tcPr>
+            <w:tcW w:type="dxa" w:w="2016"/>
+          </w:tcPr>
+          <w:p>
+            <w:r>
+              <w:rPr>
+                <w:sz w:val="18"/>
+              </w:rPr>
+              <w:t>4</w:t>
+            </w:r>
+          </w:p>
+        </w:tc>
+        <w:tc>
+          <w:tcPr>
+            <w:tcW w:type="dxa" w:w="2016"/>
+          </w:tcPr>
+          <w:p>
+            <w:r>
+              <w:rPr>
+                <w:sz w:val="18"/>
+              </w:rPr>
+              <w:t>2</w:t>
+            </w:r>
+          </w:p>
+        </w:tc>
+        <w:tc>
+          <w:tcPr>
+            <w:tcW w:type="dxa" w:w="2016"/>
+          </w:tcPr>
+          <w:p>
+            <w:r>
+              <w:rPr>
+                <w:sz w:val="18"/>
+              </w:rPr>
+              <w:t>0</w:t>
+            </w:r>
+          </w:p>
+        </w:tc>
+        <w:tc>
+          <w:tcPr>
+            <w:tcW w:type="dxa" w:w="2016"/>
+          </w:tcPr>
+          <w:p>
+            <w:r>
+              <w:rPr>
+                <w:sz w:val="18"/>
+              </w:rPr>
+              <w:t>6</w:t>
+            </w:r>
+          </w:p>
+        </w:tc>
+      </w:tr>
+      <w:tr>
+        <w:tc>
+          <w:tcPr>
+            <w:tcW w:type="dxa" w:w="2016"/>
+          </w:tcPr>
+          <w:p>
+            <w:r>
+              <w:rPr>
+                <w:sz w:val="18"/>
+              </w:rPr>
+              <w:t>三个相邻4KiB、目标地址不对齐：合并AGGREGATE</w:t>
+            </w:r>
+          </w:p>
+        </w:tc>
+        <w:tc>
+          <w:tcPr>
+            <w:tcW w:type="dxa" w:w="2016"/>
+          </w:tcPr>
+          <w:p>
+            <w:r>
+              <w:rPr>
+                <w:sz w:val="18"/>
+              </w:rPr>
+              <w:t>93</w:t>
+            </w:r>
+          </w:p>
+        </w:tc>
+        <w:tc>
+          <w:tcPr>
+            <w:tcW w:type="dxa" w:w="2016"/>
+          </w:tcPr>
+          <w:p>
+            <w:r>
+              <w:rPr>
+                <w:sz w:val="18"/>
+              </w:rPr>
+              <w:t>4</w:t>
+            </w:r>
+          </w:p>
+        </w:tc>
+        <w:tc>
+          <w:tcPr>
+            <w:tcW w:type="dxa" w:w="2016"/>
+          </w:tcPr>
+          <w:p>
+            <w:r>
+              <w:rPr>
+                <w:sz w:val="18"/>
+              </w:rPr>
+              <w:t>1</w:t>
+            </w:r>
+          </w:p>
+        </w:tc>
+        <w:tc>
+          <w:tcPr>
+            <w:tcW w:type="dxa" w:w="2016"/>
+          </w:tcPr>
+          <w:p>
+            <w:r>
+              <w:rPr>
+                <w:sz w:val="18"/>
+              </w:rPr>
+              <w:t>98</w:t>
+            </w:r>
+          </w:p>
+        </w:tc>
+      </w:tr>
+      <w:tr>
+        <w:tc>
+          <w:tcPr>
+            <w:tcW w:type="dxa" w:w="2016"/>
+          </w:tcPr>
+          <w:p>
+            <w:r>
+              <w:rPr>
+                <w:sz w:val="18"/>
+              </w:rPr>
+              <w:t>同上：分别AGGREGATE，实际选中</w:t>
+            </w:r>
+          </w:p>
+        </w:tc>
+        <w:tc>
+          <w:tcPr>
+            <w:tcW w:type="dxa" w:w="2016"/>
+          </w:tcPr>
+          <w:p>
+            <w:r>
+              <w:rPr>
+                <w:sz w:val="18"/>
+              </w:rPr>
+              <w:t>33</w:t>
+            </w:r>
+          </w:p>
+        </w:tc>
+        <w:tc>
+          <w:tcPr>
+            <w:tcW w:type="dxa" w:w="2016"/>
+          </w:tcPr>
+          <w:p>
+            <w:r>
+              <w:rPr>
+                <w:sz w:val="18"/>
+              </w:rPr>
+              <w:t>12</w:t>
+            </w:r>
+          </w:p>
+        </w:tc>
+        <w:tc>
+          <w:tcPr>
+            <w:tcW w:type="dxa" w:w="2016"/>
+          </w:tcPr>
+          <w:p>
+            <w:r>
+              <w:rPr>
+                <w:sz w:val="18"/>
+              </w:rPr>
+              <w:t>3</w:t>
+            </w:r>
+          </w:p>
+        </w:tc>
+        <w:tc>
+          <w:tcPr>
+            <w:tcW w:type="dxa" w:w="2016"/>
+          </w:tcPr>
+          <w:p>
+            <w:r>
+              <w:rPr>
+                <w:sz w:val="18"/>
+              </w:rPr>
+              <w:t>48</w:t>
+            </w:r>
+          </w:p>
+        </w:tc>
+      </w:tr>
+      <w:tr>
+        <w:tc>
+          <w:tcPr>
+            <w:tcW w:type="dxa" w:w="2016"/>
+          </w:tcPr>
+          <w:p>
+            <w:r>
+              <w:rPr>
+                <w:sz w:val="18"/>
+              </w:rPr>
+              <w:t>同上：合并FALLBACK</w:t>
+            </w:r>
+          </w:p>
+        </w:tc>
+        <w:tc>
+          <w:tcPr>
+            <w:tcW w:type="dxa" w:w="2016"/>
+          </w:tcPr>
+          <w:p>
+            <w:r>
+              <w:rPr>
+                <w:sz w:val="18"/>
+              </w:rPr>
+              <w:t>61</w:t>
+            </w:r>
+          </w:p>
+        </w:tc>
+        <w:tc>
+          <w:tcPr>
+            <w:tcW w:type="dxa" w:w="2016"/>
+          </w:tcPr>
+          <w:p>
+            <w:r>
+              <w:rPr>
+                <w:sz w:val="18"/>
+              </w:rPr>
+              <w:t>11</w:t>
+            </w:r>
+          </w:p>
+        </w:tc>
+        <w:tc>
+          <w:tcPr>
+            <w:tcW w:type="dxa" w:w="2016"/>
+          </w:tcPr>
+          <w:p>
+            <w:r>
+              <w:rPr>
+                <w:sz w:val="18"/>
+              </w:rPr>
+              <w:t>1</w:t>
+            </w:r>
+          </w:p>
+        </w:tc>
+        <w:tc>
+          <w:tcPr>
+            <w:tcW w:type="dxa" w:w="2016"/>
+          </w:tcPr>
+          <w:p>
+            <w:r>
+              <w:rPr>
+                <w:sz w:val="18"/>
+              </w:rPr>
+              <w:t>73</w:t>
+            </w:r>
+          </w:p>
+        </w:tc>
+      </w:tr>
+      <w:tr>
+        <w:tc>
+          <w:tcPr>
+            <w:tcW w:type="dxa" w:w="2016"/>
+          </w:tcPr>
+          <w:p>
+            <w:r>
+              <w:rPr>
+                <w:sz w:val="18"/>
+              </w:rPr>
+              <w:t>同上：分别FALLBACK</w:t>
+            </w:r>
+          </w:p>
+        </w:tc>
+        <w:tc>
+          <w:tcPr>
+            <w:tcW w:type="dxa" w:w="2016"/>
+          </w:tcPr>
+          <w:p>
+            <w:r>
+              <w:rPr>
+                <w:sz w:val="18"/>
+              </w:rPr>
+              <w:t>61</w:t>
+            </w:r>
+          </w:p>
+        </w:tc>
+        <w:tc>
+          <w:tcPr>
+            <w:tcW w:type="dxa" w:w="2016"/>
+          </w:tcPr>
+          <w:p>
+            <w:r>
+              <w:rPr>
+                <w:sz w:val="18"/>
+              </w:rPr>
+              <w:t>33</w:t>
+            </w:r>
+          </w:p>
+        </w:tc>
+        <w:tc>
+          <w:tcPr>
+            <w:tcW w:type="dxa" w:w="2016"/>
+          </w:tcPr>
+          <w:p>
+            <w:r>
+              <w:rPr>
+                <w:sz w:val="18"/>
+              </w:rPr>
+              <w:t>3</w:t>
+            </w:r>
+          </w:p>
+        </w:tc>
+        <w:tc>
+          <w:tcPr>
+            <w:tcW w:type="dxa" w:w="2016"/>
+          </w:tcPr>
+          <w:p>
+            <w:r>
+              <w:rPr>
+                <w:sz w:val="18"/>
+              </w:rPr>
+              <w:t>97</w:t>
+            </w:r>
+          </w:p>
+        </w:tc>
+      </w:tr>
+    </w:tbl>
+    <w:p>
+      <w:r>
+        <w:t>第一个输入的三个SSD区间是[0,512)、[512,1024)、[1024,1536)。合并后只有一条1536B DIRECT传输，仍覆盖三份IOCB；时间相同，节省两组调用费，J从10降到6。没有跨时刻重复，完成后不PROMOTE。</w:t>
+      </w:r>
+    </w:p>
+    <w:p>
+      <w:r>
+        <w:t>第二个输入把长度改为4KiB、目标地址各加1，DIRECT不合法。合并AGGREGATE确实少付10单位调用费，却让一次12KiB D2D替代了三个并行的4KiB D2D：在该性能模型下，T由33增到93，反而多花50单位J。小批全枚举发现这一差异，保留三个独立AGGREGATE操作。</w:t>
+      </w:r>
+    </w:p>
+    <w:p>
+      <w:r>
+        <w:t>这也说明为何需要试算：本例局部估价用复制并发3，可能高估合并后单个复制的带宽；完整计划模拟会按实际活动项重算。少操作只是手段，最终选择由时间和调用费共同决定。</w:t>
+      </w:r>
+    </w:p>
+    <w:p>
+      <w:r>
+        <w:t>可直接复现：</w:t>
+      </w:r>
+    </w:p>
+    <w:p>
+      <w:r>
+        <w:rPr>
+          <w:rFonts w:ascii="Courier New" w:hAnsi="Courier New"/>
+          <w:sz w:val="16"/>
+        </w:rPr>
+        <w:t>python3 run.py solve --prebuilt --input 02_算法方案/示例/相邻对齐小读输入.json --result aligned.json</w:t>
+      </w:r>
+    </w:p>
+    <w:p>
+      <w:r>
+        <w:rPr>
+          <w:rFonts w:ascii="Courier New" w:hAnsi="Courier New"/>
+          <w:sz w:val="16"/>
+        </w:rPr>
+        <w:t>python3 run.py solve --prebuilt --input 02_算法方案/示例/相邻非对齐读取输入.json --result unaligned.json</w:t>
+      </w:r>
+    </w:p>
+    <w:p>
+      <w:pPr>
+        <w:pStyle w:val="Heading3"/>
+      </w:pPr>
+      <w:r>
+        <w:t>4.2 算式示例：有收益，但预算不足时仍不提升</w:t>
+      </w:r>
+    </w:p>
+    <w:p>
+      <w:r>
+        <w:t>以下是代入公式的教学假设，不是上表实测值：对象已通过复用与新鲜度检查，R=30、D=10、H=12、C=12、a=1、c_t=1；本批E=200，最近提交间隔g=2000，因此w=0。来源比较后P=100。</w:t>
+      </w:r>
+    </w:p>
+    <w:p>
+      <w:r>
+        <w:t>一次命中的G=0×[30＋10−12]＋12−2=10，确有调用费收益。每次已观察读取提供预算30＋10＋12=52。设K=8MiB、U=7MiB、F=1MiB、s=1MiB，需替换1MiB，门槛A=100×(1＋1/8)=112.5。</w:t>
+      </w:r>
+    </w:p>
+    <w:tbl>
+      <w:tblPr>
+        <w:tblStyle w:val="LightShading-Accent1"/>
+        <w:tblW w:type="auto" w:w="0"/>
+        <w:tblLook w:firstColumn="1" w:firstRow="1" w:lastColumn="0" w:lastRow="0" w:noHBand="0" w:noVBand="1" w:val="04A0"/>
+      </w:tblPr>
+      <w:tblGrid>
+        <w:gridCol w:w="3360"/>
+        <w:gridCol w:w="3360"/>
+        <w:gridCol w:w="3360"/>
+      </w:tblGrid>
+      <w:tr>
+        <w:tc>
+          <w:tcPr>
+            <w:tcW w:type="dxa" w:w="3360"/>
+          </w:tcPr>
+          <w:p>
+            <w:r>
+              <w:rPr>
+                <w:sz w:val="18"/>
+              </w:rPr>
+              <w:t>当前证据</w:t>
+            </w:r>
+          </w:p>
+        </w:tc>
+        <w:tc>
+          <w:tcPr>
+            <w:tcW w:type="dxa" w:w="3360"/>
+          </w:tcPr>
+          <w:p>
+            <w:r>
+              <w:rPr>
+                <w:sz w:val="18"/>
+              </w:rPr>
+              <w:t>预算</w:t>
+            </w:r>
+          </w:p>
+        </w:tc>
+        <w:tc>
+          <w:tcPr>
+            <w:tcW w:type="dxa" w:w="3360"/>
+          </w:tcPr>
+          <w:p>
+            <w:r>
+              <w:rPr>
+                <w:sz w:val="18"/>
+              </w:rPr>
+              <w:t>判定</w:t>
+            </w:r>
+          </w:p>
+        </w:tc>
+      </w:tr>
+      <w:tr>
+        <w:tc>
+          <w:tcPr>
+            <w:tcW w:type="dxa" w:w="3360"/>
+          </w:tcPr>
+          <w:p>
+            <w:r>
+              <w:rPr>
+                <w:sz w:val="18"/>
+              </w:rPr>
+              <w:t>首次出现</w:t>
+            </w:r>
+          </w:p>
+        </w:tc>
+        <w:tc>
+          <w:tcPr>
+            <w:tcW w:type="dxa" w:w="3360"/>
+          </w:tcPr>
+          <w:p>
+            <w:r>
+              <w:rPr>
+                <w:sz w:val="18"/>
+              </w:rPr>
+              <w:t>不做准入</w:t>
+            </w:r>
+          </w:p>
+        </w:tc>
+        <w:tc>
+          <w:tcPr>
+            <w:tcW w:type="dxa" w:w="3360"/>
+          </w:tcPr>
+          <w:p>
+            <w:r>
+              <w:rPr>
+                <w:sz w:val="18"/>
+              </w:rPr>
+              <w:t>没有跨时刻复用</w:t>
+            </w:r>
+          </w:p>
+        </w:tc>
+      </w:tr>
+      <w:tr>
+        <w:tc>
+          <w:tcPr>
+            <w:tcW w:type="dxa" w:w="3360"/>
+          </w:tcPr>
+          <w:p>
+            <w:r>
+              <w:rPr>
+                <w:sz w:val="18"/>
+              </w:rPr>
+              <w:t>第二次完成，把两次尚未记账的观察入账</w:t>
+            </w:r>
+          </w:p>
+        </w:tc>
+        <w:tc>
+          <w:tcPr>
+            <w:tcW w:type="dxa" w:w="3360"/>
+          </w:tcPr>
+          <w:p>
+            <w:r>
+              <w:rPr>
+                <w:sz w:val="18"/>
+              </w:rPr>
+              <w:t>2×52=104</w:t>
+            </w:r>
+          </w:p>
+        </w:tc>
+        <w:tc>
+          <w:tcPr>
+            <w:tcW w:type="dxa" w:w="3360"/>
+          </w:tcPr>
+          <w:p>
+            <w:r>
+              <w:rPr>
+                <w:sz w:val="18"/>
+              </w:rPr>
+              <w:t>G虽为正，但104&lt;112.5，不提升</w:t>
+            </w:r>
+          </w:p>
+        </w:tc>
+      </w:tr>
+      <w:tr>
+        <w:tc>
+          <w:tcPr>
+            <w:tcW w:type="dxa" w:w="3360"/>
+          </w:tcPr>
+          <w:p>
+            <w:r>
+              <w:rPr>
+                <w:sz w:val="18"/>
+              </w:rPr>
+              <w:t>第三次完成，且需求与工作估值仍相同</w:t>
+            </w:r>
+          </w:p>
+        </w:tc>
+        <w:tc>
+          <w:tcPr>
+            <w:tcW w:type="dxa" w:w="3360"/>
+          </w:tcPr>
+          <w:p>
+            <w:r>
+              <w:rPr>
+                <w:sz w:val="18"/>
+              </w:rPr>
+              <w:t>104＋52=156</w:t>
+            </w:r>
+          </w:p>
+        </w:tc>
+        <w:tc>
+          <w:tcPr>
+            <w:tcW w:type="dxa" w:w="3360"/>
+          </w:tcPr>
+          <w:p>
+            <w:r>
+              <w:rPr>
+                <w:sz w:val="18"/>
+              </w:rPr>
+              <w:t>156≥112.5，提升并把预算清零</w:t>
+            </w:r>
+          </w:p>
+        </w:tc>
+      </w:tr>
+    </w:tbl>
+    <w:p>
+      <w:r>
+        <w:t>满池并没有把对象永远挡在外面；更多新鲜复用证据可以支持替换。反过来，若w=0且C=2，则G=0，即使预算充足也不提升。若第三次后不再访问，刚发起的提升仍可能亏损——在线历史不能保证未来收益。</w:t>
+      </w:r>
+    </w:p>
+    <w:p>
+      <w:pPr>
+        <w:pStyle w:val="Heading2"/>
+      </w:pPr>
+      <w:r>
+        <w:t>五、方案取舍与结论</w:t>
+      </w:r>
+    </w:p>
+    <w:p>
+      <w:r>
+        <w:t>本方案的三层分工是：区间规划选分组与路径；有限试算检查这些操作一起运行的效果；完成反馈用复用、净收益和预算限制缓存投入。 每层都给出具体候选和判断条件，最后统一回到整条Trace的J验证。</w:t>
+      </w:r>
+    </w:p>
+    <w:tbl>
+      <w:tblPr>
+        <w:tblStyle w:val="LightShading-Accent1"/>
+        <w:tblW w:type="auto" w:w="0"/>
+        <w:tblLook w:firstColumn="1" w:firstRow="1" w:lastColumn="0" w:lastRow="0" w:noHBand="0" w:noVBand="1" w:val="04A0"/>
+      </w:tblPr>
+      <w:tblGrid>
+        <w:gridCol w:w="5040"/>
+        <w:gridCol w:w="5040"/>
+      </w:tblGrid>
+      <w:tr>
+        <w:tc>
+          <w:tcPr>
+            <w:tcW w:type="dxa" w:w="5040"/>
+          </w:tcPr>
+          <w:p>
+            <w:r>
+              <w:rPr>
+                <w:sz w:val="18"/>
+              </w:rPr>
+              <w:t>边界</w:t>
+            </w:r>
+          </w:p>
+        </w:tc>
+        <w:tc>
+          <w:tcPr>
+            <w:tcW w:type="dxa" w:w="5040"/>
+          </w:tcPr>
+          <w:p>
+            <w:r>
+              <w:rPr>
+                <w:sz w:val="18"/>
+              </w:rPr>
+              <w:t>处理方式或限制</w:t>
+            </w:r>
+          </w:p>
+        </w:tc>
+      </w:tr>
+      <w:tr>
+        <w:tc>
+          <w:tcPr>
+            <w:tcW w:type="dxa" w:w="5040"/>
+          </w:tcPr>
+          <w:p>
+            <w:r>
+              <w:rPr>
+                <w:sz w:val="18"/>
+              </w:rPr>
+              <w:t>对齐、容量、请求槽位与覆盖</w:t>
+            </w:r>
+          </w:p>
+        </w:tc>
+        <w:tc>
+          <w:tcPr>
+            <w:tcW w:type="dxa" w:w="5040"/>
+          </w:tcPr>
+          <w:p>
+            <w:r>
+              <w:rPr>
+                <w:sz w:val="18"/>
+              </w:rPr>
+              <w:t>规划时过滤，官方回放再检查；无法合法完成时明确报错</w:t>
+            </w:r>
+          </w:p>
+        </w:tc>
+      </w:tr>
+      <w:tr>
+        <w:tc>
+          <w:tcPr>
+            <w:tcW w:type="dxa" w:w="5040"/>
+          </w:tcPr>
+          <w:p>
+            <w:r>
+              <w:rPr>
+                <w:sz w:val="18"/>
+              </w:rPr>
+              <w:t>无复用、同刻重复、对象过大、TTL/新鲜度不满足</w:t>
+            </w:r>
+          </w:p>
+        </w:tc>
+        <w:tc>
+          <w:tcPr>
+            <w:tcW w:type="dxa" w:w="5040"/>
+          </w:tcPr>
+          <w:p>
+            <w:r>
+              <w:rPr>
+                <w:sz w:val="18"/>
+              </w:rPr>
+              <w:t>不PROMOTE；前台读取照常完成</w:t>
+            </w:r>
+          </w:p>
+        </w:tc>
+      </w:tr>
+      <w:tr>
+        <w:tc>
+          <w:tcPr>
+            <w:tcW w:type="dxa" w:w="5040"/>
+          </w:tcPr>
+          <w:p>
+            <w:r>
+              <w:rPr>
+                <w:sz w:val="18"/>
+              </w:rPr>
+              <w:t>满池、热点迁移</w:t>
+            </w:r>
+          </w:p>
+        </w:tc>
+        <w:tc>
+          <w:tcPr>
+            <w:tcW w:type="dxa" w:w="5040"/>
+          </w:tcPr>
+          <w:p>
+            <w:r>
+              <w:rPr>
+                <w:sz w:val="18"/>
+              </w:rPr>
+              <w:t>按替换压力提高预算，允许新热点进入；不精确估计LRU受害者价值</w:t>
+            </w:r>
+          </w:p>
+        </w:tc>
+      </w:tr>
+      <w:tr>
+        <w:tc>
+          <w:tcPr>
+            <w:tcW w:type="dxa" w:w="5040"/>
+          </w:tcPr>
+          <w:p>
+            <w:r>
+              <w:rPr>
+                <w:sz w:val="18"/>
+              </w:rPr>
+              <w:t>缓存命中、后台竞争</w:t>
+            </w:r>
+          </w:p>
+        </w:tc>
+        <w:tc>
+          <w:tcPr>
+            <w:tcW w:type="dxa" w:w="5040"/>
+          </w:tcPr>
+          <w:p>
+            <w:r>
+              <w:rPr>
+                <w:sz w:val="18"/>
+              </w:rPr>
+              <w:t>命中仍占H2D并收费；PROMOTE_SSD共享SSD；低优先级不等于资源隔离</w:t>
+            </w:r>
+          </w:p>
+        </w:tc>
+      </w:tr>
+      <w:tr>
+        <w:tc>
+          <w:tcPr>
+            <w:tcW w:type="dxa" w:w="5040"/>
+          </w:tcPr>
+          <w:p>
+            <w:r>
+              <w:rPr>
+                <w:sz w:val="18"/>
+              </w:rPr>
+              <w:t>到达突变、尾部提升</w:t>
+            </w:r>
+          </w:p>
+        </w:tc>
+        <w:tc>
+          <w:tcPr>
+            <w:tcW w:type="dxa" w:w="5040"/>
+          </w:tcPr>
+          <w:p>
+            <w:r>
+              <w:rPr>
+                <w:sz w:val="18"/>
+              </w:rPr>
+              <w:t>最近间隔与历史预算可能误判；尾部提升仍进入Trace时间</w:t>
+            </w:r>
+          </w:p>
+        </w:tc>
+      </w:tr>
+      <w:tr>
+        <w:tc>
+          <w:tcPr>
+            <w:tcW w:type="dxa" w:w="5040"/>
+          </w:tcPr>
+          <w:p>
+            <w:r>
+              <w:rPr>
+                <w:sz w:val="18"/>
+              </w:rPr>
+              <w:t>大输入与复杂状态</w:t>
+            </w:r>
+          </w:p>
+        </w:tc>
+        <w:tc>
+          <w:tcPr>
+            <w:tcW w:type="dxa" w:w="5040"/>
+          </w:tcPr>
+          <w:p>
+            <w:r>
+              <w:rPr>
+                <w:sz w:val="18"/>
+              </w:rPr>
+              <w:t>搜索有界、必要时跳过试算；窗口不含全部后台状态，不能保证全局最优</w:t>
+            </w:r>
+          </w:p>
+        </w:tc>
+      </w:tr>
+    </w:tbl>
+    <w:p>
+      <w:r>
+        <w:t>当前源码公开自动分89.9899/90；481条输入各三次运行和回放通过。220条扩展贪心对照中193条更优、1条持平、26条更差；当前源码冻结后新生成的24条组合中14条更优、10条更差，最大回退3.35%。这些是所测范围内的证据，不代表每例必胜、无过拟合证明或真实硬件加速。详见验证报告（../05_验证结果/验证报告.md）与边界条件（通用性与边界条件.md）。</w:t>
+      </w:r>
+    </w:p>
+    <w:p>
+      <w:pPr>
+        <w:pStyle w:val="Heading2"/>
+      </w:pPr>
+      <w:r>
+        <w:t>附录A：实现预算与复杂度</w:t>
+      </w:r>
+    </w:p>
+    <w:p>
+      <w:r>
+        <w:t>以下数值控制搜索和状态规模，不是按测试编号匹配的特例。</w:t>
+      </w:r>
+    </w:p>
+    <w:tbl>
+      <w:tblPr>
+        <w:tblStyle w:val="LightShading-Accent1"/>
+        <w:tblW w:type="auto" w:w="0"/>
+        <w:tblLook w:firstColumn="1" w:firstRow="1" w:lastColumn="0" w:lastRow="0" w:noHBand="0" w:noVBand="1" w:val="04A0"/>
+      </w:tblPr>
+      <w:tblGrid>
+        <w:gridCol w:w="5040"/>
+        <w:gridCol w:w="5040"/>
+      </w:tblGrid>
+      <w:tr>
+        <w:tc>
+          <w:tcPr>
+            <w:tcW w:type="dxa" w:w="5040"/>
+          </w:tcPr>
+          <w:p>
+            <w:r>
+              <w:rPr>
+                <w:sz w:val="18"/>
+              </w:rPr>
+              <w:t>项目</w:t>
+            </w:r>
+          </w:p>
+        </w:tc>
+        <w:tc>
+          <w:tcPr>
+            <w:tcW w:type="dxa" w:w="5040"/>
+          </w:tcPr>
+          <w:p>
+            <w:r>
+              <w:rPr>
+                <w:sz w:val="18"/>
+              </w:rPr>
+              <w:t>当前实现</w:t>
+            </w:r>
+          </w:p>
+        </w:tc>
+      </w:tr>
+      <w:tr>
+        <w:tc>
+          <w:tcPr>
+            <w:tcW w:type="dxa" w:w="5040"/>
+          </w:tcPr>
+          <w:p>
+            <w:r>
+              <w:rPr>
+                <w:sz w:val="18"/>
+              </w:rPr>
+              <w:t>前台块上限候选</w:t>
+            </w:r>
+          </w:p>
+        </w:tc>
+        <w:tc>
+          <w:tcPr>
+            <w:tcW w:type="dxa" w:w="5040"/>
+          </w:tcPr>
+          <w:p>
+            <w:r>
+              <w:rPr>
+                <w:sz w:val="18"/>
+              </w:rPr>
+              <w:t>2MiB、8MiB；实际受对齐与池容量约束</w:t>
+            </w:r>
+          </w:p>
+        </w:tc>
+      </w:tr>
+      <w:tr>
+        <w:tc>
+          <w:tcPr>
+            <w:tcW w:type="dxa" w:w="5040"/>
+          </w:tcPr>
+          <w:p>
+            <w:r>
+              <w:rPr>
+                <w:sz w:val="18"/>
+              </w:rPr>
+              <w:t>区间向后搜索窗口</w:t>
+            </w:r>
+          </w:p>
+        </w:tc>
+        <w:tc>
+          <w:tcPr>
+            <w:tcW w:type="dxa" w:w="5040"/>
+          </w:tcPr>
+          <w:p>
+            <w:r>
+              <w:rPr>
+                <w:sz w:val="18"/>
+              </w:rPr>
+              <w:t>最多128个片段</w:t>
+            </w:r>
+          </w:p>
+        </w:tc>
+      </w:tr>
+      <w:tr>
+        <w:tc>
+          <w:tcPr>
+            <w:tcW w:type="dxa" w:w="5040"/>
+          </w:tcPr>
+          <w:p>
+            <w:r>
+              <w:rPr>
+                <w:sz w:val="18"/>
+              </w:rPr>
+              <w:t>普通候选比较入口</w:t>
+            </w:r>
+          </w:p>
+        </w:tc>
+        <w:tc>
+          <w:tcPr>
+            <w:tcW w:type="dxa" w:w="5040"/>
+          </w:tcPr>
+          <w:p>
+            <w:r>
+              <w:rPr>
+                <w:sz w:val="18"/>
+              </w:rPr>
+              <w:t>当前请求数不超过1024、iov不超过2048、初始操作数不超过2048</w:t>
+            </w:r>
+          </w:p>
+        </w:tc>
+      </w:tr>
+      <w:tr>
+        <w:tc>
+          <w:tcPr>
+            <w:tcW w:type="dxa" w:w="5040"/>
+          </w:tcPr>
+          <w:p>
+            <w:r>
+              <w:rPr>
+                <w:sz w:val="18"/>
+              </w:rPr>
+              <w:t>历史观察窗口</w:t>
+            </w:r>
+          </w:p>
+        </w:tc>
+        <w:tc>
+          <w:tcPr>
+            <w:tcW w:type="dxa" w:w="5040"/>
+          </w:tcPr>
+          <w:p>
+            <w:r>
+              <w:rPr>
+                <w:sz w:val="18"/>
+              </w:rPr>
+              <w:t>最多32批；加入历史时总iov不超过32768、累计初始操作预算不超过512</w:t>
+            </w:r>
+          </w:p>
+        </w:tc>
+      </w:tr>
+      <w:tr>
+        <w:tc>
+          <w:tcPr>
+            <w:tcW w:type="dxa" w:w="5040"/>
+          </w:tcPr>
+          <w:p>
+            <w:r>
+              <w:rPr>
+                <w:sz w:val="18"/>
+              </w:rPr>
+              <w:t>成本结果复用</w:t>
+            </w:r>
+          </w:p>
+        </w:tc>
+        <w:tc>
+          <w:tcPr>
+            <w:tcW w:type="dxa" w:w="5040"/>
+          </w:tcPr>
+          <w:p>
+            <w:r>
+              <w:rPr>
+                <w:sz w:val="18"/>
+              </w:rPr>
+              <w:t>无历史前缀且操作形状一致时复用，最多64项，每项签名不超过32768个整数</w:t>
+            </w:r>
+          </w:p>
+        </w:tc>
+      </w:tr>
+      <w:tr>
+        <w:tc>
+          <w:tcPr>
+            <w:tcW w:type="dxa" w:w="5040"/>
+          </w:tcPr>
+          <w:p>
+            <w:r>
+              <w:rPr>
+                <w:sz w:val="18"/>
+              </w:rPr>
+              <w:t>微批枚举</w:t>
+            </w:r>
+          </w:p>
+        </w:tc>
+        <w:tc>
+          <w:tcPr>
+            <w:tcW w:type="dxa" w:w="5040"/>
+          </w:tcPr>
+          <w:p>
+            <w:r>
+              <w:rPr>
+                <w:sz w:val="18"/>
+              </w:rPr>
+              <w:t>保守空闲、无缓存或提升历史、最多6个完整块和256个iov；每次规划至多3072个候选，两个块上限可各触发一次</w:t>
+            </w:r>
+          </w:p>
+        </w:tc>
+      </w:tr>
+      <w:tr>
+        <w:tc>
+          <w:tcPr>
+            <w:tcW w:type="dxa" w:w="5040"/>
+          </w:tcPr>
+          <w:p>
+            <w:r>
+              <w:rPr>
+                <w:sz w:val="18"/>
+              </w:rPr>
+              <w:t>访问历史队列</w:t>
+            </w:r>
+          </w:p>
+        </w:tc>
+        <w:tc>
+          <w:tcPr>
+            <w:tcW w:type="dxa" w:w="5040"/>
+          </w:tcPr>
+          <w:p>
+            <w:r>
+              <w:rPr>
+                <w:sz w:val="18"/>
+              </w:rPr>
+              <w:t>最多131072条更新记录</w:t>
+            </w:r>
+          </w:p>
+        </w:tc>
+      </w:tr>
+    </w:tbl>
+    <w:p>
+      <w:r>
+        <w:t>微批枚举只在受限候选集合内精确。成本结果复用的是相同操作形状的局部试算，不是把不同实时队列的成本视为相同，也不读取用例标识。</w:t>
+      </w:r>
+    </w:p>
+    <w:p>
+      <w:r>
+        <w:t>设V为总iov数、B为片段数、W=128、L为最终目标映射交集数。索引构建为O(V)，排序为O(B log B)，区间候选最多O(BW)，所有者集合维护还包含对数因子，映射约为O(B log Vmax + L)。局部模拟耗时另取决于事件和活动传输数，不能把整个策略简写为O(BW)。</w:t>
+      </w:r>
+    </w:p>
+    <w:p>
+      <w:r>
+        <w:t>观察窗口和历史记录有界，但SDK输入输出、在途请求和缓存状态仍占内存；本方案不声称恒定内存或任意规模安全。</w:t>
+      </w:r>
+    </w:p>
+    <w:p>
+      <w:r>
+        <w:t>缓存准入不再按驻留条目数C逐次扫描；同步R个在途提升使用集合和映射，约为O(R log(R+1))，还需读取活动传输。框架自身的TTL清理仍遍历缓存，不能因此声称整个模拟器消除了与C相关的开销。</w:t>
+      </w:r>
+    </w:p>
+    <w:p>
+      <w:pPr>
+        <w:pStyle w:val="Heading2"/>
+      </w:pPr>
+      <w:r>
+        <w:t>附录B：来源估价与代码对应</w:t>
+      </w:r>
+    </w:p>
+    <w:p>
+      <w:r>
+        <w:t>为避免正文被符号打断，PROMOTE来源估价集中列在这里。令f_S为按物理长度和DDR读取性能表得到的SSD服务微秒，f_H为按完整有效长度和复制性能表得到的D2H服务微秒；q_S=全局活动SSD项＋1，至少1；q_H=源卡活动D2H项＋1，受D2H上限L限制，至少1。两项服务估值都使用各自q查桶。n_S、n_H分别是在途SSD提升数、源卡HBM提升数。</w:t>
+      </w:r>
+    </w:p>
+    <w:p>
+      <w:r>
+        <w:rPr>
+          <w:rFonts w:ascii="Courier New" w:hAnsi="Courier New"/>
+          <w:sz w:val="16"/>
+        </w:rPr>
+        <w:t>SSD来源排序值 = c_t × f_S × q_S × (1 + n_S/q_S) + CPU_PROMOTE_PER_CMD_COST</w:t>
+      </w:r>
+    </w:p>
+    <w:p>
+      <w:r>
+        <w:rPr>
+          <w:rFonts w:ascii="Courier New" w:hAnsi="Courier New"/>
+          <w:sz w:val="16"/>
+        </w:rPr>
+        <w:t>HBM来源排序值 = c_t × f_H × q_H × (1 + n_H/max(1,L))</w:t>
+      </w:r>
+    </w:p>
+    <w:p>
+      <w:r>
+        <w:rPr>
+          <w:rFonts w:ascii="Courier New" w:hAnsi="Courier New"/>
+          <w:sz w:val="16"/>
+        </w:rPr>
+        <w:t xml:space="preserve">                + CPU_D2H_CALL_COST + NPU_D2H_CALL_COST</w:t>
+      </w:r>
+    </w:p>
+    <w:p>
+      <w:r>
+        <w:t>两边共同的固定费80不影响来源排序。选定后，新增投入P按下式计算；a仍为本批源卡字节占比：</w:t>
+      </w:r>
+    </w:p>
+    <w:p>
+      <w:r>
+        <w:rPr>
+          <w:rFonts w:ascii="Courier New" w:hAnsi="Courier New"/>
+          <w:sz w:val="16"/>
+        </w:rPr>
+        <w:t>选SSD：P = CPU_PROMOTE_FIXED_COST + c_t × f_S + CPU_PROMOTE_PER_CMD_COST</w:t>
+      </w:r>
+    </w:p>
+    <w:p>
+      <w:r>
+        <w:rPr>
+          <w:rFonts w:ascii="Courier New" w:hAnsi="Courier New"/>
+          <w:sz w:val="16"/>
+        </w:rPr>
+        <w:t>选HBM：P = CPU_PROMOTE_FIXED_COST + c_t × f_H × a</w:t>
+      </w:r>
+    </w:p>
+    <w:p>
+      <w:r>
+        <w:rPr>
+          <w:rFonts w:ascii="Courier New" w:hAnsi="Courier New"/>
+          <w:sz w:val="16"/>
+        </w:rPr>
+        <w:t xml:space="preserve">          + CPU_D2H_CALL_COST + NPU_D2H_CALL_COST</w:t>
+      </w:r>
+    </w:p>
+    <w:p>
+      <w:r>
+        <w:t>乘并发数和在途比例是就绪时间代理；P中的a是按卡并行范围的近似权重，都不是官方直接收取的费用。官方只按实际传输执行和固定费率算J。</w:t>
+      </w:r>
+    </w:p>
+    <w:p>
+      <w:r>
+        <w:t>唯一策略文件为solution.cpp（../03_程序/player/solution.cpp）。阅读时按下表定位即可：</w:t>
+      </w:r>
+    </w:p>
+    <w:tbl>
+      <w:tblPr>
+        <w:tblStyle w:val="LightShading-Accent1"/>
+        <w:tblW w:type="auto" w:w="0"/>
+        <w:tblLook w:firstColumn="1" w:firstRow="1" w:lastColumn="0" w:lastRow="0" w:noHBand="0" w:noVBand="1" w:val="04A0"/>
+      </w:tblPr>
+      <w:tblGrid>
+        <w:gridCol w:w="5040"/>
+        <w:gridCol w:w="5040"/>
+      </w:tblGrid>
+      <w:tr>
+        <w:tc>
+          <w:tcPr>
+            <w:tcW w:type="dxa" w:w="5040"/>
+          </w:tcPr>
+          <w:p>
+            <w:r>
+              <w:rPr>
+                <w:sz w:val="18"/>
+              </w:rPr>
+              <w:t>文中步骤</w:t>
+            </w:r>
+          </w:p>
+        </w:tc>
+        <w:tc>
+          <w:tcPr>
+            <w:tcW w:type="dxa" w:w="5040"/>
+          </w:tcPr>
+          <w:p>
+            <w:r>
+              <w:rPr>
+                <w:sz w:val="18"/>
+              </w:rPr>
+              <w:t>函数或变量</w:t>
+            </w:r>
+          </w:p>
+        </w:tc>
+      </w:tr>
+      <w:tr>
+        <w:tc>
+          <w:tcPr>
+            <w:tcW w:type="dxa" w:w="5040"/>
+          </w:tcPr>
+          <w:p>
+            <w:r>
+              <w:rPr>
+                <w:sz w:val="18"/>
+              </w:rPr>
+              <w:t>目标映射与DIRECT检查</w:t>
+            </w:r>
+          </w:p>
+        </w:tc>
+        <w:tc>
+          <w:tcPr>
+            <w:tcW w:type="dxa" w:w="5040"/>
+          </w:tcPr>
+          <w:p>
+            <w:r>
+              <w:rPr>
+                <w:sz w:val="18"/>
+              </w:rPr>
+              <w:t>IovIndex、direct_ok</w:t>
+            </w:r>
+          </w:p>
+        </w:tc>
+      </w:tr>
+      <w:tr>
+        <w:tc>
+          <w:tcPr>
+            <w:tcW w:type="dxa" w:w="5040"/>
+          </w:tcPr>
+          <w:p>
+            <w:r>
+              <w:rPr>
+                <w:sz w:val="18"/>
+              </w:rPr>
+              <w:t>分块、候选区间、动态规划和小批枚举</w:t>
+            </w:r>
+          </w:p>
+        </w:tc>
+        <w:tc>
+          <w:tcPr>
+            <w:tcW w:type="dxa" w:w="5040"/>
+          </w:tcPr>
+          <w:p>
+            <w:r>
+              <w:rPr>
+                <w:sz w:val="18"/>
+              </w:rPr>
+              <w:t>on_submit中的build_decision</w:t>
+            </w:r>
+          </w:p>
+        </w:tc>
+      </w:tr>
+      <w:tr>
+        <w:tc>
+          <w:tcPr>
+            <w:tcW w:type="dxa" w:w="5040"/>
+          </w:tcPr>
+          <w:p>
+            <w:r>
+              <w:rPr>
+                <w:sz w:val="18"/>
+              </w:rPr>
+              <w:t>分组路径估价</w:t>
+            </w:r>
+          </w:p>
+        </w:tc>
+        <w:tc>
+          <w:tcPr>
+            <w:tcW w:type="dxa" w:w="5040"/>
+          </w:tcPr>
+          <w:p>
+            <w:r>
+              <w:rPr>
+                <w:sz w:val="18"/>
+              </w:rPr>
+              <w:t>estimate</w:t>
+            </w:r>
+          </w:p>
+        </w:tc>
+      </w:tr>
+      <w:tr>
+        <w:tc>
+          <w:tcPr>
+            <w:tcW w:type="dxa" w:w="5040"/>
+          </w:tcPr>
+          <w:p>
+            <w:r>
+              <w:rPr>
+                <w:sz w:val="18"/>
+              </w:rPr>
+              <w:t>有限窗口试算</w:t>
+            </w:r>
+          </w:p>
+        </w:tc>
+        <w:tc>
+          <w:tcPr>
+            <w:tcW w:type="dxa" w:w="5040"/>
+          </w:tcPr>
+          <w:p>
+            <w:r>
+              <w:rPr>
+                <w:sz w:val="18"/>
+              </w:rPr>
+              <w:t>recent_、rewrite_path、evaluate</w:t>
+            </w:r>
+          </w:p>
+        </w:tc>
+      </w:tr>
+      <w:tr>
+        <w:tc>
+          <w:tcPr>
+            <w:tcW w:type="dxa" w:w="5040"/>
+          </w:tcPr>
+          <w:p>
+            <w:r>
+              <w:rPr>
+                <w:sz w:val="18"/>
+              </w:rPr>
+              <w:t>输出传输依赖</w:t>
+            </w:r>
+          </w:p>
+        </w:tc>
+        <w:tc>
+          <w:tcPr>
+            <w:tcW w:type="dxa" w:w="5040"/>
+          </w:tcPr>
+          <w:p>
+            <w:r>
+              <w:rPr>
+                <w:sz w:val="18"/>
+              </w:rPr>
+              <w:t>operation</w:t>
+            </w:r>
+          </w:p>
+        </w:tc>
+      </w:tr>
+      <w:tr>
+        <w:tc>
+          <w:tcPr>
+            <w:tcW w:type="dxa" w:w="5040"/>
+          </w:tcPr>
+          <w:p>
+            <w:r>
+              <w:rPr>
+                <w:sz w:val="18"/>
+              </w:rPr>
+              <w:t>为完成请求记录R、D、C等</w:t>
+            </w:r>
+          </w:p>
+        </w:tc>
+        <w:tc>
+          <w:tcPr>
+            <w:tcW w:type="dxa" w:w="5040"/>
+          </w:tcPr>
+          <w:p>
+            <w:r>
+              <w:rPr>
+                <w:sz w:val="18"/>
+              </w:rPr>
+              <w:t>work_，只记录最终选中计划</w:t>
+            </w:r>
+          </w:p>
+        </w:tc>
+      </w:tr>
+      <w:tr>
+        <w:tc>
+          <w:tcPr>
+            <w:tcW w:type="dxa" w:w="5040"/>
+          </w:tcPr>
+          <w:p>
+            <w:r>
+              <w:rPr>
+                <w:sz w:val="18"/>
+              </w:rPr>
+              <w:t>同键重复提升保护</w:t>
+            </w:r>
+          </w:p>
+        </w:tc>
+        <w:tc>
+          <w:tcPr>
+            <w:tcW w:type="dxa" w:w="5040"/>
+          </w:tcPr>
+          <w:p>
+            <w:r>
+              <w:rPr>
+                <w:sz w:val="18"/>
+              </w:rPr>
+              <w:t>sync_promotions、pending_keys_、cache_admitted</w:t>
+            </w:r>
+          </w:p>
+        </w:tc>
+      </w:tr>
+      <w:tr>
+        <w:tc>
+          <w:tcPr>
+            <w:tcW w:type="dxa" w:w="5040"/>
+          </w:tcPr>
+          <w:p>
+            <w:r>
+              <w:rPr>
+                <w:sz w:val="18"/>
+              </w:rPr>
+              <w:t>复用、来源、收益、预算、准入</w:t>
+            </w:r>
+          </w:p>
+        </w:tc>
+        <w:tc>
+          <w:tcPr>
+            <w:tcW w:type="dxa" w:w="5040"/>
+          </w:tcPr>
+          <w:p>
+            <w:r>
+              <w:rPr>
+                <w:sz w:val="18"/>
+              </w:rPr>
+              <w:t>on_iocb_complete</w:t>
+            </w:r>
+          </w:p>
+        </w:tc>
+      </w:tr>
+    </w:tbl>
+    <w:p>
+      <w:r>
+        <w:br w:type="page"/>
       </w:r>
     </w:p>
     <w:p>
@@ -413,7 +3817,61 @@
               <w:rPr>
                 <w:sz w:val="18"/>
               </w:rPr>
-              <w:t>检查复用、新鲜度、净收益和预算，再选择提升来源</w:t>
+              <w:t>检查复用、新鲜度、净收益与容量压力预算，再选择来源</w:t>
+            </w:r>
+          </w:p>
+        </w:tc>
+      </w:tr>
+      <w:tr>
+        <w:tc>
+          <w:tcPr>
+            <w:tcW w:type="dxa" w:w="2520"/>
+          </w:tcPr>
+          <w:p>
+            <w:r>
+              <w:rPr>
+                <w:sz w:val="18"/>
+              </w:rPr>
+              <w:t>空闲间隔可能吸收服务时间节省</w:t>
+            </w:r>
+          </w:p>
+        </w:tc>
+        <w:tc>
+          <w:tcPr>
+            <w:tcW w:type="dxa" w:w="2520"/>
+          </w:tcPr>
+          <w:p>
+            <w:r>
+              <w:rPr>
+                <w:sz w:val="18"/>
+              </w:rPr>
+              <w:t>时间不变时，非对齐请求仍可能节省调用费</w:t>
+            </w:r>
+          </w:p>
+        </w:tc>
+        <w:tc>
+          <w:tcPr>
+            <w:tcW w:type="dxa" w:w="2520"/>
+          </w:tcPr>
+          <w:p>
+            <w:r>
+              <w:rPr>
+                <w:sz w:val="18"/>
+              </w:rPr>
+              <w:t>时间收益与调用收益应分开估计</w:t>
+            </w:r>
+          </w:p>
+        </w:tc>
+        <w:tc>
+          <w:tcPr>
+            <w:tcW w:type="dxa" w:w="2520"/>
+          </w:tcPr>
+          <w:p>
+            <w:r>
+              <w:rPr>
+                <w:sz w:val="18"/>
+              </w:rPr>
+              <w:t>结合最近可见间隔、批次工作和实际等待，折扣时间收益</w:t>
             </w:r>
           </w:p>
         </w:tc>
@@ -486,6 +3944,11 @@
         <w:t>这里区分两层含义。可替代路径允许同一逻辑读取通过不同资源完成，是调度空间；冗余工作是重复读字节、额外调用或没有后续收益的搬运，是优化对象。不能因为一条路径多了一跳，就断言它应被删除。</w:t>
       </w:r>
     </w:p>
+    <w:p>
+      <w:r>
+        <w:t>实际教学回放提供了一个直接反例：同卡三个相邻4KiB、目标不对齐的请求，合并AGGREGATE虽把CPU＋NPU从15减到5，却把T从33增到93微秒，J从48升到98。因此程序选择分开；算法设计（算法设计.md）给出完整候选对照和输入输出。</w:t>
+      </w:r>
+    </w:p>
     <w:tbl>
       <w:tblPr>
         <w:tblStyle w:val="LightShading-Accent1"/>
@@ -738,7 +4201,7 @@
               <w:rPr>
                 <w:sz w:val="18"/>
               </w:rPr>
-              <w:t>用新鲜度、收益和预算筛选；不能预知未来，仍可能误判</w:t>
+              <w:t>区分时间与调用收益；按驻留和在途字节提高预算门槛，同时允许热点替换</w:t>
             </w:r>
           </w:p>
         </w:tc>
@@ -1026,7 +4489,7 @@
               <w:rPr>
                 <w:sz w:val="18"/>
               </w:rPr>
-              <w:t>要求跨时刻复用、新鲜度、容量证据、正净收益及足够预算</w:t>
+              <w:t>要求跨时刻复用、新鲜度、正净收益及覆盖容量压力的预算</w:t>
             </w:r>
           </w:p>
         </w:tc>
@@ -1039,7 +4502,7 @@
               <w:rPr>
                 <w:sz w:val="18"/>
               </w:rPr>
-              <w:t>减少无效提升，也可能错过真正热点</w:t>
+              <w:t>空闲时保留调用费收益；满池时允许有证据的新热点进入</w:t>
             </w:r>
           </w:p>
         </w:tc>
@@ -1102,6 +4565,11 @@
     <w:p>
       <w:r>
         <w:t>这些机制互相影响：前台合并已经降低了重读成本，缓存收益必须按选中计划重新估计；不能继续把baseline昂贵的逐iov成本当成每次命中都能节省的成本。</w:t>
+      </w:r>
+    </w:p>
+    <w:p>
+      <w:r>
+        <w:t>工程上，策略利用框架报告的真实未命中解除同键重复提升保护，并索引在途任务，无需在每次完成时扫描整个驻留缓存。框架的TTL扫描仍然存在，因此不能把策略这一项开销减少等同于整个模拟器的常数复杂度。</w:t>
       </w:r>
     </w:p>
     <w:p>
@@ -1192,7 +4660,7 @@
               <w:rPr>
                 <w:sz w:val="18"/>
               </w:rPr>
-              <w:t>自动分67.1981→89.9792/90；39条中35条J更低、4条持平</w:t>
+              <w:t>自动分67.1981→89.9899/90；39条中35条J更低、4条持平</w:t>
             </w:r>
           </w:p>
         </w:tc>
@@ -1356,7 +4824,7 @@
               <w:rPr>
                 <w:sz w:val="18"/>
               </w:rPr>
-              <w:t>扩展177条中160条更优、17条更差；冻结后独立24条中23条更优、1条更差</w:t>
+              <w:t>扩展220条中193条更优、1条持平、26条更差；冻结后留出24条中14条更优、10条更差</w:t>
             </w:r>
           </w:p>
         </w:tc>
@@ -1369,7 +4837,7 @@
               <w:rPr>
                 <w:sz w:val="18"/>
               </w:rPr>
-              <w:t>有跨负载收益，也存在回退；整体最大回退22.01%，独立组最大12.61%</w:t>
+              <w:t>有跨负载收益，也存在回退；整体最大回退22.01%，留出组最大3.35%</w:t>
             </w:r>
           </w:p>
         </w:tc>
@@ -1397,7 +4865,7 @@
               <w:rPr>
                 <w:sz w:val="18"/>
               </w:rPr>
-              <w:t>438条各三次官方回放通过；所测最大决策1321.250ms、峰值RSS 2886MiB</w:t>
+              <w:t>481条各三次官方回放通过；所测最大决策1257.757ms、峰值RSS 2632MiB</w:t>
             </w:r>
           </w:p>
         </w:tc>
@@ -1423,1395 +4891,7 @@
     </w:p>
     <w:p>
       <w:r>
-        <w:t>方案的价值在于把分组、路径与缓存放在统一成本口径下协调。代价是比贪心更复杂，且候选块长、搜索范围和观察窗口有限；窗口还省略部分后台流量。现有证据支持所测范围内的综合收益，不支持“全局最优”“每例必胜”或“已证明无过拟合”。后续应冻结策略，用新的负载家族测试最差回退，并通过消融辨别各机制的独立贡献。</w:t>
-      </w:r>
-    </w:p>
-    <w:p>
-      <w:r>
-        <w:br w:type="page"/>
-      </w:r>
-    </w:p>
-    <w:p>
-      <w:pPr>
-        <w:pStyle w:val="Heading1"/>
-      </w:pPr>
-      <w:r>
-        <w:t>算法设计：整体流程、分阶段决策与运行示例</w:t>
-      </w:r>
-    </w:p>
-    <w:p>
-      <w:pPr>
-        <w:pStyle w:val="Heading2"/>
-      </w:pPr>
-      <w:r>
-        <w:t>一、整体方案：先完成当前读取，再决定是否为后续复用建立缓存</w:t>
-      </w:r>
-    </w:p>
-    <w:p>
-      <w:r>
-        <w:t>这道题的输入是一段按时间到达的读取请求记录，称为Trace。每个请求指定SSD上的数据范围和目标计算卡上的HBM位置。我们的目标是在容量、对齐、并发和时间限制内，把所有请求正确完成，并尽量降低整条Trace的时间与调用成本。</w:t>
-      </w:r>
-    </w:p>
-    <w:p>
-      <w:r>
-        <w:t>优化目标是 J = time_cost_per_us × TraceTime + CPUCost + NPUCost。当前公开时间系数为1；调用成本按官方单价和次数累计，不是本机执行时间。TraceTime包含尾部已提交PROMOTE的完成时间，因此后台工作也会影响总成本。</w:t>
-      </w:r>
-    </w:p>
-    <w:p>
-      <w:r>
-        <w:t>方案由两个相互衔接的决策阶段组成。请求到达时，安排当前数据怎么搬；请求完成时，判断是否值得额外搬一份到缓存池。 前者决定分块、合并、路径和依赖，后者决定是否PROMOTE及其来源。官方模拟器负责真正执行任务、分配共享资源、处理缓存命中和计算最终成本。</w:t>
-      </w:r>
-    </w:p>
-    <w:p>
-      <w:r>
-        <w:t>前台采用“先快速规划，再有限比较”的方法：用区间动态规划生成合法的分组与路径方案，再把少量候选放到已观察到的批次窗口中比较，选择当前要提交的计划。后台采用“有复用证据才投入”的方法：只在需求仍然新鲜、缓存有容量、预计命中有收益且预算足够时提升。两部分使用同一套成本口径，避免前台省下的成本被无效后台工作抵消。</w:t>
-      </w:r>
-    </w:p>
-    <w:p>
-      <w:r>
-        <w:t>设计依据是：固定调用费让合并有价值，大小与并发相关的性能让路径必须联合比较，资源占用让局部最优不等于整体最优，而未知未来让缓存必须控制投入。设计依据与优化评述（设计依据与优化评述.md）集中说明这条论证链、相对官方baseline的改进及实测边界；本文展开执行步骤。</w:t>
-      </w:r>
-    </w:p>
-    <w:p>
-      <w:r>
-        <w:drawing>
-          <wp:inline xmlns:a="http://schemas.openxmlformats.org/drawingml/2006/main" xmlns:pic="http://schemas.openxmlformats.org/drawingml/2006/picture">
-            <wp:extent cx="5943600" cy="6339840"/>
-            <wp:docPr id="1" name="Picture 1"/>
-            <wp:cNvGraphicFramePr>
-              <a:graphicFrameLocks noChangeAspect="1"/>
-            </wp:cNvGraphicFramePr>
-            <a:graphic>
-              <a:graphicData uri="http://schemas.openxmlformats.org/drawingml/2006/picture">
-                <pic:pic>
-                  <pic:nvPicPr>
-                    <pic:cNvPr id="0" name="算法总体流程.png"/>
-                    <pic:cNvPicPr/>
-                  </pic:nvPicPr>
-                  <pic:blipFill>
-                    <a:blip r:embed="rId11"/>
-                    <a:stretch>
-                      <a:fillRect/>
-                    </a:stretch>
-                  </pic:blipFill>
-                  <pic:spPr>
-                    <a:xfrm>
-                      <a:off x="0" y="0"/>
-                      <a:ext cx="5943600" cy="6339840"/>
-                    </a:xfrm>
-                    <a:prstGeom prst="rect"/>
-                  </pic:spPr>
-                </pic:pic>
-              </a:graphicData>
-            </a:graphic>
-          </wp:inline>
-        </w:drawing>
-      </w:r>
-    </w:p>
-    <w:p>
-      <w:pPr>
-        <w:pStyle w:val="Caption"/>
-      </w:pPr>
-      <w:r>
-        <w:t>算法总体流程：请求到达时规划，完成时评估缓存</w:t>
-      </w:r>
-    </w:p>
-    <w:p>
-      <w:r>
-        <w:t>图中蓝色步骤由我们的策略决定，灰色步骤由官方框架执行。不同请求可以处于不同阶段：前一个请求正在PROMOTE时，后一个请求仍可到达并进行前台读取。</w:t>
-      </w:r>
-    </w:p>
-    <w:tbl>
-      <w:tblPr>
-        <w:tblStyle w:val="LightShading-Accent1"/>
-        <w:tblW w:type="auto" w:w="0"/>
-        <w:tblLook w:firstColumn="1" w:firstRow="1" w:lastColumn="0" w:lastRow="0" w:noHBand="0" w:noVBand="1" w:val="04A0"/>
-      </w:tblPr>
-      <w:tblGrid>
-        <w:gridCol w:w="3360"/>
-        <w:gridCol w:w="3360"/>
-        <w:gridCol w:w="3360"/>
-      </w:tblGrid>
-      <w:tr>
-        <w:tc>
-          <w:tcPr>
-            <w:tcW w:type="dxa" w:w="3360"/>
-          </w:tcPr>
-          <w:p>
-            <w:r>
-              <w:rPr>
-                <w:sz w:val="18"/>
-              </w:rPr>
-              <w:t>决策机会</w:t>
-            </w:r>
-          </w:p>
-        </w:tc>
-        <w:tc>
-          <w:tcPr>
-            <w:tcW w:type="dxa" w:w="3360"/>
-          </w:tcPr>
-          <w:p>
-            <w:r>
-              <w:rPr>
-                <w:sz w:val="18"/>
-              </w:rPr>
-              <w:t>策略收到什么</w:t>
-            </w:r>
-          </w:p>
-        </w:tc>
-        <w:tc>
-          <w:tcPr>
-            <w:tcW w:type="dxa" w:w="3360"/>
-          </w:tcPr>
-          <w:p>
-            <w:r>
-              <w:rPr>
-                <w:sz w:val="18"/>
-              </w:rPr>
-              <w:t>策略返回什么</w:t>
-            </w:r>
-          </w:p>
-        </w:tc>
-      </w:tr>
-      <w:tr>
-        <w:tc>
-          <w:tcPr>
-            <w:tcW w:type="dxa" w:w="3360"/>
-          </w:tcPr>
-          <w:p>
-            <w:r>
-              <w:rPr>
-                <w:sz w:val="18"/>
-              </w:rPr>
-              <w:t>on_submit</w:t>
-            </w:r>
-          </w:p>
-        </w:tc>
-        <w:tc>
-          <w:tcPr>
-            <w:tcW w:type="dxa" w:w="3360"/>
-          </w:tcPr>
-          <w:p>
-            <w:r>
-              <w:rPr>
-                <w:sz w:val="18"/>
-              </w:rPr>
-              <w:t>当前批次未命中的请求、资源和在途状态</w:t>
-            </w:r>
-          </w:p>
-        </w:tc>
-        <w:tc>
-          <w:tcPr>
-            <w:tcW w:type="dxa" w:w="3360"/>
-          </w:tcPr>
-          <w:p>
-            <w:r>
-              <w:rPr>
-                <w:sz w:val="18"/>
-              </w:rPr>
-              <w:t>当前批次的前台操作及传输依赖</w:t>
-            </w:r>
-          </w:p>
-        </w:tc>
-      </w:tr>
-      <w:tr>
-        <w:tc>
-          <w:tcPr>
-            <w:tcW w:type="dxa" w:w="3360"/>
-          </w:tcPr>
-          <w:p>
-            <w:r>
-              <w:rPr>
-                <w:sz w:val="18"/>
-              </w:rPr>
-              <w:t>on_iocb_complete</w:t>
-            </w:r>
-          </w:p>
-        </w:tc>
-        <w:tc>
-          <w:tcPr>
-            <w:tcW w:type="dxa" w:w="3360"/>
-          </w:tcPr>
-          <w:p>
-            <w:r>
-              <w:rPr>
-                <w:sz w:val="18"/>
-              </w:rPr>
-              <w:t>刚完成的一个请求、当前运行状态</w:t>
-            </w:r>
-          </w:p>
-        </w:tc>
-        <w:tc>
-          <w:tcPr>
-            <w:tcW w:type="dxa" w:w="3360"/>
-          </w:tcPr>
-          <w:p>
-            <w:r>
-              <w:rPr>
-                <w:sz w:val="18"/>
-              </w:rPr>
-              <w:t>一条针对该请求的PROMOTE，或不提升</w:t>
-            </w:r>
-          </w:p>
-        </w:tc>
-      </w:tr>
-    </w:tbl>
-    <w:p>
-      <w:r>
-        <w:t>框架先查缓存，再把未命中部分交给策略。命中的请求由框架执行“缓存池→HBM”的H2D复制，也会消耗带宽、并发名额和调用成本。策略不能查看未来请求，不能任意撤销已提交操作，也不能自行宣布完成时间。PROMOTE只能针对刚完成的完整请求提出；当前实现允许它从当前时刻起执行，并未主动预约一个更晚的启动时刻。</w:t>
-      </w:r>
-    </w:p>
-    <w:p>
-      <w:r>
-        <w:t>下面按一次决策实际经过的顺序展开：第二节解释前台五步，第三节解释完成后的缓存决策，第四节把它们串成一个例子，第五节回到整体效果与限制。搜索上限、复杂度和代码定位放在末尾附录。</w:t>
-      </w:r>
-    </w:p>
-    <w:p>
-      <w:pPr>
-        <w:pStyle w:val="Heading2"/>
-      </w:pPr>
-      <w:r>
-        <w:t>二、请求到达后的前台流程</w:t>
-      </w:r>
-    </w:p>
-    <w:p>
-      <w:pPr>
-        <w:pStyle w:val="Heading3"/>
-      </w:pPr>
-      <w:r>
-        <w:t>2.1 看清请求和当前负载，建立后续计算的依据</w:t>
-      </w:r>
-    </w:p>
-    <w:p>
-      <w:r>
-        <w:t>一个请求（IOCB）描述一个SSD区间，但目标可能分散在多个HBM片段（iov）。因此，不能只把请求看成一个“长度”，还要知道切下来的每段数据应该写到哪里。程序先为iov建立累计长度索引，后续切分时通过二分定位相关片段，只输出真正相交的目标区间。</w:t>
-      </w:r>
-    </w:p>
-    <w:p>
-      <w:r>
-        <w:t>同一阶段还记录请求的设备、到达时刻和历史访问情况，读取当前SSD及各卡复制资源上的活动任务，并删除已经全部完成的观察批次。索引供本次前台规划使用；访问记录会在完成回调中用于缓存判断。两类状态在这里建立，但此时不会因为“看起来重复”就提前PROMOTE。</w:t>
-      </w:r>
-    </w:p>
-    <w:p>
-      <w:pPr>
-        <w:pStyle w:val="Heading3"/>
-      </w:pPr>
-      <w:r>
-        <w:t>2.2 按容量分块，把大请求变成可合法搬运的片段</w:t>
-      </w:r>
-    </w:p>
-    <w:p>
-      <w:r>
-        <w:t>大请求可能放不进临时HBM或DDR池，需要分块后循环复用缓冲区。程序先以2MiB为候选块上限生成一份计划；普通规模输入还会比较8MiB块上限。候选上限并不意味着每块一定那么大，实际长度还受请求末尾、对齐和可用池容量约束。</w:t>
-      </w:r>
-    </w:p>
-    <w:p>
-      <w:r>
-        <w:t>对不能DIRECT的片段，物理SSD读取可向512B边界扩展，但复制到目标HBM时只写有效数据。拆分边界尽量避免制造很小的尾块。需要暂存的物理范围必须能由对应临时池容纳。</w:t>
-      </w:r>
-    </w:p>
-    <w:p>
-      <w:r>
-        <w:t>这一步得到的是带有来源、目标映射和对齐属性的片段集合，还没有决定哪些片段合成一个操作。较小块有利于流水和释放缓冲，较大块有利于减少命令与固定费用，下一步会比较这些取舍。</w:t>
-      </w:r>
-    </w:p>
-    <w:p>
-      <w:pPr>
-        <w:pStyle w:val="Heading3"/>
-      </w:pPr>
-      <w:r>
-        <w:t>2.3 用区间动态规划，同时选择合并边界和传输路径</w:t>
-      </w:r>
-    </w:p>
-    <w:p>
-      <w:r>
-        <w:t>程序按设备和SSD起点排序片段，从每个位置向后查看最多128个片段，枚举可以组成一组的连续区间。候选组必须位于同一张卡；SSD范围须按本实现的对齐连接条件相接或重叠，且不能超过块上限。被拆分的IOCB不与其他IOCB共享同一个操作，防止多个操作交叉占住请求槽位形成循环等待。</w:t>
-      </w:r>
-    </w:p>
-    <w:p>
-      <w:r>
-        <w:t>对每个候选组，程序比较三条路径。三条路径都可以服务多个当前请求，“合并”不是AGGREGATE的专属能力。</w:t>
-      </w:r>
-    </w:p>
-    <w:tbl>
-      <w:tblPr>
-        <w:tblStyle w:val="LightShading-Accent1"/>
-        <w:tblW w:type="auto" w:w="0"/>
-        <w:tblLook w:firstColumn="1" w:firstRow="1" w:lastColumn="0" w:lastRow="0" w:noHBand="0" w:noVBand="1" w:val="04A0"/>
-      </w:tblPr>
-      <w:tblGrid>
-        <w:gridCol w:w="3360"/>
-        <w:gridCol w:w="3360"/>
-        <w:gridCol w:w="3360"/>
-      </w:tblGrid>
-      <w:tr>
-        <w:tc>
-          <w:tcPr>
-            <w:tcW w:type="dxa" w:w="3360"/>
-          </w:tcPr>
-          <w:p>
-            <w:r>
-              <w:rPr>
-                <w:sz w:val="18"/>
-              </w:rPr>
-              <w:t>路径</w:t>
-            </w:r>
-          </w:p>
-        </w:tc>
-        <w:tc>
-          <w:tcPr>
-            <w:tcW w:type="dxa" w:w="3360"/>
-          </w:tcPr>
-          <w:p>
-            <w:r>
-              <w:rPr>
-                <w:sz w:val="18"/>
-              </w:rPr>
-              <w:t>数据路线</w:t>
-            </w:r>
-          </w:p>
-        </w:tc>
-        <w:tc>
-          <w:tcPr>
-            <w:tcW w:type="dxa" w:w="3360"/>
-          </w:tcPr>
-          <w:p>
-            <w:r>
-              <w:rPr>
-                <w:sz w:val="18"/>
-              </w:rPr>
-              <w:t>本实现怎样判断可用</w:t>
-            </w:r>
-          </w:p>
-        </w:tc>
-      </w:tr>
-      <w:tr>
-        <w:tc>
-          <w:tcPr>
-            <w:tcW w:type="dxa" w:w="3360"/>
-          </w:tcPr>
-          <w:p>
-            <w:r>
-              <w:rPr>
-                <w:sz w:val="18"/>
-              </w:rPr>
-              <w:t>DIRECT</w:t>
-            </w:r>
-          </w:p>
-        </w:tc>
-        <w:tc>
-          <w:tcPr>
-            <w:tcW w:type="dxa" w:w="3360"/>
-          </w:tcPr>
-          <w:p>
-            <w:r>
-              <w:rPr>
-                <w:sz w:val="18"/>
-              </w:rPr>
-              <w:t>SSD→目标HBM</w:t>
-            </w:r>
-          </w:p>
-        </w:tc>
-        <w:tc>
-          <w:tcPr>
-            <w:tcW w:type="dxa" w:w="3360"/>
-          </w:tcPr>
-          <w:p>
-            <w:r>
-              <w:rPr>
-                <w:sz w:val="18"/>
-              </w:rPr>
-              <w:t>各逻辑交集满足512B对齐，合并区间无重叠且首尾相接，请求所有者数不超过槽位上限</w:t>
-            </w:r>
-          </w:p>
-        </w:tc>
-      </w:tr>
-      <w:tr>
-        <w:tc>
-          <w:tcPr>
-            <w:tcW w:type="dxa" w:w="3360"/>
-          </w:tcPr>
-          <w:p>
-            <w:r>
-              <w:rPr>
-                <w:sz w:val="18"/>
-              </w:rPr>
-              <w:t>AGGREGATE</w:t>
-            </w:r>
-          </w:p>
-        </w:tc>
-        <w:tc>
-          <w:tcPr>
-            <w:tcW w:type="dxa" w:w="3360"/>
-          </w:tcPr>
-          <w:p>
-            <w:r>
-              <w:rPr>
-                <w:sz w:val="18"/>
-              </w:rPr>
-              <w:t>SSD→临时HBM→目标HBM</w:t>
-            </w:r>
-          </w:p>
-        </w:tc>
-        <w:tc>
-          <w:tcPr>
-            <w:tcW w:type="dxa" w:w="3360"/>
-          </w:tcPr>
-          <w:p>
-            <w:r>
-              <w:rPr>
-                <w:sz w:val="18"/>
-              </w:rPr>
-              <w:t>合并物理范围能放进临时HBM，目标映射完整，请求所有者数不超过槽位上限</w:t>
-            </w:r>
-          </w:p>
-        </w:tc>
-      </w:tr>
-      <w:tr>
-        <w:tc>
-          <w:tcPr>
-            <w:tcW w:type="dxa" w:w="3360"/>
-          </w:tcPr>
-          <w:p>
-            <w:r>
-              <w:rPr>
-                <w:sz w:val="18"/>
-              </w:rPr>
-              <w:t>FALLBACK</w:t>
-            </w:r>
-          </w:p>
-        </w:tc>
-        <w:tc>
-          <w:tcPr>
-            <w:tcW w:type="dxa" w:w="3360"/>
-          </w:tcPr>
-          <w:p>
-            <w:r>
-              <w:rPr>
-                <w:sz w:val="18"/>
-              </w:rPr>
-              <w:t>SSD→DDR→目标HBM</w:t>
-            </w:r>
-          </w:p>
-        </w:tc>
-        <w:tc>
-          <w:tcPr>
-            <w:tcW w:type="dxa" w:w="3360"/>
-          </w:tcPr>
-          <w:p>
-            <w:r>
-              <w:rPr>
-                <w:sz w:val="18"/>
-              </w:rPr>
-              <w:t>合并物理范围能放进DDR，目标映射完整</w:t>
-            </w:r>
-          </w:p>
-        </w:tc>
-      </w:tr>
-    </w:tbl>
-    <w:p>
-      <w:r>
-        <w:t>候选成本由SSD服务时间、必要复制时间和调用成本估计组成。SSD按全局活动情况估计，复制按目标卡、复制类型及硬并发限制估计；缓冲占用也进入路径代理估值。这里计算的是用于快速筛选的局部成本，不是最终官方J。</w:t>
-      </w:r>
-    </w:p>
-    <w:p>
-      <w:r>
-        <w:t>动态规划的含义是：已经处理好前面若干片段后，比较“接下来只处理一个片段”和“把接下来的几个片段合并处理”，选累计估计成本较低的分组方式。其递推可以写成：</w:t>
-      </w:r>
-    </w:p>
-    <w:p>
-      <w:r>
-        <w:rPr>
-          <w:rFonts w:ascii="Courier New" w:hAnsi="Courier New"/>
-          <w:sz w:val="16"/>
-        </w:rPr>
-        <w:t>best[0] = 0</w:t>
-      </w:r>
-    </w:p>
-    <w:p>
-      <w:r>
-        <w:rPr>
-          <w:rFonts w:ascii="Courier New" w:hAnsi="Courier New"/>
-          <w:sz w:val="16"/>
-        </w:rPr>
-        <w:t>best[j] = min(best[i] + Estimate(片段i到j之前的候选组, 路径))</w:t>
-      </w:r>
-    </w:p>
-    <w:p>
-      <w:r>
-        <w:t>回溯最优转移后，得到一整批请求的分组边界和路径。这样不必把“先合并、再选路径”拆成两套互相矛盾的规则，也不会固定认为“越大越好”或“对齐就一定优先合并”。</w:t>
-      </w:r>
-    </w:p>
-    <w:p>
-      <w:pPr>
-        <w:pStyle w:val="Heading3"/>
-      </w:pPr>
-      <w:r>
-        <w:t>2.4 在有限观察窗口中比较，修正逐组估计看不到的竞争</w:t>
-      </w:r>
-    </w:p>
-    <w:p>
-      <w:r>
-        <w:t>逐组估计适合快速规划，但若同时提交很多组，它们会竞争SSD、请求槽位和临时池。例如，某条路径单独看很便宜，却可能占住槽位，让其他批次迟迟不能开始。为观察这种整体影响，程序在计算预算允许时进行第二轮比较。</w:t>
-      </w:r>
-    </w:p>
-    <w:p>
-      <w:r>
-        <w:t>候选来自两个块上限下的规划结果，以及在合法条件下偏向AGGREGATE或FALLBACK的路径改写。DIRECT操作保持DIRECT，无法满足目标池或槽位限制的组保持原路径。候选数量固定有界，不进行无限参数搜索。</w:t>
-      </w:r>
-    </w:p>
-    <w:p>
-      <w:r>
-        <w:t>比较使用官方模拟器，但只重建当前批次和有限数量的已见批次。历史候选来自仍有前台请求未完成的批次，最多保留32批，再受iov和操作预算裁剪。为了比较路径偏好的整体效果，局部试算可能改写观察窗口内旧计划的路径；这只是反事实试算，不会改写真实执行中已经提交的旧操作。最后只输出当前批次的选中计划。</w:t>
-      </w:r>
-    </w:p>
-    <w:p>
-      <w:r>
-        <w:t>窗口省略了更早的工作、缓存命中搬运和后台PROMOTE，也不是从完整实时状态恢复执行。因此，该比较仍是近似。普通路径估值会读取当前活动状态，但不能把第二轮试算称为对当前系统所有竞争的精确回放。输入过大时跳过这一轮，保留已有合法计划。</w:t>
-      </w:r>
-    </w:p>
-    <w:p>
-      <w:pPr>
-        <w:pStyle w:val="Heading3"/>
-      </w:pPr>
-      <w:r>
-        <w:t>2.5 输出操作和依赖，并为完成后的缓存判断记账</w:t>
-      </w:r>
-    </w:p>
-    <w:p>
-      <w:r>
-        <w:t>每个最终分组生成一个operation。当前实现的DIRECT组包含一条SSD传输项；AGGREGATE或FALLBACK组包含一条SSD传输项和一条带多个目标片段的D2D或H2D复制项。复制明确依赖本组SSD阶段完成，不能在数据尚未读入时先执行。</w:t>
-      </w:r>
-    </w:p>
-    <w:p>
-      <w:r>
-        <w:t>合并与并发在这里分开表达：合并决定一个operation包含哪些请求；并发取决于哪些传输项已经启动、尚未完成。把三个读取合成一个大读取，会把这组工作的SSD传输项数变成一个；多个组仍可并行或流水执行。group_id只是组织标识，不会自动形成资源独占或减少调用计费。</w:t>
-      </w:r>
-    </w:p>
-    <w:p>
-      <w:r>
-        <w:t>模拟器的实际并发度按活动传输项统计：全局SSD把各卡的前台SSD阶段与PROMOTE_SSD一起计数，复制则按卡和H2D/D2H/D2D类型分别计数。未启动的排队项不计入。请求槽位、CPU核数、累计调用次数以及一个operation包含多少请求，都是不同概念。复制并发上限限制能否启动；当前实际并发度与数据大小共同决定性能桶和传输速率。</w:t>
-      </w:r>
-    </w:p>
-    <w:p>
-      <w:r>
-        <w:t>只有选中计划参与缓存账本。共享SSD工作按物理字节估计，复制按有效字节估计，组内调用成本按有效字节分摊到请求；全局SSD工作与单卡复制工作使用不同并行范围。这个账本用于估计后续命中能省下多少工作，不修改官方计分器。返回计划后，由框架执行、释放缓冲并逐请求触发完成回调。</w:t>
-      </w:r>
-    </w:p>
-    <w:p>
-      <w:pPr>
-        <w:pStyle w:val="Heading2"/>
-      </w:pPr>
-      <w:r>
-        <w:t>三、请求完成后的缓存流程</w:t>
-      </w:r>
-    </w:p>
-    <w:p>
-      <w:pPr>
-        <w:pStyle w:val="Heading3"/>
-      </w:pPr>
-      <w:r>
-        <w:t>3.1 先区分本次完成来自缓存命中，还是策略安排的前台读取</w:t>
-      </w:r>
-    </w:p>
-    <w:p>
-      <w:r>
-        <w:t>缓存命中的请求没有进入我们的on_submit，因此没有策略持有的前台工作记录。它完成后，程序按上次准入时估计的单次命中收益更新后续提升预算，并限制累计额度不超过上次提升成本，然后返回“不提升”。</w:t>
-      </w:r>
-    </w:p>
-    <w:p>
-      <w:r>
-        <w:t>对于由策略安排的未命中读取，程序取出第二节留下的工作账本，再检查是否值得缓存。这个区分避免把一次已经命中的访问误当作新的SSD读取，也避免对它重复发起提升。</w:t>
-      </w:r>
-    </w:p>
-    <w:p>
-      <w:pPr>
-        <w:pStyle w:val="Heading3"/>
-      </w:pPr>
-      <w:r>
-        <w:t>3.2 先检查复用证据是否仍然有效</w:t>
-      </w:r>
-    </w:p>
-    <w:p>
-      <w:r>
-        <w:t>每个缓存键是“设备、SSD起点、读取长度”，不是HBM地址或请求编号。该键维护跨时刻访问记录、平均访问间隔、间隔波动、最近需求及有复用证据的字节距离。同一时刻批量出现的重复请求，不被当作多个独立周期的复用证据。</w:t>
-      </w:r>
-    </w:p>
-    <w:p>
-      <w:r>
-        <w:t>准入先排除以下情况：没有跨时刻重复、整个对象放不进缓存池、访问间隔达到TTL、最近需求已经过时、有复用证据的字节距离超过容量范围、同键已经缓存或正在提升。新鲜度允许的时间范围由平均间隔和两倍间隔绝对偏差共同决定，以容忍已经观察到的到达抖动。</w:t>
-      </w:r>
-    </w:p>
-    <w:p>
-      <w:r>
-        <w:t>这些检查先回答“现在还有没有理由为这个对象投入”。即使以前读过多次，如果它在前台排队太久、热点已经变化，完成时仍可能被拒绝。字节距离只由再次出现且可放入池中的对象推进，用来降低一次性扫描对热点证据的干扰；它仍然是工作集压力的近似。</w:t>
-      </w:r>
-    </w:p>
-    <w:p>
-      <w:pPr>
-        <w:pStyle w:val="Heading3"/>
-      </w:pPr>
-      <w:r>
-        <w:t>3.3 再检查命中收益与提升预算</w:t>
-      </w:r>
-    </w:p>
-    <w:p>
-      <w:r>
-        <w:t>缓存命中仍需一次H2D复制及CPU、NPU调用。程序估计一次未来命中的边际收益：省去的前台读取、复制和调用成本，减去命中本身的搬运和调用成本。若收益不为正，就不值得为这种访问方式建立缓存。</w:t>
-      </w:r>
-    </w:p>
-    <w:p>
-      <w:r>
-        <w:t>即使单次命中看起来有收益，也不能默认未来会命中很多次。程序用已经观察到的同键读取工作量形成提升预算：只记尚未入账的不同到达时刻；过时证据会清除。预算足以承担估计的提升成本时才准入，接受后消费预算。它相当于限制后台投入规模的经验账本，不是对未来命中次数的保证。</w:t>
-      </w:r>
-    </w:p>
-    <w:p>
-      <w:r>
-        <w:t>这两道检查分别回答“命中一次是否有用”和“现在投入是否足够谨慎”。它们都通过后，才会真正返回PROMOTE决策。</w:t>
-      </w:r>
-    </w:p>
-    <w:p>
-      <w:pPr>
-        <w:pStyle w:val="Heading3"/>
-      </w:pPr>
-      <w:r>
-        <w:t>3.4 选择提升来源，再交给框架执行</w:t>
-      </w:r>
-    </w:p>
-    <w:p>
-      <w:r>
-        <w:t>PROMOTE有两个来源：从已完成请求的HBM通过D2H写入缓存池，或从SSD重新读取后写入缓存池。程序比较两条路径的预计就绪成本，考虑全局SSD负载，以及源卡D2H的活动、排队和并发上限。来源选择考虑排队等待；准入使用的新增服务成本则避免把同一排队等待重复收费。</w:t>
-      </w:r>
-    </w:p>
-    <w:p>
-      <w:r>
-        <w:t>当前实现给PROMOTE较低优先级，最早启动时间设为当前完成时刻。它允许尽快启动，但不保证立即启动，也不表示只使用空闲带宽。PROMOTE_SSD会与前台SSD读取共享资源；PROMOTE_HBM使用按源卡单独建模的D2H资源。成功插入缓存后，后续完整同键请求才可能命中；TTL、LRU和实际驱逐由框架管理。</w:t>
-      </w:r>
-    </w:p>
-    <w:p>
-      <w:r>
-        <w:t>PROMOTE是服务未来访问的可选任务，当前读取不必等它完成才算完成。不过，固定SDK会等全部已提交传输结束才结束Trace，尾部PROMOTE会计入总历时。若后面没有再访问该对象，这次投入就可能只有成本，没有收益。</w:t>
-      </w:r>
-    </w:p>
-    <w:p>
-      <w:pPr>
-        <w:pStyle w:val="Heading3"/>
-      </w:pPr>
-      <w:r>
-        <w:t>3.5 提升成功后，由框架按TTL和容量管理缓存</w:t>
-      </w:r>
-    </w:p>
-    <w:p>
-      <w:r>
-        <w:t>TTL到期与容量不足是两种独立的失效原因，可理解为“或”，不是必须同时满足。TTL从PROMOTE成功入缓存时开始计算，过期后不能再命中，即使池子仍有空位。一次命中更新LRU最近访问时间，但不延长TTL。</w:t>
-      </w:r>
-    </w:p>
-    <w:p>
-      <w:r>
-        <w:t>新对象插入时，框架先检查对象是否超过整个池容量；超过则拒绝缓存。能够放入的对象先触发过期清理，再检查“现有缓存占用＋新对象长度”是否超过容量。如果仍超出，就反复按LRU淘汰最久未访问的对象，直到空间足够。因此，一个尚未到TTL的对象也可能因给新对象腾位置而被淘汰。</w:t>
-      </w:r>
-    </w:p>
-    <w:p>
-      <w:r>
-        <w:t>我们的策略控制是否发起PROMOTE，从而影响插入哪些对象；不直接指定驱逐谁，也不修改TTL或LRU规则。提升准入中的工作集和新鲜度判断，正是为了减少“刚花成本搬进缓存、很快又被淘汰或失效”的投入。</w:t>
-      </w:r>
-    </w:p>
-    <w:p>
-      <w:pPr>
-        <w:pStyle w:val="Heading2"/>
-      </w:pPr>
-      <w:r>
-        <w:t>四、用一个例子串起两个决策阶段</w:t>
-      </w:r>
-    </w:p>
-    <w:p>
-      <w:r>
-        <w:t>以下为机制示意，假设路径比较和缓存准入满足文中条件；它不表示程序对任何三个请求都会输出相同结果。</w:t>
-      </w:r>
-    </w:p>
-    <w:p>
-      <w:r>
-        <w:t>某批次包含A、B、C三个请求，都发往同一张卡，SSD范围分别为0—4KiB、4—8KiB、8—12KiB，目标HBM位置分散且不满足DIRECT对齐。它们能放进临时池。</w:t>
-      </w:r>
-    </w:p>
-    <w:p>
-      <w:r>
-        <w:t>第一阶段，程序建立目标片段索引，不需要因容量继续切分；然后比较“分别读取”“合并AB再处理C”“合并ABC”等分组及AGGREGATE/FALLBACK路径。假设观察窗口比较后选择一个合并FALLBACK操作，那么输出是一条12KiB的SSD→DDR传输，以及依赖它完成的一条多目标H2D复制。A、B、C仍分别得到自己的4KiB，并没有变成一个请求。</w:t>
-      </w:r>
-    </w:p>
-    <w:p>
-      <w:r>
-        <w:t>这次合并FALLBACK的CPU成本为固定费8、SSD命令费2、H2D调用费1，共11；NPU调用成本为1。如果三者分别用同样的FALLBACK步骤处理，则CPU成本为33、NPU成本为3。是否真正降低J，还取决于大块读取、复制及等待对整体时间的影响。</w:t>
-      </w:r>
-    </w:p>
-    <w:p>
-      <w:r>
-        <w:t>第二阶段，每个IOCB完整完成后分别进入缓存判断。第一次观察到它们时，缺少跨时刻复用证据，程序不提升。之后A的数据再次被请求并读完，若新鲜度、收益和预算等条件均满足，程序才为A的完整4KiB发起PROMOTE。虽然此前A、B、C合并读取，缓存键仍按各自的完整请求建立，不会自动把整个12KiB合并区间作为一个缓存项。</w:t>
-      </w:r>
-    </w:p>
-    <w:p>
-      <w:r>
-        <w:t>若A的PROMOTE已经完成、缓存未过期且未被驱逐，后续同卡、同SSD起点、同长度的A请求由框架直接执行缓存池→HBM的H2D复制，不进入前台规划。它仍占用该卡H2D资源并产生调用成本。HBM里曾经存在A的数据本身不构成缓存命中。</w:t>
-      </w:r>
-    </w:p>
-    <w:p>
-      <w:r>
-        <w:t>这个过程把前台计划和后台投资连接起来：前台先减少当前工作量，再用实际选中计划估计缓存价值；缓存命中改变后续进入策略的请求集合与资源负载，策略继续基于新的可见状态决策。</w:t>
-      </w:r>
-    </w:p>
-    <w:p>
-      <w:pPr>
-        <w:pStyle w:val="Heading2"/>
-      </w:pPr>
-      <w:r>
-        <w:t>五、整体效果、设计取舍与适用范围</w:t>
-      </w:r>
-    </w:p>
-    <w:p>
-      <w:r>
-        <w:t>方案的核心分工是：区间规划解决“哪些请求一起搬、走哪条路”，观察窗口解决“这些计划一起执行时是否相互阻塞”，复用准入解决“是否值得为后续访问再投入一次搬运”。 三者共同服务整条Trace的J，任何单项的局部收益都不能替代总成本判断。</w:t>
-      </w:r>
-    </w:p>
-    <w:p>
-      <w:r>
-        <w:t>大块合并能减少调用，却可能占用缓冲和槽位更久；更多并发可能提高带宽利用率，也可能增加竞争；缓存能省SSD读取，却会产生提升成本、H2D命中搬运和驱逐。这些取舍都通过同一成本口径及官方独立回放评估，而不是只追求命中率、最大合并块或最短单次读取。</w:t>
-      </w:r>
-    </w:p>
-    <w:p>
-      <w:r>
-        <w:t>当前冻结策略在官方39条输入上自动评分89.9792/90，438条输入各三次运行和回放通过。详细的逐例成本、回退、规模和资源结果见验证报告（../05_验证结果/验证报告.md）。这些结果支持所测范围内的合法性和收益，不证明每个输入都优于贪心，也不代表真实硬件加速。</w:t>
-      </w:r>
-    </w:p>
-    <w:p>
-      <w:r>
-        <w:t>方案仍有明确限制：窗口未包含全部后台活动，候选块长和分组范围有限，缓存未来收益只能估计。没有按文件名、题号或种子分支，但有限测试也不能证明不存在分布依赖。更大的输入或新负载应冻结策略后留出新家族验证，保留失败与成本回退，而不是反复用同一留出集选择参数。</w:t>
-      </w:r>
-    </w:p>
-    <w:p>
-      <w:pPr>
-        <w:pStyle w:val="Heading2"/>
-      </w:pPr>
-      <w:r>
-        <w:t>附录A：实现预算与复杂度</w:t>
-      </w:r>
-    </w:p>
-    <w:p>
-      <w:r>
-        <w:t>以下数值控制搜索和状态规模，不是按测试编号匹配的特例。</w:t>
-      </w:r>
-    </w:p>
-    <w:tbl>
-      <w:tblPr>
-        <w:tblStyle w:val="LightShading-Accent1"/>
-        <w:tblW w:type="auto" w:w="0"/>
-        <w:tblLook w:firstColumn="1" w:firstRow="1" w:lastColumn="0" w:lastRow="0" w:noHBand="0" w:noVBand="1" w:val="04A0"/>
-      </w:tblPr>
-      <w:tblGrid>
-        <w:gridCol w:w="5040"/>
-        <w:gridCol w:w="5040"/>
-      </w:tblGrid>
-      <w:tr>
-        <w:tc>
-          <w:tcPr>
-            <w:tcW w:type="dxa" w:w="5040"/>
-          </w:tcPr>
-          <w:p>
-            <w:r>
-              <w:rPr>
-                <w:sz w:val="18"/>
-              </w:rPr>
-              <w:t>项目</w:t>
-            </w:r>
-          </w:p>
-        </w:tc>
-        <w:tc>
-          <w:tcPr>
-            <w:tcW w:type="dxa" w:w="5040"/>
-          </w:tcPr>
-          <w:p>
-            <w:r>
-              <w:rPr>
-                <w:sz w:val="18"/>
-              </w:rPr>
-              <w:t>当前实现</w:t>
-            </w:r>
-          </w:p>
-        </w:tc>
-      </w:tr>
-      <w:tr>
-        <w:tc>
-          <w:tcPr>
-            <w:tcW w:type="dxa" w:w="5040"/>
-          </w:tcPr>
-          <w:p>
-            <w:r>
-              <w:rPr>
-                <w:sz w:val="18"/>
-              </w:rPr>
-              <w:t>前台块上限候选</w:t>
-            </w:r>
-          </w:p>
-        </w:tc>
-        <w:tc>
-          <w:tcPr>
-            <w:tcW w:type="dxa" w:w="5040"/>
-          </w:tcPr>
-          <w:p>
-            <w:r>
-              <w:rPr>
-                <w:sz w:val="18"/>
-              </w:rPr>
-              <w:t>2MiB、8MiB；实际受对齐与池容量约束</w:t>
-            </w:r>
-          </w:p>
-        </w:tc>
-      </w:tr>
-      <w:tr>
-        <w:tc>
-          <w:tcPr>
-            <w:tcW w:type="dxa" w:w="5040"/>
-          </w:tcPr>
-          <w:p>
-            <w:r>
-              <w:rPr>
-                <w:sz w:val="18"/>
-              </w:rPr>
-              <w:t>区间向后搜索窗口</w:t>
-            </w:r>
-          </w:p>
-        </w:tc>
-        <w:tc>
-          <w:tcPr>
-            <w:tcW w:type="dxa" w:w="5040"/>
-          </w:tcPr>
-          <w:p>
-            <w:r>
-              <w:rPr>
-                <w:sz w:val="18"/>
-              </w:rPr>
-              <w:t>最多128个片段</w:t>
-            </w:r>
-          </w:p>
-        </w:tc>
-      </w:tr>
-      <w:tr>
-        <w:tc>
-          <w:tcPr>
-            <w:tcW w:type="dxa" w:w="5040"/>
-          </w:tcPr>
-          <w:p>
-            <w:r>
-              <w:rPr>
-                <w:sz w:val="18"/>
-              </w:rPr>
-              <w:t>普通候选比较入口</w:t>
-            </w:r>
-          </w:p>
-        </w:tc>
-        <w:tc>
-          <w:tcPr>
-            <w:tcW w:type="dxa" w:w="5040"/>
-          </w:tcPr>
-          <w:p>
-            <w:r>
-              <w:rPr>
-                <w:sz w:val="18"/>
-              </w:rPr>
-              <w:t>当前请求数不超过1024、iov不超过2048、初始操作数不超过2048</w:t>
-            </w:r>
-          </w:p>
-        </w:tc>
-      </w:tr>
-      <w:tr>
-        <w:tc>
-          <w:tcPr>
-            <w:tcW w:type="dxa" w:w="5040"/>
-          </w:tcPr>
-          <w:p>
-            <w:r>
-              <w:rPr>
-                <w:sz w:val="18"/>
-              </w:rPr>
-              <w:t>历史观察窗口</w:t>
-            </w:r>
-          </w:p>
-        </w:tc>
-        <w:tc>
-          <w:tcPr>
-            <w:tcW w:type="dxa" w:w="5040"/>
-          </w:tcPr>
-          <w:p>
-            <w:r>
-              <w:rPr>
-                <w:sz w:val="18"/>
-              </w:rPr>
-              <w:t>最多32批；加入历史时总iov不超过32768、累计初始操作预算不超过512</w:t>
-            </w:r>
-          </w:p>
-        </w:tc>
-      </w:tr>
-      <w:tr>
-        <w:tc>
-          <w:tcPr>
-            <w:tcW w:type="dxa" w:w="5040"/>
-          </w:tcPr>
-          <w:p>
-            <w:r>
-              <w:rPr>
-                <w:sz w:val="18"/>
-              </w:rPr>
-              <w:t>成本结果复用</w:t>
-            </w:r>
-          </w:p>
-        </w:tc>
-        <w:tc>
-          <w:tcPr>
-            <w:tcW w:type="dxa" w:w="5040"/>
-          </w:tcPr>
-          <w:p>
-            <w:r>
-              <w:rPr>
-                <w:sz w:val="18"/>
-              </w:rPr>
-              <w:t>无历史前缀且操作形状一致时复用，最多64项，每项签名不超过32768个整数</w:t>
-            </w:r>
-          </w:p>
-        </w:tc>
-      </w:tr>
-      <w:tr>
-        <w:tc>
-          <w:tcPr>
-            <w:tcW w:type="dxa" w:w="5040"/>
-          </w:tcPr>
-          <w:p>
-            <w:r>
-              <w:rPr>
-                <w:sz w:val="18"/>
-              </w:rPr>
-              <w:t>微批枚举</w:t>
-            </w:r>
-          </w:p>
-        </w:tc>
-        <w:tc>
-          <w:tcPr>
-            <w:tcW w:type="dxa" w:w="5040"/>
-          </w:tcPr>
-          <w:p>
-            <w:r>
-              <w:rPr>
-                <w:sz w:val="18"/>
-              </w:rPr>
-              <w:t>保守空闲、无缓存或提升历史、最多6个完整块和256个iov；每次规划至多3072个候选，两个块上限可各触发一次</w:t>
-            </w:r>
-          </w:p>
-        </w:tc>
-      </w:tr>
-      <w:tr>
-        <w:tc>
-          <w:tcPr>
-            <w:tcW w:type="dxa" w:w="5040"/>
-          </w:tcPr>
-          <w:p>
-            <w:r>
-              <w:rPr>
-                <w:sz w:val="18"/>
-              </w:rPr>
-              <w:t>访问历史队列</w:t>
-            </w:r>
-          </w:p>
-        </w:tc>
-        <w:tc>
-          <w:tcPr>
-            <w:tcW w:type="dxa" w:w="5040"/>
-          </w:tcPr>
-          <w:p>
-            <w:r>
-              <w:rPr>
-                <w:sz w:val="18"/>
-              </w:rPr>
-              <w:t>最多131072条更新记录</w:t>
-            </w:r>
-          </w:p>
-        </w:tc>
-      </w:tr>
-    </w:tbl>
-    <w:p>
-      <w:r>
-        <w:t>微批枚举只在受限候选集合内精确。成本结果复用的是相同操作形状的局部试算，不是把不同实时队列的成本视为相同，也不读取用例标识。</w:t>
-      </w:r>
-    </w:p>
-    <w:p>
-      <w:r>
-        <w:t>设V为总iov数、B为片段数、W=128、L为最终目标映射交集数。索引构建为O(V)，排序为O(B log B)，区间候选最多O(BW)，所有者集合维护还包含对数因子，映射约为O(B log Vmax + L)。局部模拟耗时另取决于事件和活动传输数，不能把整个策略简写为O(BW)。</w:t>
-      </w:r>
-    </w:p>
-    <w:p>
-      <w:r>
-        <w:t>观察窗口和历史记录有界，但SDK输入输出、在途请求和缓存状态仍占内存；本方案不声称恒定内存或任意规模安全。</w:t>
-      </w:r>
-    </w:p>
-    <w:p>
-      <w:pPr>
-        <w:pStyle w:val="Heading2"/>
-      </w:pPr>
-      <w:r>
-        <w:t>附录B：从文字流程定位到代码</w:t>
-      </w:r>
-    </w:p>
-    <w:p>
-      <w:r>
-        <w:t>唯一策略文件是03_程序/player/solution.cpp（../03_程序/player/solution.cpp）。可按函数名搜索，不必从头逐行阅读。</w:t>
-      </w:r>
-    </w:p>
-    <w:tbl>
-      <w:tblPr>
-        <w:tblStyle w:val="LightShading-Accent1"/>
-        <w:tblW w:type="auto" w:w="0"/>
-        <w:tblLook w:firstColumn="1" w:firstRow="1" w:lastColumn="0" w:lastRow="0" w:noHBand="0" w:noVBand="1" w:val="04A0"/>
-      </w:tblPr>
-      <w:tblGrid>
-        <w:gridCol w:w="5040"/>
-        <w:gridCol w:w="5040"/>
-      </w:tblGrid>
-      <w:tr>
-        <w:tc>
-          <w:tcPr>
-            <w:tcW w:type="dxa" w:w="5040"/>
-          </w:tcPr>
-          <w:p>
-            <w:r>
-              <w:rPr>
-                <w:sz w:val="18"/>
-              </w:rPr>
-              <w:t>文中阶段</w:t>
-            </w:r>
-          </w:p>
-        </w:tc>
-        <w:tc>
-          <w:tcPr>
-            <w:tcW w:type="dxa" w:w="5040"/>
-          </w:tcPr>
-          <w:p>
-            <w:r>
-              <w:rPr>
-                <w:sz w:val="18"/>
-              </w:rPr>
-              <w:t>代码位置或标识</w:t>
-            </w:r>
-          </w:p>
-        </w:tc>
-      </w:tr>
-      <w:tr>
-        <w:tc>
-          <w:tcPr>
-            <w:tcW w:type="dxa" w:w="5040"/>
-          </w:tcPr>
-          <w:p>
-            <w:r>
-              <w:rPr>
-                <w:sz w:val="18"/>
-              </w:rPr>
-              <w:t>目标片段索引和DIRECT合法性</w:t>
-            </w:r>
-          </w:p>
-        </w:tc>
-        <w:tc>
-          <w:tcPr>
-            <w:tcW w:type="dxa" w:w="5040"/>
-          </w:tcPr>
-          <w:p>
-            <w:r>
-              <w:rPr>
-                <w:sz w:val="18"/>
-              </w:rPr>
-              <w:t>IovIndex、direct_ok</w:t>
-            </w:r>
-          </w:p>
-        </w:tc>
-      </w:tr>
-      <w:tr>
-        <w:tc>
-          <w:tcPr>
-            <w:tcW w:type="dxa" w:w="5040"/>
-          </w:tcPr>
-          <w:p>
-            <w:r>
-              <w:rPr>
-                <w:sz w:val="18"/>
-              </w:rPr>
-              <w:t>快速路径成本估计</w:t>
-            </w:r>
-          </w:p>
-        </w:tc>
-        <w:tc>
-          <w:tcPr>
-            <w:tcW w:type="dxa" w:w="5040"/>
-          </w:tcPr>
-          <w:p>
-            <w:r>
-              <w:rPr>
-                <w:sz w:val="18"/>
-              </w:rPr>
-              <w:t>estimate</w:t>
-            </w:r>
-          </w:p>
-        </w:tc>
-      </w:tr>
-      <w:tr>
-        <w:tc>
-          <w:tcPr>
-            <w:tcW w:type="dxa" w:w="5040"/>
-          </w:tcPr>
-          <w:p>
-            <w:r>
-              <w:rPr>
-                <w:sz w:val="18"/>
-              </w:rPr>
-              <w:t>请求到达、分块和区间规划</w:t>
-            </w:r>
-          </w:p>
-        </w:tc>
-        <w:tc>
-          <w:tcPr>
-            <w:tcW w:type="dxa" w:w="5040"/>
-          </w:tcPr>
-          <w:p>
-            <w:r>
-              <w:rPr>
-                <w:sz w:val="18"/>
-              </w:rPr>
-              <w:t>AdaptivePolicy::on_submit中的build_decision</w:t>
-            </w:r>
-          </w:p>
-        </w:tc>
-      </w:tr>
-      <w:tr>
-        <w:tc>
-          <w:tcPr>
-            <w:tcW w:type="dxa" w:w="5040"/>
-          </w:tcPr>
-          <w:p>
-            <w:r>
-              <w:rPr>
-                <w:sz w:val="18"/>
-              </w:rPr>
-              <w:t>候选窗口比较</w:t>
-            </w:r>
-          </w:p>
-        </w:tc>
-        <w:tc>
-          <w:tcPr>
-            <w:tcW w:type="dxa" w:w="5040"/>
-          </w:tcPr>
-          <w:p>
-            <w:r>
-              <w:rPr>
-                <w:sz w:val="18"/>
-              </w:rPr>
-              <w:t>recent_、rewrite_path、evaluate</w:t>
-            </w:r>
-          </w:p>
-        </w:tc>
-      </w:tr>
-      <w:tr>
-        <w:tc>
-          <w:tcPr>
-            <w:tcW w:type="dxa" w:w="5040"/>
-          </w:tcPr>
-          <w:p>
-            <w:r>
-              <w:rPr>
-                <w:sz w:val="18"/>
-              </w:rPr>
-              <w:t>生成操作、复制向量和依赖</w:t>
-            </w:r>
-          </w:p>
-        </w:tc>
-        <w:tc>
-          <w:tcPr>
-            <w:tcW w:type="dxa" w:w="5040"/>
-          </w:tcPr>
-          <w:p>
-            <w:r>
-              <w:rPr>
-                <w:sz w:val="18"/>
-              </w:rPr>
-              <w:t>operation</w:t>
-            </w:r>
-          </w:p>
-        </w:tc>
-      </w:tr>
-      <w:tr>
-        <w:tc>
-          <w:tcPr>
-            <w:tcW w:type="dxa" w:w="5040"/>
-          </w:tcPr>
-          <w:p>
-            <w:r>
-              <w:rPr>
-                <w:sz w:val="18"/>
-              </w:rPr>
-              <w:t>最终选中计划的收益账本</w:t>
-            </w:r>
-          </w:p>
-        </w:tc>
-        <w:tc>
-          <w:tcPr>
-            <w:tcW w:type="dxa" w:w="5040"/>
-          </w:tcPr>
-          <w:p>
-            <w:r>
-              <w:rPr>
-                <w:sz w:val="18"/>
-              </w:rPr>
-              <w:t>work_</w:t>
-            </w:r>
-          </w:p>
-        </w:tc>
-      </w:tr>
-      <w:tr>
-        <w:tc>
-          <w:tcPr>
-            <w:tcW w:type="dxa" w:w="5040"/>
-          </w:tcPr>
-          <w:p>
-            <w:r>
-              <w:rPr>
-                <w:sz w:val="18"/>
-              </w:rPr>
-              <w:t>完成后的复用准入与来源选择</w:t>
-            </w:r>
-          </w:p>
-        </w:tc>
-        <w:tc>
-          <w:tcPr>
-            <w:tcW w:type="dxa" w:w="5040"/>
-          </w:tcPr>
-          <w:p>
-            <w:r>
-              <w:rPr>
-                <w:sz w:val="18"/>
-              </w:rPr>
-              <w:t>AdaptivePolicy::on_iocb_complete</w:t>
-            </w:r>
-          </w:p>
-        </w:tc>
-      </w:tr>
-    </w:tbl>
-    <w:p>
-      <w:r>
-        <w:rPr>
-          <w:rFonts w:ascii="Courier New" w:hAnsi="Courier New"/>
-          <w:sz w:val="16"/>
-        </w:rPr>
-        <w:t>当一批未命中请求到达：</w:t>
-      </w:r>
-    </w:p>
-    <w:p>
-      <w:r>
-        <w:rPr>
-          <w:rFonts w:ascii="Courier New" w:hAnsi="Courier New"/>
-          <w:sz w:val="16"/>
-        </w:rPr>
-        <w:t xml:space="preserve">    整理运行状态，更新目标索引和已见访问记录</w:t>
-      </w:r>
-    </w:p>
-    <w:p>
-      <w:r>
-        <w:rPr>
-          <w:rFonts w:ascii="Courier New" w:hAnsi="Courier New"/>
-          <w:sz w:val="16"/>
-        </w:rPr>
-        <w:t xml:space="preserve">    按容量分块，用区间规划生成合法计划</w:t>
-      </w:r>
-    </w:p>
-    <w:p>
-      <w:r>
-        <w:rPr>
-          <w:rFonts w:ascii="Courier New" w:hAnsi="Courier New"/>
-          <w:sz w:val="16"/>
-        </w:rPr>
-        <w:t xml:space="preserve">    若预算允许，在有限已见窗口比较候选</w:t>
-      </w:r>
-    </w:p>
-    <w:p>
-      <w:r>
-        <w:rPr>
-          <w:rFonts w:ascii="Courier New" w:hAnsi="Courier New"/>
-          <w:sz w:val="16"/>
-        </w:rPr>
-        <w:t xml:space="preserve">    为选中计划生成依赖并记录每个请求的工作估计</w:t>
-      </w:r>
-    </w:p>
-    <w:p>
-      <w:r>
-        <w:rPr>
-          <w:rFonts w:ascii="Courier New" w:hAnsi="Courier New"/>
-          <w:sz w:val="16"/>
-        </w:rPr>
-        <w:t xml:space="preserve">    返回当前批次计划</w:t>
-      </w:r>
-    </w:p>
-    <w:p>
-      <w:r>
-        <w:rPr>
-          <w:rFonts w:ascii="Courier New" w:hAnsi="Courier New"/>
-          <w:sz w:val="16"/>
-        </w:rPr>
-      </w:r>
-    </w:p>
-    <w:p>
-      <w:r>
-        <w:rPr>
-          <w:rFonts w:ascii="Courier New" w:hAnsi="Courier New"/>
-          <w:sz w:val="16"/>
-        </w:rPr>
-        <w:t>当一个请求完成：</w:t>
-      </w:r>
-    </w:p>
-    <w:p>
-      <w:r>
-        <w:rPr>
-          <w:rFonts w:ascii="Courier New" w:hAnsi="Courier New"/>
-          <w:sz w:val="16"/>
-        </w:rPr>
-        <w:t xml:space="preserve">    若是缓存命中完成：更新预算反馈，返回不提升</w:t>
-      </w:r>
-    </w:p>
-    <w:p>
-      <w:r>
-        <w:rPr>
-          <w:rFonts w:ascii="Courier New" w:hAnsi="Courier New"/>
-          <w:sz w:val="16"/>
-        </w:rPr>
-        <w:t xml:space="preserve">    若复用、容量、新鲜度或重复提升检查不通过：返回不提升</w:t>
-      </w:r>
-    </w:p>
-    <w:p>
-      <w:r>
-        <w:rPr>
-          <w:rFonts w:ascii="Courier New" w:hAnsi="Courier New"/>
-          <w:sz w:val="16"/>
-        </w:rPr>
-        <w:t xml:space="preserve">    估计命中收益，比较SSD与HBM提升来源</w:t>
-      </w:r>
-    </w:p>
-    <w:p>
-      <w:r>
-        <w:rPr>
-          <w:rFonts w:ascii="Courier New" w:hAnsi="Courier New"/>
-          <w:sz w:val="16"/>
-        </w:rPr>
-        <w:t xml:space="preserve">    若收益不为正或预算不足：返回不提升</w:t>
-      </w:r>
-    </w:p>
-    <w:p>
-      <w:r>
-        <w:rPr>
-          <w:rFonts w:ascii="Courier New" w:hAnsi="Courier New"/>
-          <w:sz w:val="16"/>
-        </w:rPr>
-        <w:t xml:space="preserve">    消费预算，返回针对当前完整请求的PROMOTE</w:t>
+        <w:t>方案的价值在于把分组、路径与缓存放在统一成本口径下协调。代价是比贪心更复杂，候选和观察窗口有限；最近到达间隔不能保证未来，容量比例也不能精确估价LRU受害者。现有证据支持所测范围内的综合收益，不支持“全局最优”“每例必胜”或“已证明无过拟合”。后续应冻结策略，用新的负载组合测试最差回退，并通过消融辨别各机制的独立贡献。</w:t>
       </w:r>
     </w:p>
     <w:p>
@@ -2891,6 +4971,16 @@
     </w:p>
     <w:p>
       <w:r>
+        <w:t>时间收益折扣使用最近可见提交间隔与批次工作量、实际等待作比较，不读取未来到达；它可能在负载突变时判断错误。调用费收益单独保留，因此稀疏到达不等于禁止缓存。容量门槛考虑驻留与在途字节，但仅按替换比例增加预算，不精确估价LRU受害者，也不保证消除全部抖动。</w:t>
+      </w:r>
+    </w:p>
+    <w:p>
+      <w:r>
+        <w:t>同键重新提升需要在前一次提升结束后出现新的框架未命中证据，避免旧排队请求重复投入。这项判断不扫描驻留缓存；在途集合同步仍有开销，且官方TTL清理仍可能随缓存条目数增长。性能结论须同时报告策略回调与完整模拟器耗时。</w:t>
+      </w:r>
+    </w:p>
+    <w:p>
+      <w:r>
         <w:t>TTL 从提升完成起计算，命中刷新 LRU 而不延长 TTL。缓存键包含设备、SSD 起点和长度，按完整请求精确匹配；目标HBM地址不属于键，HBM里曾经存在数据本身不构成缓存命中。TTL到期与插入时容量不足是独立触发条件；新对象插入时先清理过期项，再按LRU逐个驱逐直到空间足够，不要求被驱逐对象已过期。对象超过整个池容量时拒绝缓存。源路径选择不能改变这套语义。</w:t>
       </w:r>
     </w:p>
@@ -2919,7 +5009,7 @@
     </w:p>
     <w:p>
       <w:r>
-        <w:t>本包扩展数据有明确来源，其中一组独立家族在策略冻结后生成和测试，未用于本次选择。其余输入属于可见验证与回归集。独立家族仍是本地合成数据，不能代替真实隐藏集，也不能据此计算过拟合概率。</w:t>
+        <w:t>本包扩展数据有明确来源。既有随机更新/游走输入及19条缓存准入专项都属于可见回归；24条到达变化、错峰热点、TTL周转和偏斜复用的新组合在当前策略冻结后生成，未用于重新选参。留出数据仍是本地合成输入，不能代替真实隐藏集，也不能据此计算过拟合概率。</w:t>
       </w:r>
     </w:p>
     <w:p>
@@ -2960,7 +5050,7 @@
     </w:p>
     <w:p>
       <w:r>
-        <w:t>本报告只对应随包唯一提交策略。源码 SHA256：6a30c42d1a939b131290c2802a1b2942fad991cc857dede96cbc3890b8cb22d6；官方 SDK 固定为 6b1666eb908a4cb55a84dc20832d9e57ffc1e4c4。原始公开输入、模拟器及冻结参考成本未修改。</w:t>
+        <w:t>本报告只对应随包唯一提交策略。源码 SHA256：3977a1c70be98264736945b2eeb7a33b508c051a680eb9a024a739877423a08e；官方 SDK 固定为 6b1666eb908a4cb55a84dc20832d9e57ffc1e4c4。原始公开输入、模拟器及冻结参考成本未修改。</w:t>
       </w:r>
     </w:p>
     <w:p>
@@ -2973,7 +5063,7 @@
     </w:p>
     <w:p>
       <w:r>
-        <w:t>39条全部通过官方独立回放。自动分 89.9792/90，其中可行性20.0/20、优化59.9792/60、性能10.0/10。官方贪心为 67.1981/90。设计与可复现性另由评委评分10分，未自动计入；这不是隐藏集成绩或排名。</w:t>
+        <w:t>39条全部通过官方独立回放。自动分 89.9899/90，其中可行性20.0/20、优化59.9899/60、性能10.0/10。官方贪心为 67.1981/90。设计与可复现性另由评委评分10分，未自动计入；这不是隐藏集成绩或排名。</w:t>
       </w:r>
     </w:p>
     <w:p>
@@ -2991,7 +5081,7 @@
     </w:p>
     <w:p>
       <w:r>
-        <w:t>438条不同输入各运行三次，共 1314次提交策略运行及对应官方回放。每次均合法，同一输入三次完整输出SHA256一致。三次重复不是三个独立负载样本。</w:t>
+        <w:t>481条不同输入各运行三次，共 1443次提交策略运行及对应官方回放。每次均合法，同一输入三次完整输出SHA256一致。三次重复不是三个独立负载样本。</w:t>
       </w:r>
     </w:p>
     <w:tbl>
@@ -3448,7 +5538,115 @@
               <w:rPr>
                 <w:sz w:val="18"/>
               </w:rPr>
-              <w:t>冻结后独立家族</w:t>
+              <w:t>复用形态回归</w:t>
+            </w:r>
+          </w:p>
+        </w:tc>
+        <w:tc>
+          <w:tcPr>
+            <w:tcW w:type="dxa" w:w="2520"/>
+          </w:tcPr>
+          <w:p>
+            <w:r>
+              <w:rPr>
+                <w:sz w:val="18"/>
+              </w:rPr>
+              <w:t>24</w:t>
+            </w:r>
+          </w:p>
+        </w:tc>
+        <w:tc>
+          <w:tcPr>
+            <w:tcW w:type="dxa" w:w="2520"/>
+          </w:tcPr>
+          <w:p>
+            <w:r>
+              <w:rPr>
+                <w:sz w:val="18"/>
+              </w:rPr>
+              <w:t>72</w:t>
+            </w:r>
+          </w:p>
+        </w:tc>
+        <w:tc>
+          <w:tcPr>
+            <w:tcW w:type="dxa" w:w="2520"/>
+          </w:tcPr>
+          <w:p>
+            <w:r>
+              <w:rPr>
+                <w:sz w:val="18"/>
+              </w:rPr>
+              <w:t>全部通过且输出一致</w:t>
+            </w:r>
+          </w:p>
+        </w:tc>
+      </w:tr>
+      <w:tr>
+        <w:tc>
+          <w:tcPr>
+            <w:tcW w:type="dxa" w:w="2520"/>
+          </w:tcPr>
+          <w:p>
+            <w:r>
+              <w:rPr>
+                <w:sz w:val="18"/>
+              </w:rPr>
+              <w:t>缓存准入专项</w:t>
+            </w:r>
+          </w:p>
+        </w:tc>
+        <w:tc>
+          <w:tcPr>
+            <w:tcW w:type="dxa" w:w="2520"/>
+          </w:tcPr>
+          <w:p>
+            <w:r>
+              <w:rPr>
+                <w:sz w:val="18"/>
+              </w:rPr>
+              <w:t>19</w:t>
+            </w:r>
+          </w:p>
+        </w:tc>
+        <w:tc>
+          <w:tcPr>
+            <w:tcW w:type="dxa" w:w="2520"/>
+          </w:tcPr>
+          <w:p>
+            <w:r>
+              <w:rPr>
+                <w:sz w:val="18"/>
+              </w:rPr>
+              <w:t>57</w:t>
+            </w:r>
+          </w:p>
+        </w:tc>
+        <w:tc>
+          <w:tcPr>
+            <w:tcW w:type="dxa" w:w="2520"/>
+          </w:tcPr>
+          <w:p>
+            <w:r>
+              <w:rPr>
+                <w:sz w:val="18"/>
+              </w:rPr>
+              <w:t>全部通过且输出一致</w:t>
+            </w:r>
+          </w:p>
+        </w:tc>
+      </w:tr>
+      <w:tr>
+        <w:tc>
+          <w:tcPr>
+            <w:tcW w:type="dxa" w:w="2520"/>
+          </w:tcPr>
+          <w:p>
+            <w:r>
+              <w:rPr>
+                <w:sz w:val="18"/>
+              </w:rPr>
+              <w:t>冻结后留出组合</w:t>
             </w:r>
           </w:p>
         </w:tc>
@@ -3495,7 +5693,7 @@
     </w:tbl>
     <w:p>
       <w:r>
-        <w:t>除官方39条外，其他399条为本地构建。318条使用官方生成器和显式后处理；33条协议级分布/尺寸边界、24条缓存与到达过程专项、24条随机更新/游走等家族独立构造。只有最后24条在此源码冻结后生成且未用于选择。其余数据为可见验证或回归材料，不能称未见测试。所有合成数据都不是主办方隐藏集。</w:t>
+        <w:t>除官方39条外，其他442条为本地构建：318条使用官方生成器及显式后处理，33条协议级分布/尺寸边界、24条缓存与到达过程、24条复用形态回归、19条缓存准入专项，以及24条冻结后留出组合。既有数据与准入专项均为可见验证；只有最后24条在当前源码冻结后生成且未用于重新选参。留出覆盖到达变化、错峰热点、TTL周转和偏斜复用。所有合成数据均非主办方隐藏集。</w:t>
       </w:r>
     </w:p>
     <w:p>
@@ -3508,7 +5706,7 @@
     </w:p>
     <w:p>
       <w:r>
-        <w:t>177条对照中，当前策略和官方贪心均有三次独立运行及回放证据。基线为同一固定二进制；已有确定性基线记录按二进制与输入哈希核验复用。仅比较模型J，不将记录中的墙钟时间用于加速比结论。</w:t>
+        <w:t>220条对照中，当前策略和官方贪心均有三次独立运行及回放证据。基线为同一固定二进制；已有确定性基线记录按二进制与输入哈希核验复用。仅比较模型J，不将记录中的墙钟时间用于加速比结论。</w:t>
       </w:r>
     </w:p>
     <w:tbl>
@@ -3627,7 +5825,7 @@
               <w:rPr>
                 <w:sz w:val="18"/>
               </w:rPr>
-              <w:t>94 / 0 / 2</w:t>
+              <w:t>96 / 0 / 0</w:t>
             </w:r>
           </w:p>
         </w:tc>
@@ -3640,7 +5838,7 @@
               <w:rPr>
                 <w:sz w:val="18"/>
               </w:rPr>
-              <w:t>0.6118</w:t>
+              <w:t>0.6080</w:t>
             </w:r>
           </w:p>
         </w:tc>
@@ -3653,7 +5851,7 @@
               <w:rPr>
                 <w:sz w:val="18"/>
               </w:rPr>
-              <w:t>+7.73%</w:t>
+              <w:t>-0.14%</w:t>
             </w:r>
           </w:p>
         </w:tc>
@@ -3707,7 +5905,7 @@
               <w:rPr>
                 <w:sz w:val="18"/>
               </w:rPr>
-              <w:t>0.4046</w:t>
+              <w:t>0.3985</w:t>
             </w:r>
           </w:p>
         </w:tc>
@@ -3841,7 +6039,7 @@
               <w:rPr>
                 <w:sz w:val="18"/>
               </w:rPr>
-              <w:t>0.9325</w:t>
+              <w:t>0.9323</w:t>
             </w:r>
           </w:p>
         </w:tc>
@@ -3869,7 +6067,7 @@
               <w:rPr>
                 <w:sz w:val="18"/>
               </w:rPr>
-              <w:t>冻结后独立家族</w:t>
+              <w:t>复用形态回归</w:t>
             </w:r>
           </w:p>
         </w:tc>
@@ -3908,7 +6106,7 @@
               <w:rPr>
                 <w:sz w:val="18"/>
               </w:rPr>
-              <w:t>0.8559</w:t>
+              <w:t>0.8507</w:t>
             </w:r>
           </w:p>
         </w:tc>
@@ -3921,7 +6119,141 @@
               <w:rPr>
                 <w:sz w:val="18"/>
               </w:rPr>
-              <w:t>+12.61%</w:t>
+              <w:t>+15.32%</w:t>
+            </w:r>
+          </w:p>
+        </w:tc>
+      </w:tr>
+      <w:tr>
+        <w:tc>
+          <w:tcPr>
+            <w:tcW w:type="dxa" w:w="2016"/>
+          </w:tcPr>
+          <w:p>
+            <w:r>
+              <w:rPr>
+                <w:sz w:val="18"/>
+              </w:rPr>
+              <w:t>缓存准入专项</w:t>
+            </w:r>
+          </w:p>
+        </w:tc>
+        <w:tc>
+          <w:tcPr>
+            <w:tcW w:type="dxa" w:w="2016"/>
+          </w:tcPr>
+          <w:p>
+            <w:r>
+              <w:rPr>
+                <w:sz w:val="18"/>
+              </w:rPr>
+              <w:t>19</w:t>
+            </w:r>
+          </w:p>
+        </w:tc>
+        <w:tc>
+          <w:tcPr>
+            <w:tcW w:type="dxa" w:w="2016"/>
+          </w:tcPr>
+          <w:p>
+            <w:r>
+              <w:rPr>
+                <w:sz w:val="18"/>
+              </w:rPr>
+              <w:t>17 / 1 / 1</w:t>
+            </w:r>
+          </w:p>
+        </w:tc>
+        <w:tc>
+          <w:tcPr>
+            <w:tcW w:type="dxa" w:w="2016"/>
+          </w:tcPr>
+          <w:p>
+            <w:r>
+              <w:rPr>
+                <w:sz w:val="18"/>
+              </w:rPr>
+              <w:t>0.9506</w:t>
+            </w:r>
+          </w:p>
+        </w:tc>
+        <w:tc>
+          <w:tcPr>
+            <w:tcW w:type="dxa" w:w="2016"/>
+          </w:tcPr>
+          <w:p>
+            <w:r>
+              <w:rPr>
+                <w:sz w:val="18"/>
+              </w:rPr>
+              <w:t>+0.00%</w:t>
+            </w:r>
+          </w:p>
+        </w:tc>
+      </w:tr>
+      <w:tr>
+        <w:tc>
+          <w:tcPr>
+            <w:tcW w:type="dxa" w:w="2016"/>
+          </w:tcPr>
+          <w:p>
+            <w:r>
+              <w:rPr>
+                <w:sz w:val="18"/>
+              </w:rPr>
+              <w:t>冻结后留出组合</w:t>
+            </w:r>
+          </w:p>
+        </w:tc>
+        <w:tc>
+          <w:tcPr>
+            <w:tcW w:type="dxa" w:w="2016"/>
+          </w:tcPr>
+          <w:p>
+            <w:r>
+              <w:rPr>
+                <w:sz w:val="18"/>
+              </w:rPr>
+              <w:t>24</w:t>
+            </w:r>
+          </w:p>
+        </w:tc>
+        <w:tc>
+          <w:tcPr>
+            <w:tcW w:type="dxa" w:w="2016"/>
+          </w:tcPr>
+          <w:p>
+            <w:r>
+              <w:rPr>
+                <w:sz w:val="18"/>
+              </w:rPr>
+              <w:t>14 / 0 / 10</w:t>
+            </w:r>
+          </w:p>
+        </w:tc>
+        <w:tc>
+          <w:tcPr>
+            <w:tcW w:type="dxa" w:w="2016"/>
+          </w:tcPr>
+          <w:p>
+            <w:r>
+              <w:rPr>
+                <w:sz w:val="18"/>
+              </w:rPr>
+              <w:t>0.9837</w:t>
+            </w:r>
+          </w:p>
+        </w:tc>
+        <w:tc>
+          <w:tcPr>
+            <w:tcW w:type="dxa" w:w="2016"/>
+          </w:tcPr>
+          <w:p>
+            <w:r>
+              <w:rPr>
+                <w:sz w:val="18"/>
+              </w:rPr>
+              <w:t>+3.35%</w:t>
             </w:r>
           </w:p>
         </w:tc>
@@ -3934,7 +6266,7 @@
     </w:p>
     <w:p>
       <w:r>
-        <w:t>以下展示成本回退最大的输入；完整177条在《扩展成本对照.csv》，没有删除较差结果。</w:t>
+        <w:t>以下展示成本回退最大的输入；完整220条在《扩展成本对照.csv》，没有删除较差结果。</w:t>
       </w:r>
     </w:p>
     <w:tbl>
@@ -4134,7 +6466,7 @@
               <w:rPr>
                 <w:sz w:val="18"/>
               </w:rPr>
-              <w:t>132391</w:t>
+              <w:t>135573</w:t>
             </w:r>
           </w:p>
         </w:tc>
@@ -4160,7 +6492,7 @@
               <w:rPr>
                 <w:sz w:val="18"/>
               </w:rPr>
-              <w:t>+12.61%</w:t>
+              <w:t>+15.32%</w:t>
             </w:r>
           </w:p>
         </w:tc>
@@ -4229,7 +6561,7 @@
               <w:rPr>
                 <w:sz w:val="18"/>
               </w:rPr>
-              <w:t>small_cache_hot_26112729.json</w:t>
+              <w:t>cache_visibility_9337.json</w:t>
             </w:r>
           </w:p>
         </w:tc>
@@ -4242,7 +6574,7 @@
               <w:rPr>
                 <w:sz w:val="18"/>
               </w:rPr>
-              <w:t>87355</w:t>
+              <w:t>457552</w:t>
             </w:r>
           </w:p>
         </w:tc>
@@ -4255,7 +6587,7 @@
               <w:rPr>
                 <w:sz w:val="18"/>
               </w:rPr>
-              <w:t>81085</w:t>
+              <w:t>429182</w:t>
             </w:r>
           </w:p>
         </w:tc>
@@ -4268,7 +6600,7 @@
               <w:rPr>
                 <w:sz w:val="18"/>
               </w:rPr>
-              <w:t>+7.73%</w:t>
+              <w:t>+6.61%</w:t>
             </w:r>
           </w:p>
         </w:tc>
@@ -4283,7 +6615,7 @@
               <w:rPr>
                 <w:sz w:val="18"/>
               </w:rPr>
-              <w:t>cache_visibility_9337.json</w:t>
+              <w:t>length_2097153_batch_8.json</w:t>
             </w:r>
           </w:p>
         </w:tc>
@@ -4296,7 +6628,7 @@
               <w:rPr>
                 <w:sz w:val="18"/>
               </w:rPr>
-              <w:t>457552</w:t>
+              <w:t>7601</w:t>
             </w:r>
           </w:p>
         </w:tc>
@@ -4309,7 +6641,7 @@
               <w:rPr>
                 <w:sz w:val="18"/>
               </w:rPr>
-              <w:t>429182</w:t>
+              <w:t>7157</w:t>
             </w:r>
           </w:p>
         </w:tc>
@@ -4322,7 +6654,7 @@
               <w:rPr>
                 <w:sz w:val="18"/>
               </w:rPr>
-              <w:t>+6.61%</w:t>
+              <w:t>+6.20%</w:t>
             </w:r>
           </w:p>
         </w:tc>
@@ -4337,7 +6669,7 @@
               <w:rPr>
                 <w:sz w:val="18"/>
               </w:rPr>
-              <w:t>length_2097153_batch_8.json</w:t>
+              <w:t>length_8388608_batch_256.json</w:t>
             </w:r>
           </w:p>
         </w:tc>
@@ -4350,7 +6682,7 @@
               <w:rPr>
                 <w:sz w:val="18"/>
               </w:rPr>
-              <w:t>7601</w:t>
+              <w:t>813031</w:t>
             </w:r>
           </w:p>
         </w:tc>
@@ -4363,7 +6695,7 @@
               <w:rPr>
                 <w:sz w:val="18"/>
               </w:rPr>
-              <w:t>7157</w:t>
+              <w:t>783444</w:t>
             </w:r>
           </w:p>
         </w:tc>
@@ -4376,7 +6708,7 @@
               <w:rPr>
                 <w:sz w:val="18"/>
               </w:rPr>
-              <w:t>+6.20%</w:t>
+              <w:t>+3.78%</w:t>
             </w:r>
           </w:p>
         </w:tc>
@@ -4391,7 +6723,7 @@
               <w:rPr>
                 <w:sz w:val="18"/>
               </w:rPr>
-              <w:t>small_cache_hot_26120131.json</w:t>
+              <w:t>cache_visibility_9301.json</w:t>
             </w:r>
           </w:p>
         </w:tc>
@@ -4404,7 +6736,7 @@
               <w:rPr>
                 <w:sz w:val="18"/>
               </w:rPr>
-              <w:t>95737</w:t>
+              <w:t>376088</w:t>
             </w:r>
           </w:p>
         </w:tc>
@@ -4417,7 +6749,7 @@
               <w:rPr>
                 <w:sz w:val="18"/>
               </w:rPr>
-              <w:t>91166</w:t>
+              <w:t>363239</w:t>
             </w:r>
           </w:p>
         </w:tc>
@@ -4430,7 +6762,7 @@
               <w:rPr>
                 <w:sz w:val="18"/>
               </w:rPr>
-              <w:t>+5.01%</w:t>
+              <w:t>+3.54%</w:t>
             </w:r>
           </w:p>
         </w:tc>
@@ -4451,7 +6783,7 @@
     </w:p>
     <w:p>
       <w:r>
-        <w:t>38项功能回归、74项边界/变形及4项评分失败门禁，共 116项检查通过；官方自带框架和生成器检查另通过。74项边界另用AddressSanitizer和UndefinedBehaviorSanitizer执行，没有检测到错误。</w:t>
+        <w:t>38项功能回归、74项边界/变形、19项缓存准入及4项评分失败门禁，共 135项检查通过；官方自带框架和生成器检查另通过。74项边界另用AddressSanitizer和UndefinedBehaviorSanitizer执行，没有检测到错误。</w:t>
       </w:r>
     </w:p>
     <w:p>
@@ -4615,7 +6947,7 @@
               <w:rPr>
                 <w:sz w:val="18"/>
               </w:rPr>
-              <w:t>63.828</w:t>
+              <w:t>66.556</w:t>
             </w:r>
           </w:p>
         </w:tc>
@@ -4628,7 +6960,7 @@
               <w:rPr>
                 <w:sz w:val="18"/>
               </w:rPr>
-              <w:t>65.12</w:t>
+              <w:t>67.56</w:t>
             </w:r>
           </w:p>
         </w:tc>
@@ -4641,7 +6973,7 @@
               <w:rPr>
                 <w:sz w:val="18"/>
               </w:rPr>
-              <w:t>1208.7</w:t>
+              <w:t>1211.4</w:t>
             </w:r>
           </w:p>
         </w:tc>
@@ -4695,7 +7027,7 @@
               <w:rPr>
                 <w:sz w:val="18"/>
               </w:rPr>
-              <w:t>285.575</w:t>
+              <w:t>284.462</w:t>
             </w:r>
           </w:p>
         </w:tc>
@@ -4708,7 +7040,7 @@
               <w:rPr>
                 <w:sz w:val="18"/>
               </w:rPr>
-              <w:t>54.59</w:t>
+              <w:t>54.80</w:t>
             </w:r>
           </w:p>
         </w:tc>
@@ -4721,7 +7053,7 @@
               <w:rPr>
                 <w:sz w:val="18"/>
               </w:rPr>
-              <w:t>833.5</w:t>
+              <w:t>834.9</w:t>
             </w:r>
           </w:p>
         </w:tc>
@@ -4807,7 +7139,7 @@
               <w:rPr>
                 <w:sz w:val="18"/>
               </w:rPr>
-              <w:t>51.162 / 50.993 / 50.614</w:t>
+              <w:t>48.973 / 48.656 / 49.017</w:t>
             </w:r>
           </w:p>
         </w:tc>
@@ -4848,7 +7180,7 @@
               <w:rPr>
                 <w:sz w:val="18"/>
               </w:rPr>
-              <w:t>137.208 / 135.964 / 138.126</w:t>
+              <w:t>130.903 / 132.685 / 132.828</w:t>
             </w:r>
           </w:p>
         </w:tc>
@@ -4889,7 +7221,7 @@
               <w:rPr>
                 <w:sz w:val="18"/>
               </w:rPr>
-              <w:t>1316.281 / 1319.010 / 1321.250</w:t>
+              <w:t>1232.232 / 1257.757 / 1236.816</w:t>
             </w:r>
           </w:p>
         </w:tc>
@@ -4902,7 +7234,7 @@
               <w:rPr>
                 <w:sz w:val="18"/>
               </w:rPr>
-              <w:t>2886.0</w:t>
+              <w:t>2631.9</w:t>
             </w:r>
           </w:p>
         </w:tc>
@@ -4910,7 +7242,7 @@
     </w:tbl>
     <w:p>
       <w:r>
-        <w:t>所测最大决策耗时1321.250ms，小于题面60000ms；所测profile最大RSS为2886.0MiB，小于16384MB限制。程序仍需保存SDK输入输出、未完成请求和缓存状态，不能据此宣称恒定内存或任意规模均安全。百万请求及真实NPU/NVMe部署未验证。</w:t>
+        <w:t>所测最大决策耗时1257.757ms，小于题面60000ms；所测profile最大RSS为2631.9MiB，小于16384MB限制。程序仍需保存SDK输入输出、未完成请求和缓存状态，不能据此宣称恒定内存或任意规模均安全。百万请求及真实NPU/NVMe部署未验证。</w:t>
       </w:r>
     </w:p>
     <w:p>
@@ -5039,12 +7371,12 @@
     </w:p>
     <w:p>
       <w:r>
-        <w:t>solve 输出决策、完成事件和指标，并独立回放；去掉 --prebuilt 时先从源码编译。quick 包含官方框架测试、38 项策略功能检查、74 项边界/变形检查和 4 项评分失败门禁检查。score 对39条官方原始输入计算提交策略与官方贪心分数。</w:t>
+        <w:t>solve 输出决策、完成事件和指标，并独立回放；去掉 --prebuilt 时先从源码编译。quick 包含官方框架测试、38 项策略功能检查、74 项边界/变形检查、19 项缓存准入检查和 4 项评分失败门禁检查。score 对39条官方原始输入计算提交策略与官方贪心分数。</w:t>
       </w:r>
     </w:p>
     <w:p>
       <w:r>
-        <w:t>extended 默认对随包全部438条输入分别运行三次，逐次官方回放并比对输出哈希。compare 对回归、鲁棒性、缓存与到达过程、独立家族共177条输入比较当前策略与官方贪心，双方各三次。scale 对两类十万请求和三类高 iov 负载记录决策耗时与 RSS。完整组合可用 all，耗时明显长于 quick。</w:t>
+        <w:t>extended 默认对随包全部481条输入分别运行三次，逐次官方回放并比对输出哈希。compare 对回归、鲁棒性、缓存与到达过程、复用形态回归、缓存准入和冻结后留出组合共220条输入比较当前策略与官方贪心，双方各三次。scale 对两类十万请求和三类高 iov 负载记录决策耗时与 RSS。完整组合可用 all，耗时明显长于 quick。</w:t>
       </w:r>
     </w:p>
     <w:p>
@@ -5435,7 +7767,89 @@
               <w:rPr>
                 <w:sz w:val="18"/>
               </w:rPr>
-              <w:t>策略冻结后生成的随机更新与游走等独立家族</w:t>
+              <w:t>随机更新与游走等既有复用形态回归</w:t>
+            </w:r>
+          </w:p>
+        </w:tc>
+      </w:tr>
+      <w:tr>
+        <w:tc>
+          <w:tcPr>
+            <w:tcW w:type="dxa" w:w="3360"/>
+          </w:tcPr>
+          <w:p>
+            <w:r>
+              <w:rPr>
+                <w:sz w:val="18"/>
+              </w:rPr>
+              <w:t>fixtures/admission</w:t>
+            </w:r>
+          </w:p>
+        </w:tc>
+        <w:tc>
+          <w:tcPr>
+            <w:tcW w:type="dxa" w:w="3360"/>
+          </w:tcPr>
+          <w:p>
+            <w:r>
+              <w:rPr>
+                <w:sz w:val="18"/>
+              </w:rPr>
+              <w:t>19</w:t>
+            </w:r>
+          </w:p>
+        </w:tc>
+        <w:tc>
+          <w:tcPr>
+            <w:tcW w:type="dxa" w:w="3360"/>
+          </w:tcPr>
+          <w:p>
+            <w:r>
+              <w:rPr>
+                <w:sz w:val="18"/>
+              </w:rPr>
+              <w:t>小池循环、热点替换、稀疏重复与调用收益</w:t>
+            </w:r>
+          </w:p>
+        </w:tc>
+      </w:tr>
+      <w:tr>
+        <w:tc>
+          <w:tcPr>
+            <w:tcW w:type="dxa" w:w="3360"/>
+          </w:tcPr>
+          <w:p>
+            <w:r>
+              <w:rPr>
+                <w:sz w:val="18"/>
+              </w:rPr>
+              <w:t>fixtures/holdout</w:t>
+            </w:r>
+          </w:p>
+        </w:tc>
+        <w:tc>
+          <w:tcPr>
+            <w:tcW w:type="dxa" w:w="3360"/>
+          </w:tcPr>
+          <w:p>
+            <w:r>
+              <w:rPr>
+                <w:sz w:val="18"/>
+              </w:rPr>
+              <w:t>24</w:t>
+            </w:r>
+          </w:p>
+        </w:tc>
+        <w:tc>
+          <w:tcPr>
+            <w:tcW w:type="dxa" w:w="3360"/>
+          </w:tcPr>
+          <w:p>
+            <w:r>
+              <w:rPr>
+                <w:sz w:val="18"/>
+              </w:rPr>
+              <w:t>当前策略冻结后生成的新组合，未用于重新选参</w:t>
             </w:r>
           </w:p>
         </w:tc>
@@ -5562,7 +7976,7 @@
     </w:p>
     <w:p>
       <w:r>
-        <w:t>扩展399条由本地构建并与官方数据分开报告：官方生成器及显式后处理形成318条资源、覆盖、分布和回归输入；另有33条协议级分布/尺寸边界输入、24条缓存与到达过程专项，以及24条在本次策略冻结后生成的独立家族。只有最后24条在本次方案选择时未见；其他数据均属于可见验证或回归材料。输入参数和哈希见04目录各manifest。所有本地合成数据都不等同主办方隐藏集。</w:t>
+        <w:t>扩展442条由本地构建并与官方数据分开报告：官方生成器及显式后处理形成318条资源、覆盖、分布和回归输入；另有33条协议级分布/尺寸边界输入、24条缓存与到达过程专项，以及24条既有随机更新/游走回归、19条缓存准入专项和24条在当前策略冻结后生成的新组合。只有最后24条未用于本次重新选参；其他数据均属于可见验证或回归材料。输入参数和哈希见04目录各manifest。所有本地合成数据都不等同主办方隐藏集。</w:t>
       </w:r>
     </w:p>
     <w:p>
